--- a/DISTRIBUIRANI SISTEMI/DS Teorija by cofyye [2026].docx
+++ b/DISTRIBUIRANI SISTEMI/DS Teorija by cofyye [2026].docx
@@ -4304,142 +4304,119 @@
           <w:sz w:val="28"/>
           <w:szCs w:val="28"/>
         </w:rPr>
-        <w:t xml:space="preserve">22. Koji tipovi grešaka u odnosu na trajanje postoje? Dati primer za svaku od njih. Objasniti razliku između „mirnih" i Vizantijskih grešaka.</w:t>
-      </w:r>
-    </w:p>
-    <w:p>
-      <w:pPr>
-        <w:keepNext/>
-        <w:keepLines/>
-        <w:spacing w:after="80" w:line="276" w:lineRule="auto"/>
-      </w:pPr>
-      <w:r>
-        <w:rPr>
-          <w:rFonts w:ascii="Arial" w:cs="Arial" w:eastAsia="Arial" w:hAnsi="Arial"/>
-          <w:b/>
-          <w:bCs/>
-          <w:sz w:val="27"/>
-          <w:szCs w:val="27"/>
-        </w:rPr>
-        <w:t xml:space="preserve">Prolazne (transient)</w:t>
-      </w:r>
-      <w:r>
-        <w:rPr>
-          <w:rFonts w:ascii="Arial" w:cs="Arial" w:eastAsia="Arial" w:hAnsi="Arial"/>
-          <w:b w:val="false"/>
-          <w:bCs w:val="false"/>
-          <w:sz w:val="27"/>
-          <w:szCs w:val="27"/>
-        </w:rPr>
-        <w:t xml:space="preserve"> — pojave se jednom i nestanu. Primer: istekao timeout za prenos poruke, ali nakon ponovnog slanja poruka je uspešno otposlata.</w:t>
-      </w:r>
-    </w:p>
-    <w:p>
-      <w:pPr>
-        <w:keepNext/>
-        <w:keepLines/>
-        <w:spacing w:after="80" w:line="276" w:lineRule="auto"/>
-      </w:pPr>
-      <w:r>
-        <w:rPr>
-          <w:rFonts w:ascii="Arial" w:cs="Arial" w:eastAsia="Arial" w:hAnsi="Arial"/>
-          <w:b/>
-          <w:bCs/>
-          <w:sz w:val="27"/>
-          <w:szCs w:val="27"/>
-        </w:rPr>
-        <w:t xml:space="preserve">Periodične (intermittent)</w:t>
-      </w:r>
-      <w:r>
-        <w:rPr>
-          <w:rFonts w:ascii="Arial" w:cs="Arial" w:eastAsia="Arial" w:hAnsi="Arial"/>
-          <w:b w:val="false"/>
-          <w:bCs w:val="false"/>
-          <w:sz w:val="27"/>
-          <w:szCs w:val="27"/>
-        </w:rPr>
-        <w:t xml:space="preserve"> — greška se pojavi, nestane, pa se ponovo pojavi. Najnezgodniji tip grešaka. Primer: greška u mrežnom kablu kod koga postoji povremeni prekid.</w:t>
-      </w:r>
-    </w:p>
-    <w:p>
-      <w:pPr>
-        <w:keepNext/>
-        <w:keepLines/>
-        <w:spacing w:after="80" w:line="276" w:lineRule="auto"/>
-      </w:pPr>
-      <w:r>
-        <w:rPr>
-          <w:rFonts w:ascii="Arial" w:cs="Arial" w:eastAsia="Arial" w:hAnsi="Arial"/>
-          <w:b/>
-          <w:bCs/>
-          <w:sz w:val="27"/>
-          <w:szCs w:val="27"/>
-        </w:rPr>
-        <w:t xml:space="preserve">Stalne (permanent)</w:t>
-      </w:r>
-      <w:r>
-        <w:rPr>
-          <w:rFonts w:ascii="Arial" w:cs="Arial" w:eastAsia="Arial" w:hAnsi="Arial"/>
-          <w:b w:val="false"/>
-          <w:bCs w:val="false"/>
-          <w:sz w:val="27"/>
-          <w:szCs w:val="27"/>
-        </w:rPr>
-        <w:t xml:space="preserve"> — postoje sve dok se komponenta ne zameni ispravnom. Primer: greška u hard disku, pregorela komponenta, bagovit softver.</w:t>
-      </w:r>
-    </w:p>
-    <w:p>
-      <w:pPr>
-        <w:keepNext/>
-        <w:keepLines/>
-        <w:spacing w:after="80" w:line="276" w:lineRule="auto"/>
-      </w:pPr>
-      <w:r>
-        <w:rPr>
-          <w:rFonts w:ascii="Arial" w:cs="Arial" w:eastAsia="Arial" w:hAnsi="Arial"/>
-          <w:b/>
-          <w:bCs/>
-          <w:sz w:val="27"/>
-          <w:szCs w:val="27"/>
-        </w:rPr>
-        <w:t xml:space="preserve">Mirna greška</w:t>
-      </w:r>
-      <w:r>
-        <w:rPr>
-          <w:rFonts w:ascii="Arial" w:cs="Arial" w:eastAsia="Arial" w:hAnsi="Arial"/>
-          <w:b w:val="false"/>
-          <w:bCs w:val="false"/>
-          <w:sz w:val="27"/>
-          <w:szCs w:val="27"/>
-        </w:rPr>
-        <w:t xml:space="preserve"> — komponenta prestaje sa radom i ne generiše nikakav rezultat ili generiše poruku o grešci.</w:t>
-      </w:r>
-    </w:p>
-    <w:p>
-      <w:pPr>
-        <w:keepNext w:val="false"/>
-        <w:keepLines/>
-        <w:spacing w:after="80" w:line="276" w:lineRule="auto"/>
-      </w:pPr>
-      <w:r>
-        <w:rPr>
-          <w:rFonts w:ascii="Arial" w:cs="Arial" w:eastAsia="Arial" w:hAnsi="Arial"/>
-          <w:b/>
-          <w:bCs/>
-          <w:sz w:val="27"/>
-          <w:szCs w:val="27"/>
-        </w:rPr>
-        <w:t xml:space="preserve">Vizantijska greška</w:t>
-      </w:r>
-      <w:r>
-        <w:rPr>
-          <w:rFonts w:ascii="Arial" w:cs="Arial" w:eastAsia="Arial" w:hAnsi="Arial"/>
-          <w:b w:val="false"/>
-          <w:bCs w:val="false"/>
-          <w:sz w:val="27"/>
-          <w:szCs w:val="27"/>
-        </w:rPr>
-        <w:t xml:space="preserve"> — komponenta nastavlja sa radom i generiše pogrešan rezultat; nema jasne naznake da li je komponenta otkazala.</w:t>
+        <w:t xml:space="preserve">36. Šta je definicija potpuno uređene grupne komunikacije?</w:t>
+      </w:r>
+    </w:p>
+    <w:p>
+      <w:pPr>
+        <w:keepNext/>
+        <w:keepLines/>
+        <w:spacing w:after="60" w:line="276" w:lineRule="auto"/>
+        <w:ind w:left="283"/>
+      </w:pPr>
+      <w:r>
+        <w:rPr>
+          <w:rFonts w:ascii="Segoe UI Symbol" w:cs="Segoe UI Symbol" w:eastAsia="Segoe UI Symbol" w:hAnsi="Segoe UI Symbol"/>
+          <w:b w:val="false"/>
+          <w:bCs w:val="false"/>
+          <w:sz w:val="27"/>
+          <w:szCs w:val="27"/>
+        </w:rPr>
+        <w:t xml:space="preserve">✗ </w:t>
+      </w:r>
+      <w:r>
+        <w:rPr>
+          <w:rFonts w:ascii="Arial" w:cs="Arial" w:eastAsia="Arial" w:hAnsi="Arial"/>
+          <w:b w:val="false"/>
+          <w:bCs w:val="false"/>
+          <w:sz w:val="27"/>
+          <w:szCs w:val="27"/>
+        </w:rPr>
+        <w:t xml:space="preserve">a) poruke se isporučuju procesima u FIFO redosledu</w:t>
+      </w:r>
+    </w:p>
+    <w:p>
+      <w:pPr>
+        <w:keepNext/>
+        <w:keepLines/>
+        <w:spacing w:after="60" w:line="276" w:lineRule="auto"/>
+        <w:ind w:left="283"/>
+      </w:pPr>
+      <w:r>
+        <w:rPr>
+          <w:rFonts w:ascii="Segoe UI Symbol" w:cs="Segoe UI Symbol" w:eastAsia="Segoe UI Symbol" w:hAnsi="Segoe UI Symbol"/>
+          <w:b w:val="false"/>
+          <w:bCs w:val="false"/>
+          <w:sz w:val="27"/>
+          <w:szCs w:val="27"/>
+        </w:rPr>
+        <w:t xml:space="preserve">✗ </w:t>
+      </w:r>
+      <w:r>
+        <w:rPr>
+          <w:rFonts w:ascii="Arial" w:cs="Arial" w:eastAsia="Arial" w:hAnsi="Arial"/>
+          <w:b w:val="false"/>
+          <w:bCs w:val="false"/>
+          <w:sz w:val="27"/>
+          <w:szCs w:val="27"/>
+        </w:rPr>
+        <w:t xml:space="preserve">b) poruke se procesima isporučuju po redosledu realnog vremena</w:t>
+      </w:r>
+    </w:p>
+    <w:p>
+      <w:pPr>
+        <w:keepNext/>
+        <w:keepLines/>
+        <w:spacing w:after="60" w:line="276" w:lineRule="auto"/>
+        <w:ind w:left="283"/>
+      </w:pPr>
+      <w:r>
+        <w:rPr>
+          <w:rFonts w:ascii="Segoe UI Symbol" w:cs="Segoe UI Symbol" w:eastAsia="Segoe UI Symbol" w:hAnsi="Segoe UI Symbol"/>
+          <w:b w:val="false"/>
+          <w:bCs w:val="false"/>
+          <w:sz w:val="27"/>
+          <w:szCs w:val="27"/>
+        </w:rPr>
+        <w:t xml:space="preserve">✗ </w:t>
+      </w:r>
+      <w:r>
+        <w:rPr>
+          <w:rFonts w:ascii="Arial" w:cs="Arial" w:eastAsia="Arial" w:hAnsi="Arial"/>
+          <w:b w:val="false"/>
+          <w:bCs w:val="false"/>
+          <w:sz w:val="27"/>
+          <w:szCs w:val="27"/>
+        </w:rPr>
+        <w:t xml:space="preserve">c) poruke se isporučuju procesima po redosledu „desilo se pre"</w:t>
+      </w:r>
+    </w:p>
+    <w:p>
+      <w:pPr>
+        <w:keepNext w:val="false"/>
+        <w:keepLines/>
+        <w:spacing w:after="60" w:line="276" w:lineRule="auto"/>
+        <w:ind w:left="283"/>
+      </w:pPr>
+      <w:r>
+        <w:rPr>
+          <w:rFonts w:ascii="Segoe UI Symbol" w:cs="Segoe UI Symbol" w:eastAsia="Segoe UI Symbol" w:hAnsi="Segoe UI Symbol"/>
+          <w:b/>
+          <w:bCs/>
+          <w:sz w:val="27"/>
+          <w:szCs w:val="27"/>
+        </w:rPr>
+        <w:t xml:space="preserve">✓ </w:t>
+      </w:r>
+      <w:r>
+        <w:rPr>
+          <w:rFonts w:ascii="Arial" w:cs="Arial" w:eastAsia="Arial" w:hAnsi="Arial"/>
+          <w:b/>
+          <w:bCs/>
+          <w:sz w:val="27"/>
+          <w:szCs w:val="27"/>
+        </w:rPr>
+        <w:t xml:space="preserve">d) poruke se isporučuju svim procesima po istom redosledu (TAČNO)</w:t>
       </w:r>
     </w:p>
     <w:p>
@@ -4462,219 +4439,142 @@
           <w:sz w:val="28"/>
           <w:szCs w:val="28"/>
         </w:rPr>
-        <w:t xml:space="preserve">23. Šta se podrazumeva pod raspoloživošću a šta pod pouzdanošću sistema? Koliko je replika potrebno ako se mora tolerisati: a) f mirnih grešaka; b) f grešaka Vizantijskog tipa; c) f grešaka Vizantijskog tipa pri čemu sistem mora postići konsenzus?</w:t>
-      </w:r>
-    </w:p>
-    <w:p>
-      <w:pPr>
-        <w:keepNext/>
-        <w:keepLines/>
-        <w:spacing w:after="80" w:line="276" w:lineRule="auto"/>
-      </w:pPr>
-      <w:r>
-        <w:rPr>
-          <w:rFonts w:ascii="Arial" w:cs="Arial" w:eastAsia="Arial" w:hAnsi="Arial"/>
-          <w:b/>
-          <w:bCs/>
-          <w:sz w:val="27"/>
-          <w:szCs w:val="27"/>
-        </w:rPr>
-        <w:t xml:space="preserve">Raspoloživost</w:t>
-      </w:r>
-      <w:r>
-        <w:rPr>
-          <w:rFonts w:ascii="Arial" w:cs="Arial" w:eastAsia="Arial" w:hAnsi="Arial"/>
-          <w:b w:val="false"/>
-          <w:bCs w:val="false"/>
-          <w:sz w:val="27"/>
-          <w:szCs w:val="27"/>
-        </w:rPr>
-        <w:t xml:space="preserve"> — sistem koji je spreman za korišćenje u trenutku kada je to potrebno.</w:t>
-      </w:r>
-    </w:p>
-    <w:p>
-      <w:pPr>
-        <w:keepNext/>
-        <w:keepLines/>
-        <w:spacing w:after="80" w:line="276" w:lineRule="auto"/>
-      </w:pPr>
-      <w:r>
-        <w:rPr>
-          <w:rFonts w:ascii="Arial" w:cs="Arial" w:eastAsia="Arial" w:hAnsi="Arial"/>
-          <w:b/>
-          <w:bCs/>
-          <w:sz w:val="27"/>
-          <w:szCs w:val="27"/>
-        </w:rPr>
-        <w:t xml:space="preserve">Pouzdanost</w:t>
-      </w:r>
-      <w:r>
-        <w:rPr>
-          <w:rFonts w:ascii="Arial" w:cs="Arial" w:eastAsia="Arial" w:hAnsi="Arial"/>
-          <w:b w:val="false"/>
-          <w:bCs w:val="false"/>
-          <w:sz w:val="27"/>
-          <w:szCs w:val="27"/>
-        </w:rPr>
-        <w:t xml:space="preserve"> — osobina sistema da kontinualno radi (duže vreme) bez nastupanja grešaka.</w:t>
-      </w:r>
-    </w:p>
-    <w:p>
-      <w:pPr>
-        <w:keepNext/>
-        <w:keepLines/>
-        <w:spacing w:after="80" w:line="276" w:lineRule="auto"/>
-      </w:pPr>
-      <w:r>
-        <w:rPr>
-          <w:rFonts w:ascii="Arial" w:cs="Arial" w:eastAsia="Arial" w:hAnsi="Arial"/>
-          <w:b w:val="false"/>
-          <w:bCs w:val="false"/>
-          <w:sz w:val="27"/>
-          <w:szCs w:val="27"/>
-        </w:rPr>
-        <w:t xml:space="preserve">Razlika je u vremenu: raspoloživost se odnosi na konkretan trenutak, a pouzdanost na dug vremenski period.</w:t>
-      </w:r>
-    </w:p>
-    <w:p>
-      <w:pPr>
-        <w:keepNext/>
-        <w:keepLines/>
-        <w:spacing w:after="80" w:line="276" w:lineRule="auto"/>
-      </w:pPr>
-      <w:r>
-        <w:rPr>
-          <w:rFonts w:ascii="Arial" w:cs="Arial" w:eastAsia="Arial" w:hAnsi="Arial"/>
-          <w:b/>
-          <w:bCs/>
-          <w:sz w:val="27"/>
-          <w:szCs w:val="27"/>
-        </w:rPr>
-        <w:t xml:space="preserve">a)</w:t>
-      </w:r>
-      <w:r>
-        <w:rPr>
-          <w:rFonts w:ascii="Arial" w:cs="Arial" w:eastAsia="Arial" w:hAnsi="Arial"/>
-          <w:b w:val="false"/>
-          <w:bCs w:val="false"/>
-          <w:sz w:val="27"/>
-          <w:szCs w:val="27"/>
-        </w:rPr>
-        <w:t xml:space="preserve"> f mirnih grešaka → </w:t>
-      </w:r>
-      <w:r>
-        <w:rPr>
-          <w:rFonts w:ascii="Arial" w:cs="Arial" w:eastAsia="Arial" w:hAnsi="Arial"/>
-          <w:b/>
-          <w:bCs/>
-          <w:sz w:val="27"/>
-          <w:szCs w:val="27"/>
-        </w:rPr>
-        <w:t xml:space="preserve">f + 1</w:t>
-      </w:r>
-      <w:r>
-        <w:rPr>
-          <w:rFonts w:ascii="Arial" w:cs="Arial" w:eastAsia="Arial" w:hAnsi="Arial"/>
-          <w:b w:val="false"/>
-          <w:bCs w:val="false"/>
-          <w:sz w:val="27"/>
-          <w:szCs w:val="27"/>
-        </w:rPr>
-        <w:t xml:space="preserve"> replika</w:t>
-      </w:r>
-    </w:p>
-    <w:p>
-      <w:pPr>
-        <w:keepNext/>
-        <w:keepLines/>
-        <w:spacing w:after="80" w:line="276" w:lineRule="auto"/>
-      </w:pPr>
-      <w:r>
-        <w:rPr>
-          <w:rFonts w:ascii="Arial" w:cs="Arial" w:eastAsia="Arial" w:hAnsi="Arial"/>
-          <w:b/>
-          <w:bCs/>
-          <w:sz w:val="27"/>
-          <w:szCs w:val="27"/>
-        </w:rPr>
-        <w:t xml:space="preserve">b)</w:t>
-      </w:r>
-      <w:r>
-        <w:rPr>
-          <w:rFonts w:ascii="Arial" w:cs="Arial" w:eastAsia="Arial" w:hAnsi="Arial"/>
-          <w:b w:val="false"/>
-          <w:bCs w:val="false"/>
-          <w:sz w:val="27"/>
-          <w:szCs w:val="27"/>
-        </w:rPr>
-        <w:t xml:space="preserve"> f Vizantijskih grešaka → </w:t>
-      </w:r>
-      <w:r>
-        <w:rPr>
-          <w:rFonts w:ascii="Arial" w:cs="Arial" w:eastAsia="Arial" w:hAnsi="Arial"/>
-          <w:b/>
-          <w:bCs/>
-          <w:sz w:val="27"/>
-          <w:szCs w:val="27"/>
-        </w:rPr>
-        <w:t xml:space="preserve">2f + 1</w:t>
-      </w:r>
-      <w:r>
-        <w:rPr>
-          <w:rFonts w:ascii="Arial" w:cs="Arial" w:eastAsia="Arial" w:hAnsi="Arial"/>
-          <w:b w:val="false"/>
-          <w:bCs w:val="false"/>
-          <w:sz w:val="27"/>
-          <w:szCs w:val="27"/>
-        </w:rPr>
-        <w:t xml:space="preserve"> replika (većinsko glasanje)</w:t>
-      </w:r>
-    </w:p>
-    <w:p>
-      <w:pPr>
-        <w:keepNext w:val="false"/>
-        <w:keepLines/>
-        <w:spacing w:after="80" w:line="276" w:lineRule="auto"/>
-      </w:pPr>
-      <w:r>
-        <w:rPr>
-          <w:rFonts w:ascii="Arial" w:cs="Arial" w:eastAsia="Arial" w:hAnsi="Arial"/>
-          <w:b/>
-          <w:bCs/>
-          <w:sz w:val="27"/>
-          <w:szCs w:val="27"/>
-        </w:rPr>
-        <w:t xml:space="preserve">c)</w:t>
-      </w:r>
-      <w:r>
-        <w:rPr>
-          <w:rFonts w:ascii="Arial" w:cs="Arial" w:eastAsia="Arial" w:hAnsi="Arial"/>
-          <w:b w:val="false"/>
-          <w:bCs w:val="false"/>
-          <w:sz w:val="27"/>
-          <w:szCs w:val="27"/>
-        </w:rPr>
-        <w:t xml:space="preserve"> f Vizantijskih grešaka uz konsenzus → </w:t>
-      </w:r>
-      <w:r>
-        <w:rPr>
-          <w:rFonts w:ascii="Arial" w:cs="Arial" w:eastAsia="Arial" w:hAnsi="Arial"/>
-          <w:b/>
-          <w:bCs/>
-          <w:sz w:val="27"/>
-          <w:szCs w:val="27"/>
-        </w:rPr>
-        <w:t xml:space="preserve">3f + 1</w:t>
-      </w:r>
-      <w:r>
-        <w:rPr>
-          <w:rFonts w:ascii="Arial" w:cs="Arial" w:eastAsia="Arial" w:hAnsi="Arial"/>
-          <w:b w:val="false"/>
-          <w:bCs w:val="false"/>
-          <w:sz w:val="27"/>
-          <w:szCs w:val="27"/>
-        </w:rPr>
-        <w:t xml:space="preserve"> replika (bar 2f+1 lojalnih, više od 2/3)</w:t>
+        <w:t xml:space="preserve">22. Koji tipovi grešaka u odnosu na trajanje postoje? Dati primer za svaku od njih. Objasniti razliku između „mirnih" i Vizantijskih grešaka.</w:t>
+      </w:r>
+    </w:p>
+    <w:p>
+      <w:pPr>
+        <w:keepNext/>
+        <w:keepLines/>
+        <w:spacing w:after="80" w:line="276" w:lineRule="auto"/>
+      </w:pPr>
+      <w:r>
+        <w:rPr>
+          <w:rFonts w:ascii="Arial" w:cs="Arial" w:eastAsia="Arial" w:hAnsi="Arial"/>
+          <w:b/>
+          <w:bCs/>
+          <w:sz w:val="27"/>
+          <w:szCs w:val="27"/>
+        </w:rPr>
+        <w:t xml:space="preserve">Prolazne (transient)</w:t>
+      </w:r>
+      <w:r>
+        <w:rPr>
+          <w:rFonts w:ascii="Arial" w:cs="Arial" w:eastAsia="Arial" w:hAnsi="Arial"/>
+          <w:b w:val="false"/>
+          <w:bCs w:val="false"/>
+          <w:sz w:val="27"/>
+          <w:szCs w:val="27"/>
+        </w:rPr>
+        <w:t xml:space="preserve"> — pojave se jednom i nestanu. Primer: istekao timeout za prenos poruke, ali nakon ponovnog slanja poruka je uspešno otposlata.</w:t>
+      </w:r>
+    </w:p>
+    <w:p>
+      <w:pPr>
+        <w:keepNext/>
+        <w:keepLines/>
+        <w:spacing w:after="80" w:line="276" w:lineRule="auto"/>
+      </w:pPr>
+      <w:r>
+        <w:rPr>
+          <w:rFonts w:ascii="Arial" w:cs="Arial" w:eastAsia="Arial" w:hAnsi="Arial"/>
+          <w:b/>
+          <w:bCs/>
+          <w:sz w:val="27"/>
+          <w:szCs w:val="27"/>
+        </w:rPr>
+        <w:t xml:space="preserve">Periodične (intermittent)</w:t>
+      </w:r>
+      <w:r>
+        <w:rPr>
+          <w:rFonts w:ascii="Arial" w:cs="Arial" w:eastAsia="Arial" w:hAnsi="Arial"/>
+          <w:b w:val="false"/>
+          <w:bCs w:val="false"/>
+          <w:sz w:val="27"/>
+          <w:szCs w:val="27"/>
+        </w:rPr>
+        <w:t xml:space="preserve"> — greška se pojavi, nestane, pa se ponovo pojavi. Najnezgodniji tip grešaka. Primer: greška u mrežnom kablu kod koga postoji povremeni prekid.</w:t>
+      </w:r>
+    </w:p>
+    <w:p>
+      <w:pPr>
+        <w:keepNext/>
+        <w:keepLines/>
+        <w:spacing w:after="80" w:line="276" w:lineRule="auto"/>
+      </w:pPr>
+      <w:r>
+        <w:rPr>
+          <w:rFonts w:ascii="Arial" w:cs="Arial" w:eastAsia="Arial" w:hAnsi="Arial"/>
+          <w:b/>
+          <w:bCs/>
+          <w:sz w:val="27"/>
+          <w:szCs w:val="27"/>
+        </w:rPr>
+        <w:t xml:space="preserve">Stalne (permanent)</w:t>
+      </w:r>
+      <w:r>
+        <w:rPr>
+          <w:rFonts w:ascii="Arial" w:cs="Arial" w:eastAsia="Arial" w:hAnsi="Arial"/>
+          <w:b w:val="false"/>
+          <w:bCs w:val="false"/>
+          <w:sz w:val="27"/>
+          <w:szCs w:val="27"/>
+        </w:rPr>
+        <w:t xml:space="preserve"> — postoje sve dok se komponenta ne zameni ispravnom. Primer: greška u hard disku, pregorela komponenta, bagovit softver.</w:t>
+      </w:r>
+    </w:p>
+    <w:p>
+      <w:pPr>
+        <w:keepNext/>
+        <w:keepLines/>
+        <w:spacing w:after="80" w:line="276" w:lineRule="auto"/>
+      </w:pPr>
+      <w:r>
+        <w:rPr>
+          <w:rFonts w:ascii="Arial" w:cs="Arial" w:eastAsia="Arial" w:hAnsi="Arial"/>
+          <w:b/>
+          <w:bCs/>
+          <w:sz w:val="27"/>
+          <w:szCs w:val="27"/>
+        </w:rPr>
+        <w:t xml:space="preserve">Mirna greška</w:t>
+      </w:r>
+      <w:r>
+        <w:rPr>
+          <w:rFonts w:ascii="Arial" w:cs="Arial" w:eastAsia="Arial" w:hAnsi="Arial"/>
+          <w:b w:val="false"/>
+          <w:bCs w:val="false"/>
+          <w:sz w:val="27"/>
+          <w:szCs w:val="27"/>
+        </w:rPr>
+        <w:t xml:space="preserve"> — komponenta prestaje sa radom i ne generiše nikakav rezultat ili generiše poruku o grešci.</w:t>
+      </w:r>
+    </w:p>
+    <w:p>
+      <w:pPr>
+        <w:keepNext w:val="false"/>
+        <w:keepLines/>
+        <w:spacing w:after="80" w:line="276" w:lineRule="auto"/>
+      </w:pPr>
+      <w:r>
+        <w:rPr>
+          <w:rFonts w:ascii="Arial" w:cs="Arial" w:eastAsia="Arial" w:hAnsi="Arial"/>
+          <w:b/>
+          <w:bCs/>
+          <w:sz w:val="27"/>
+          <w:szCs w:val="27"/>
+        </w:rPr>
+        <w:t xml:space="preserve">Vizantijska greška</w:t>
+      </w:r>
+      <w:r>
+        <w:rPr>
+          <w:rFonts w:ascii="Arial" w:cs="Arial" w:eastAsia="Arial" w:hAnsi="Arial"/>
+          <w:b w:val="false"/>
+          <w:bCs w:val="false"/>
+          <w:sz w:val="27"/>
+          <w:szCs w:val="27"/>
+        </w:rPr>
+        <w:t xml:space="preserve"> — komponenta nastavlja sa radom i generiše pogrešan rezultat; nema jasne naznake da li je komponenta otkazala.</w:t>
       </w:r>
     </w:p>
     <w:p>
@@ -4697,6 +4597,376 @@
           <w:sz w:val="28"/>
           <w:szCs w:val="28"/>
         </w:rPr>
+        <w:t xml:space="preserve">23. Šta se podrazumeva pod raspoloživošću a šta pod pouzdanošću sistema? Koliko je replika potrebno ako se mora tolerisati: a) f mirnih grešaka; b) f grešaka Vizantijskog tipa; c) f grešaka Vizantijskog tipa pri čemu sistem mora postići konsenzus?</w:t>
+      </w:r>
+    </w:p>
+    <w:p>
+      <w:pPr>
+        <w:keepNext/>
+        <w:keepLines/>
+        <w:spacing w:after="80" w:line="276" w:lineRule="auto"/>
+      </w:pPr>
+      <w:r>
+        <w:rPr>
+          <w:rFonts w:ascii="Arial" w:cs="Arial" w:eastAsia="Arial" w:hAnsi="Arial"/>
+          <w:b/>
+          <w:bCs/>
+          <w:sz w:val="27"/>
+          <w:szCs w:val="27"/>
+        </w:rPr>
+        <w:t xml:space="preserve">Raspoloživost</w:t>
+      </w:r>
+      <w:r>
+        <w:rPr>
+          <w:rFonts w:ascii="Arial" w:cs="Arial" w:eastAsia="Arial" w:hAnsi="Arial"/>
+          <w:b w:val="false"/>
+          <w:bCs w:val="false"/>
+          <w:sz w:val="27"/>
+          <w:szCs w:val="27"/>
+        </w:rPr>
+        <w:t xml:space="preserve"> — sistem koji je spreman za korišćenje u trenutku kada je to potrebno.</w:t>
+      </w:r>
+    </w:p>
+    <w:p>
+      <w:pPr>
+        <w:keepNext/>
+        <w:keepLines/>
+        <w:spacing w:after="80" w:line="276" w:lineRule="auto"/>
+      </w:pPr>
+      <w:r>
+        <w:rPr>
+          <w:rFonts w:ascii="Arial" w:cs="Arial" w:eastAsia="Arial" w:hAnsi="Arial"/>
+          <w:b/>
+          <w:bCs/>
+          <w:sz w:val="27"/>
+          <w:szCs w:val="27"/>
+        </w:rPr>
+        <w:t xml:space="preserve">Pouzdanost</w:t>
+      </w:r>
+      <w:r>
+        <w:rPr>
+          <w:rFonts w:ascii="Arial" w:cs="Arial" w:eastAsia="Arial" w:hAnsi="Arial"/>
+          <w:b w:val="false"/>
+          <w:bCs w:val="false"/>
+          <w:sz w:val="27"/>
+          <w:szCs w:val="27"/>
+        </w:rPr>
+        <w:t xml:space="preserve"> — osobina sistema da kontinualno radi (duže vreme) bez nastupanja grešaka.</w:t>
+      </w:r>
+    </w:p>
+    <w:p>
+      <w:pPr>
+        <w:keepNext/>
+        <w:keepLines/>
+        <w:spacing w:after="80" w:line="276" w:lineRule="auto"/>
+      </w:pPr>
+      <w:r>
+        <w:rPr>
+          <w:rFonts w:ascii="Arial" w:cs="Arial" w:eastAsia="Arial" w:hAnsi="Arial"/>
+          <w:b w:val="false"/>
+          <w:bCs w:val="false"/>
+          <w:sz w:val="27"/>
+          <w:szCs w:val="27"/>
+        </w:rPr>
+        <w:t xml:space="preserve">Razlika je u vremenu: raspoloživost se odnosi na konkretan trenutak, a pouzdanost na dug vremenski period.</w:t>
+      </w:r>
+    </w:p>
+    <w:p>
+      <w:pPr>
+        <w:keepNext/>
+        <w:keepLines/>
+        <w:spacing w:after="80" w:line="276" w:lineRule="auto"/>
+      </w:pPr>
+      <w:r>
+        <w:rPr>
+          <w:rFonts w:ascii="Arial" w:cs="Arial" w:eastAsia="Arial" w:hAnsi="Arial"/>
+          <w:b/>
+          <w:bCs/>
+          <w:sz w:val="27"/>
+          <w:szCs w:val="27"/>
+        </w:rPr>
+        <w:t xml:space="preserve">a)</w:t>
+      </w:r>
+      <w:r>
+        <w:rPr>
+          <w:rFonts w:ascii="Arial" w:cs="Arial" w:eastAsia="Arial" w:hAnsi="Arial"/>
+          <w:b w:val="false"/>
+          <w:bCs w:val="false"/>
+          <w:sz w:val="27"/>
+          <w:szCs w:val="27"/>
+        </w:rPr>
+        <w:t xml:space="preserve"> f mirnih grešaka → </w:t>
+      </w:r>
+      <w:r>
+        <w:rPr>
+          <w:rFonts w:ascii="Arial" w:cs="Arial" w:eastAsia="Arial" w:hAnsi="Arial"/>
+          <w:b/>
+          <w:bCs/>
+          <w:sz w:val="27"/>
+          <w:szCs w:val="27"/>
+        </w:rPr>
+        <w:t xml:space="preserve">f + 1</w:t>
+      </w:r>
+      <w:r>
+        <w:rPr>
+          <w:rFonts w:ascii="Arial" w:cs="Arial" w:eastAsia="Arial" w:hAnsi="Arial"/>
+          <w:b w:val="false"/>
+          <w:bCs w:val="false"/>
+          <w:sz w:val="27"/>
+          <w:szCs w:val="27"/>
+        </w:rPr>
+        <w:t xml:space="preserve"> replika</w:t>
+      </w:r>
+    </w:p>
+    <w:p>
+      <w:pPr>
+        <w:keepNext/>
+        <w:keepLines/>
+        <w:spacing w:after="80" w:line="276" w:lineRule="auto"/>
+      </w:pPr>
+      <w:r>
+        <w:rPr>
+          <w:rFonts w:ascii="Arial" w:cs="Arial" w:eastAsia="Arial" w:hAnsi="Arial"/>
+          <w:b/>
+          <w:bCs/>
+          <w:sz w:val="27"/>
+          <w:szCs w:val="27"/>
+        </w:rPr>
+        <w:t xml:space="preserve">b)</w:t>
+      </w:r>
+      <w:r>
+        <w:rPr>
+          <w:rFonts w:ascii="Arial" w:cs="Arial" w:eastAsia="Arial" w:hAnsi="Arial"/>
+          <w:b w:val="false"/>
+          <w:bCs w:val="false"/>
+          <w:sz w:val="27"/>
+          <w:szCs w:val="27"/>
+        </w:rPr>
+        <w:t xml:space="preserve"> f Vizantijskih grešaka → </w:t>
+      </w:r>
+      <w:r>
+        <w:rPr>
+          <w:rFonts w:ascii="Arial" w:cs="Arial" w:eastAsia="Arial" w:hAnsi="Arial"/>
+          <w:b/>
+          <w:bCs/>
+          <w:sz w:val="27"/>
+          <w:szCs w:val="27"/>
+        </w:rPr>
+        <w:t xml:space="preserve">2f + 1</w:t>
+      </w:r>
+      <w:r>
+        <w:rPr>
+          <w:rFonts w:ascii="Arial" w:cs="Arial" w:eastAsia="Arial" w:hAnsi="Arial"/>
+          <w:b w:val="false"/>
+          <w:bCs w:val="false"/>
+          <w:sz w:val="27"/>
+          <w:szCs w:val="27"/>
+        </w:rPr>
+        <w:t xml:space="preserve"> replika (većinsko glasanje)</w:t>
+      </w:r>
+    </w:p>
+    <w:p>
+      <w:pPr>
+        <w:keepNext w:val="false"/>
+        <w:keepLines/>
+        <w:spacing w:after="80" w:line="276" w:lineRule="auto"/>
+      </w:pPr>
+      <w:r>
+        <w:rPr>
+          <w:rFonts w:ascii="Arial" w:cs="Arial" w:eastAsia="Arial" w:hAnsi="Arial"/>
+          <w:b/>
+          <w:bCs/>
+          <w:sz w:val="27"/>
+          <w:szCs w:val="27"/>
+        </w:rPr>
+        <w:t xml:space="preserve">c)</w:t>
+      </w:r>
+      <w:r>
+        <w:rPr>
+          <w:rFonts w:ascii="Arial" w:cs="Arial" w:eastAsia="Arial" w:hAnsi="Arial"/>
+          <w:b w:val="false"/>
+          <w:bCs w:val="false"/>
+          <w:sz w:val="27"/>
+          <w:szCs w:val="27"/>
+        </w:rPr>
+        <w:t xml:space="preserve"> f Vizantijskih grešaka uz konsenzus → </w:t>
+      </w:r>
+      <w:r>
+        <w:rPr>
+          <w:rFonts w:ascii="Arial" w:cs="Arial" w:eastAsia="Arial" w:hAnsi="Arial"/>
+          <w:b/>
+          <w:bCs/>
+          <w:sz w:val="27"/>
+          <w:szCs w:val="27"/>
+        </w:rPr>
+        <w:t xml:space="preserve">3f + 1</w:t>
+      </w:r>
+      <w:r>
+        <w:rPr>
+          <w:rFonts w:ascii="Arial" w:cs="Arial" w:eastAsia="Arial" w:hAnsi="Arial"/>
+          <w:b w:val="false"/>
+          <w:bCs w:val="false"/>
+          <w:sz w:val="27"/>
+          <w:szCs w:val="27"/>
+        </w:rPr>
+        <w:t xml:space="preserve"> replika (bar 2f+1 lojalnih, više od 2/3)</w:t>
+      </w:r>
+    </w:p>
+    <w:p>
+      <w:pPr>
+        <w:keepNext w:val="false"/>
+        <w:spacing w:after="340"/>
+      </w:pPr>
+    </w:p>
+    <w:p>
+      <w:pPr>
+        <w:keepNext/>
+        <w:keepLines/>
+        <w:spacing w:after="140" w:line="276" w:lineRule="auto"/>
+      </w:pPr>
+      <w:r>
+        <w:rPr>
+          <w:rFonts w:ascii="Arial" w:cs="Arial" w:eastAsia="Arial" w:hAnsi="Arial"/>
+          <w:b/>
+          <w:bCs/>
+          <w:sz w:val="28"/>
+          <w:szCs w:val="28"/>
+        </w:rPr>
+        <w:t xml:space="preserve">27. Šta se podrazumeva pod transparentnošću konkurencije?</w:t>
+      </w:r>
+    </w:p>
+    <w:p>
+      <w:pPr>
+        <w:keepNext/>
+        <w:keepLines/>
+        <w:spacing w:after="60" w:line="276" w:lineRule="auto"/>
+        <w:ind w:left="283"/>
+      </w:pPr>
+      <w:r>
+        <w:rPr>
+          <w:rFonts w:ascii="Segoe UI Symbol" w:cs="Segoe UI Symbol" w:eastAsia="Segoe UI Symbol" w:hAnsi="Segoe UI Symbol"/>
+          <w:b w:val="false"/>
+          <w:bCs w:val="false"/>
+          <w:sz w:val="27"/>
+          <w:szCs w:val="27"/>
+        </w:rPr>
+        <w:t xml:space="preserve">✗ </w:t>
+      </w:r>
+      <w:r>
+        <w:rPr>
+          <w:rFonts w:ascii="Arial" w:cs="Arial" w:eastAsia="Arial" w:hAnsi="Arial"/>
+          <w:b w:val="false"/>
+          <w:bCs w:val="false"/>
+          <w:sz w:val="27"/>
+          <w:szCs w:val="27"/>
+        </w:rPr>
+        <w:t xml:space="preserve">a) sve niti mogu pristupati deljivim strukturama podataka</w:t>
+      </w:r>
+    </w:p>
+    <w:p>
+      <w:pPr>
+        <w:keepNext/>
+        <w:keepLines/>
+        <w:spacing w:after="60" w:line="276" w:lineRule="auto"/>
+        <w:ind w:left="283"/>
+      </w:pPr>
+      <w:r>
+        <w:rPr>
+          <w:rFonts w:ascii="Segoe UI Symbol" w:cs="Segoe UI Symbol" w:eastAsia="Segoe UI Symbol" w:hAnsi="Segoe UI Symbol"/>
+          <w:b/>
+          <w:bCs/>
+          <w:sz w:val="27"/>
+          <w:szCs w:val="27"/>
+        </w:rPr>
+        <w:t xml:space="preserve">✓ </w:t>
+      </w:r>
+      <w:r>
+        <w:rPr>
+          <w:rFonts w:ascii="Arial" w:cs="Arial" w:eastAsia="Arial" w:hAnsi="Arial"/>
+          <w:b/>
+          <w:bCs/>
+          <w:sz w:val="27"/>
+          <w:szCs w:val="27"/>
+        </w:rPr>
+        <w:t xml:space="preserve">b) procesi mogu pristupati resursima bez međusobne interferencije (TAČNO)</w:t>
+      </w:r>
+    </w:p>
+    <w:p>
+      <w:pPr>
+        <w:keepNext/>
+        <w:keepLines/>
+        <w:spacing w:after="60" w:line="276" w:lineRule="auto"/>
+        <w:ind w:left="283"/>
+      </w:pPr>
+      <w:r>
+        <w:rPr>
+          <w:rFonts w:ascii="Segoe UI Symbol" w:cs="Segoe UI Symbol" w:eastAsia="Segoe UI Symbol" w:hAnsi="Segoe UI Symbol"/>
+          <w:b w:val="false"/>
+          <w:bCs w:val="false"/>
+          <w:sz w:val="27"/>
+          <w:szCs w:val="27"/>
+        </w:rPr>
+        <w:t xml:space="preserve">✗ </w:t>
+      </w:r>
+      <w:r>
+        <w:rPr>
+          <w:rFonts w:ascii="Arial" w:cs="Arial" w:eastAsia="Arial" w:hAnsi="Arial"/>
+          <w:b w:val="false"/>
+          <w:bCs w:val="false"/>
+          <w:sz w:val="27"/>
+          <w:szCs w:val="27"/>
+        </w:rPr>
+        <w:t xml:space="preserve">c) repliciranim resursima se pristupa kao da postoji samo jedna kopija</w:t>
+      </w:r>
+    </w:p>
+    <w:p>
+      <w:pPr>
+        <w:keepNext w:val="false"/>
+        <w:keepLines/>
+        <w:spacing w:after="60" w:line="276" w:lineRule="auto"/>
+        <w:ind w:left="283"/>
+      </w:pPr>
+      <w:r>
+        <w:rPr>
+          <w:rFonts w:ascii="Segoe UI Symbol" w:cs="Segoe UI Symbol" w:eastAsia="Segoe UI Symbol" w:hAnsi="Segoe UI Symbol"/>
+          <w:b w:val="false"/>
+          <w:bCs w:val="false"/>
+          <w:sz w:val="27"/>
+          <w:szCs w:val="27"/>
+        </w:rPr>
+        <w:t xml:space="preserve">✗ </w:t>
+      </w:r>
+      <w:r>
+        <w:rPr>
+          <w:rFonts w:ascii="Arial" w:cs="Arial" w:eastAsia="Arial" w:hAnsi="Arial"/>
+          <w:b w:val="false"/>
+          <w:bCs w:val="false"/>
+          <w:sz w:val="27"/>
+          <w:szCs w:val="27"/>
+        </w:rPr>
+        <w:t xml:space="preserve">d) novi čvorovi se mogu dodati sistemu bez promene aplikacije</w:t>
+      </w:r>
+    </w:p>
+    <w:p>
+      <w:pPr>
+        <w:keepNext w:val="false"/>
+        <w:spacing w:after="340"/>
+      </w:pPr>
+    </w:p>
+    <w:p>
+      <w:pPr>
+        <w:keepNext/>
+        <w:keepLines/>
+        <w:spacing w:after="140" w:line="276" w:lineRule="auto"/>
+      </w:pPr>
+      <w:r>
+        <w:rPr>
+          <w:rFonts w:ascii="Arial" w:cs="Arial" w:eastAsia="Arial" w:hAnsi="Arial"/>
+          <w:b/>
+          <w:bCs/>
+          <w:sz w:val="28"/>
+          <w:szCs w:val="28"/>
+        </w:rPr>
         <w:t xml:space="preserve">25. Klijent je uputio zahtev serveru. Odgovor nije stigao. Da li klijent može da zaključi da li je došlo do otkaza servera ili je izgubljen odgovor? Obrazložiti.</w:t>
       </w:r>
     </w:p>
@@ -4802,6 +5072,5412 @@
           <w:szCs w:val="27"/>
         </w:rPr>
         <w:t xml:space="preserve"> (odmah signalizira grešku).</w:t>
+      </w:r>
+    </w:p>
+    <w:p>
+      <w:pPr>
+        <w:keepNext w:val="false"/>
+        <w:spacing w:after="340"/>
+      </w:pPr>
+    </w:p>
+    <w:p>
+      <w:pPr>
+        <w:keepNext/>
+        <w:keepLines/>
+        <w:spacing w:after="140" w:line="276" w:lineRule="auto"/>
+      </w:pPr>
+      <w:r>
+        <w:rPr>
+          <w:rFonts w:ascii="Arial" w:cs="Arial" w:eastAsia="Arial" w:hAnsi="Arial"/>
+          <w:b/>
+          <w:bCs/>
+          <w:sz w:val="28"/>
+          <w:szCs w:val="28"/>
+        </w:rPr>
+        <w:t xml:space="preserve">26. Šta predstavlja skalabilnost distribuiranog sistema? Navesti i objasniti tehnike skaliranja distribuiranih sistema.</w:t>
+      </w:r>
+    </w:p>
+    <w:p>
+      <w:pPr>
+        <w:keepNext/>
+        <w:keepLines/>
+        <w:spacing w:after="80" w:line="276" w:lineRule="auto"/>
+      </w:pPr>
+      <w:r>
+        <w:rPr>
+          <w:rFonts w:ascii="Arial" w:cs="Arial" w:eastAsia="Arial" w:hAnsi="Arial"/>
+          <w:b/>
+          <w:bCs/>
+          <w:sz w:val="27"/>
+          <w:szCs w:val="27"/>
+        </w:rPr>
+        <w:t xml:space="preserve">Skalabilnost (proširljivost)</w:t>
+      </w:r>
+      <w:r>
+        <w:rPr>
+          <w:rFonts w:ascii="Arial" w:cs="Arial" w:eastAsia="Arial" w:hAnsi="Arial"/>
+          <w:b w:val="false"/>
+          <w:bCs w:val="false"/>
+          <w:sz w:val="27"/>
+          <w:szCs w:val="27"/>
+        </w:rPr>
+        <w:t xml:space="preserve"> — mogućnost proširenja sistema, tj. dodavanja novih računara. Posmatra se kroz 3 dimenzije: skalabilnost u odnosu na </w:t>
+      </w:r>
+      <w:r>
+        <w:rPr>
+          <w:rFonts w:ascii="Arial" w:cs="Arial" w:eastAsia="Arial" w:hAnsi="Arial"/>
+          <w:b/>
+          <w:bCs/>
+          <w:sz w:val="27"/>
+          <w:szCs w:val="27"/>
+        </w:rPr>
+        <w:t xml:space="preserve">broj korisnika i resursa</w:t>
+      </w:r>
+      <w:r>
+        <w:rPr>
+          <w:rFonts w:ascii="Arial" w:cs="Arial" w:eastAsia="Arial" w:hAnsi="Arial"/>
+          <w:b w:val="false"/>
+          <w:bCs w:val="false"/>
+          <w:sz w:val="27"/>
+          <w:szCs w:val="27"/>
+        </w:rPr>
+        <w:t xml:space="preserve">; u odnosu na </w:t>
+      </w:r>
+      <w:r>
+        <w:rPr>
+          <w:rFonts w:ascii="Arial" w:cs="Arial" w:eastAsia="Arial" w:hAnsi="Arial"/>
+          <w:b/>
+          <w:bCs/>
+          <w:sz w:val="27"/>
+          <w:szCs w:val="27"/>
+        </w:rPr>
+        <w:t xml:space="preserve">geografsku udaljenost</w:t>
+      </w:r>
+      <w:r>
+        <w:rPr>
+          <w:rFonts w:ascii="Arial" w:cs="Arial" w:eastAsia="Arial" w:hAnsi="Arial"/>
+          <w:b w:val="false"/>
+          <w:bCs w:val="false"/>
+          <w:sz w:val="27"/>
+          <w:szCs w:val="27"/>
+        </w:rPr>
+        <w:t xml:space="preserve"> resursa i korisnika; </w:t>
+      </w:r>
+      <w:r>
+        <w:rPr>
+          <w:rFonts w:ascii="Arial" w:cs="Arial" w:eastAsia="Arial" w:hAnsi="Arial"/>
+          <w:b/>
+          <w:bCs/>
+          <w:sz w:val="27"/>
+          <w:szCs w:val="27"/>
+        </w:rPr>
+        <w:t xml:space="preserve">administrativna skalabilnost</w:t>
+      </w:r>
+      <w:r>
+        <w:rPr>
+          <w:rFonts w:ascii="Arial" w:cs="Arial" w:eastAsia="Arial" w:hAnsi="Arial"/>
+          <w:b w:val="false"/>
+          <w:bCs w:val="false"/>
+          <w:sz w:val="27"/>
+          <w:szCs w:val="27"/>
+        </w:rPr>
+        <w:t xml:space="preserve"> (sistemom se može lako upravljati i kroz više administrativnih domena).</w:t>
+      </w:r>
+    </w:p>
+    <w:p>
+      <w:pPr>
+        <w:keepNext/>
+        <w:keepLines/>
+        <w:spacing w:after="80" w:line="276" w:lineRule="auto"/>
+      </w:pPr>
+      <w:r>
+        <w:rPr>
+          <w:rFonts w:ascii="Arial" w:cs="Arial" w:eastAsia="Arial" w:hAnsi="Arial"/>
+          <w:b/>
+          <w:bCs/>
+          <w:sz w:val="27"/>
+          <w:szCs w:val="27"/>
+        </w:rPr>
+        <w:t xml:space="preserve">Tehnike skaliranja (3):</w:t>
+      </w:r>
+    </w:p>
+    <w:p>
+      <w:pPr>
+        <w:keepNext/>
+        <w:keepLines/>
+        <w:spacing w:after="80" w:line="276" w:lineRule="auto"/>
+      </w:pPr>
+      <w:r>
+        <w:rPr>
+          <w:rFonts w:ascii="Arial" w:cs="Arial" w:eastAsia="Arial" w:hAnsi="Arial"/>
+          <w:b/>
+          <w:bCs/>
+          <w:sz w:val="27"/>
+          <w:szCs w:val="27"/>
+        </w:rPr>
+        <w:t xml:space="preserve">1. Skrivanje komunikacionog kašnjenja</w:t>
+      </w:r>
+      <w:r>
+        <w:rPr>
+          <w:rFonts w:ascii="Arial" w:cs="Arial" w:eastAsia="Arial" w:hAnsi="Arial"/>
+          <w:b w:val="false"/>
+          <w:bCs w:val="false"/>
+          <w:sz w:val="27"/>
+          <w:szCs w:val="27"/>
+        </w:rPr>
+        <w:t xml:space="preserve"> — koriste se asinhrone komunikacije umesto sinhronih; klijent se ne blokira dok čeka odgovor, već radi drugi posao, a prekid ga obaveštava kada odgovor stigne. Kod interaktivnih aplikacija rešenje je download-ovati deo koda na klijentsku stranu.</w:t>
+      </w:r>
+    </w:p>
+    <w:p>
+      <w:pPr>
+        <w:keepNext/>
+        <w:keepLines/>
+        <w:spacing w:after="80" w:line="276" w:lineRule="auto"/>
+      </w:pPr>
+      <w:r>
+        <w:rPr>
+          <w:rFonts w:ascii="Arial" w:cs="Arial" w:eastAsia="Arial" w:hAnsi="Arial"/>
+          <w:b/>
+          <w:bCs/>
+          <w:sz w:val="27"/>
+          <w:szCs w:val="27"/>
+        </w:rPr>
+        <w:t xml:space="preserve">2. Distribucija</w:t>
+      </w:r>
+      <w:r>
+        <w:rPr>
+          <w:rFonts w:ascii="Arial" w:cs="Arial" w:eastAsia="Arial" w:hAnsi="Arial"/>
+          <w:b w:val="false"/>
+          <w:bCs w:val="false"/>
+          <w:sz w:val="27"/>
+          <w:szCs w:val="27"/>
+        </w:rPr>
+        <w:t xml:space="preserve"> — komponente se dele na manje delove, a zatim se ti delovi distribuiraju na više mašina u sistemu. Primer: DNS i Web.</w:t>
+      </w:r>
+    </w:p>
+    <w:p>
+      <w:pPr>
+        <w:keepNext/>
+        <w:keepLines/>
+        <w:spacing w:after="80" w:line="276" w:lineRule="auto"/>
+      </w:pPr>
+      <w:r>
+        <w:rPr>
+          <w:rFonts w:ascii="Arial" w:cs="Arial" w:eastAsia="Arial" w:hAnsi="Arial"/>
+          <w:b/>
+          <w:bCs/>
+          <w:sz w:val="27"/>
+          <w:szCs w:val="27"/>
+        </w:rPr>
+        <w:t xml:space="preserve">3. Replikacija</w:t>
+      </w:r>
+      <w:r>
+        <w:rPr>
+          <w:rFonts w:ascii="Arial" w:cs="Arial" w:eastAsia="Arial" w:hAnsi="Arial"/>
+          <w:b w:val="false"/>
+          <w:bCs w:val="false"/>
+          <w:sz w:val="27"/>
+          <w:szCs w:val="27"/>
+        </w:rPr>
+        <w:t xml:space="preserve"> — kopija resursa se postavlja blizu mesta korišćenja da bi se smanjilo komunikaciono kašnjenje i postigle bolje performanse.</w:t>
+      </w:r>
+    </w:p>
+    <w:p>
+      <w:pPr>
+        <w:keepNext w:val="false"/>
+        <w:keepLines/>
+        <w:spacing w:after="80" w:line="276" w:lineRule="auto"/>
+      </w:pPr>
+      <w:r>
+        <w:rPr>
+          <w:rFonts w:ascii="Arial" w:cs="Arial" w:eastAsia="Arial" w:hAnsi="Arial"/>
+          <w:b w:val="false"/>
+          <w:bCs w:val="false"/>
+          <w:sz w:val="27"/>
+          <w:szCs w:val="27"/>
+        </w:rPr>
+        <w:t xml:space="preserve">Problem tehnika skaliranja: više kopija dovodi do problema konzistencije — za usklađivanje kopija bila bi potrebna globalna sinhronizacija, koju je gotovo nemoguće postići u DS-u.</w:t>
+      </w:r>
+    </w:p>
+    <w:p>
+      <w:pPr>
+        <w:keepNext w:val="false"/>
+        <w:spacing w:after="340"/>
+      </w:pPr>
+    </w:p>
+    <w:p>
+      <w:pPr>
+        <w:keepNext/>
+        <w:keepLines/>
+        <w:spacing w:after="140" w:line="276" w:lineRule="auto"/>
+      </w:pPr>
+      <w:r>
+        <w:rPr>
+          <w:rFonts w:ascii="Arial" w:cs="Arial" w:eastAsia="Arial" w:hAnsi="Arial"/>
+          <w:b/>
+          <w:bCs/>
+          <w:sz w:val="28"/>
+          <w:szCs w:val="28"/>
+        </w:rPr>
+        <w:t xml:space="preserve">29. Šta se podrazumeva pod transparentnošću replikacije?</w:t>
+      </w:r>
+    </w:p>
+    <w:p>
+      <w:pPr>
+        <w:keepNext/>
+        <w:keepLines/>
+        <w:spacing w:after="60" w:line="276" w:lineRule="auto"/>
+        <w:ind w:left="283"/>
+      </w:pPr>
+      <w:r>
+        <w:rPr>
+          <w:rFonts w:ascii="Segoe UI Symbol" w:cs="Segoe UI Symbol" w:eastAsia="Segoe UI Symbol" w:hAnsi="Segoe UI Symbol"/>
+          <w:b w:val="false"/>
+          <w:bCs w:val="false"/>
+          <w:sz w:val="27"/>
+          <w:szCs w:val="27"/>
+        </w:rPr>
+        <w:t xml:space="preserve">✗ </w:t>
+      </w:r>
+      <w:r>
+        <w:rPr>
+          <w:rFonts w:ascii="Arial" w:cs="Arial" w:eastAsia="Arial" w:hAnsi="Arial"/>
+          <w:b w:val="false"/>
+          <w:bCs w:val="false"/>
+          <w:sz w:val="27"/>
+          <w:szCs w:val="27"/>
+        </w:rPr>
+        <w:t xml:space="preserve">a) proces je svestan šeme replikacije i može to iskoristiti</w:t>
+      </w:r>
+    </w:p>
+    <w:p>
+      <w:pPr>
+        <w:keepNext/>
+        <w:keepLines/>
+        <w:spacing w:after="60" w:line="276" w:lineRule="auto"/>
+        <w:ind w:left="283"/>
+      </w:pPr>
+      <w:r>
+        <w:rPr>
+          <w:rFonts w:ascii="Segoe UI Symbol" w:cs="Segoe UI Symbol" w:eastAsia="Segoe UI Symbol" w:hAnsi="Segoe UI Symbol"/>
+          <w:b/>
+          <w:bCs/>
+          <w:sz w:val="27"/>
+          <w:szCs w:val="27"/>
+        </w:rPr>
+        <w:t xml:space="preserve">✓ </w:t>
+      </w:r>
+      <w:r>
+        <w:rPr>
+          <w:rFonts w:ascii="Arial" w:cs="Arial" w:eastAsia="Arial" w:hAnsi="Arial"/>
+          <w:b/>
+          <w:bCs/>
+          <w:sz w:val="27"/>
+          <w:szCs w:val="27"/>
+        </w:rPr>
+        <w:t xml:space="preserve">b) repliciranim resursima se pristupa kao da postoji samo jedna kopija (TAČNO)</w:t>
+      </w:r>
+    </w:p>
+    <w:p>
+      <w:pPr>
+        <w:keepNext/>
+        <w:keepLines/>
+        <w:spacing w:after="60" w:line="276" w:lineRule="auto"/>
+        <w:ind w:left="283"/>
+      </w:pPr>
+      <w:r>
+        <w:rPr>
+          <w:rFonts w:ascii="Segoe UI Symbol" w:cs="Segoe UI Symbol" w:eastAsia="Segoe UI Symbol" w:hAnsi="Segoe UI Symbol"/>
+          <w:b w:val="false"/>
+          <w:bCs w:val="false"/>
+          <w:sz w:val="27"/>
+          <w:szCs w:val="27"/>
+        </w:rPr>
+        <w:t xml:space="preserve">✗ </w:t>
+      </w:r>
+      <w:r>
+        <w:rPr>
+          <w:rFonts w:ascii="Arial" w:cs="Arial" w:eastAsia="Arial" w:hAnsi="Arial"/>
+          <w:b w:val="false"/>
+          <w:bCs w:val="false"/>
+          <w:sz w:val="27"/>
+          <w:szCs w:val="27"/>
+        </w:rPr>
+        <w:t xml:space="preserve">c) resurs će upravljati svim zahtevima na isti način bez obzira na lokaciju klijenta</w:t>
+      </w:r>
+    </w:p>
+    <w:p>
+      <w:pPr>
+        <w:keepNext w:val="false"/>
+        <w:keepLines/>
+        <w:spacing w:after="60" w:line="276" w:lineRule="auto"/>
+        <w:ind w:left="283"/>
+      </w:pPr>
+      <w:r>
+        <w:rPr>
+          <w:rFonts w:ascii="Segoe UI Symbol" w:cs="Segoe UI Symbol" w:eastAsia="Segoe UI Symbol" w:hAnsi="Segoe UI Symbol"/>
+          <w:b w:val="false"/>
+          <w:bCs w:val="false"/>
+          <w:sz w:val="27"/>
+          <w:szCs w:val="27"/>
+        </w:rPr>
+        <w:t xml:space="preserve">✗ </w:t>
+      </w:r>
+      <w:r>
+        <w:rPr>
+          <w:rFonts w:ascii="Arial" w:cs="Arial" w:eastAsia="Arial" w:hAnsi="Arial"/>
+          <w:b w:val="false"/>
+          <w:bCs w:val="false"/>
+          <w:sz w:val="27"/>
+          <w:szCs w:val="27"/>
+        </w:rPr>
+        <w:t xml:space="preserve">d) podaci se ne mogu menjati i mogu se zapamtiti na disku</w:t>
+      </w:r>
+    </w:p>
+    <w:p>
+      <w:pPr>
+        <w:keepNext w:val="false"/>
+        <w:spacing w:after="340"/>
+      </w:pPr>
+    </w:p>
+    <w:p>
+      <w:pPr>
+        <w:keepNext/>
+        <w:keepLines/>
+        <w:spacing w:after="140" w:line="276" w:lineRule="auto"/>
+      </w:pPr>
+      <w:r>
+        <w:rPr>
+          <w:rFonts w:ascii="Arial" w:cs="Arial" w:eastAsia="Arial" w:hAnsi="Arial"/>
+          <w:b/>
+          <w:bCs/>
+          <w:sz w:val="28"/>
+          <w:szCs w:val="28"/>
+        </w:rPr>
+        <w:t xml:space="preserve">28. Koje su osobine sistema koji poseduje transparentnost konkurencije?</w:t>
+      </w:r>
+    </w:p>
+    <w:p>
+      <w:pPr>
+        <w:keepNext/>
+        <w:keepLines/>
+        <w:spacing w:after="60" w:line="276" w:lineRule="auto"/>
+        <w:ind w:left="283"/>
+      </w:pPr>
+      <w:r>
+        <w:rPr>
+          <w:rFonts w:ascii="Segoe UI Symbol" w:cs="Segoe UI Symbol" w:eastAsia="Segoe UI Symbol" w:hAnsi="Segoe UI Symbol"/>
+          <w:b/>
+          <w:bCs/>
+          <w:sz w:val="27"/>
+          <w:szCs w:val="27"/>
+        </w:rPr>
+        <w:t xml:space="preserve">✓ </w:t>
+      </w:r>
+      <w:r>
+        <w:rPr>
+          <w:rFonts w:ascii="Arial" w:cs="Arial" w:eastAsia="Arial" w:hAnsi="Arial"/>
+          <w:b/>
+          <w:bCs/>
+          <w:sz w:val="27"/>
+          <w:szCs w:val="27"/>
+        </w:rPr>
+        <w:t xml:space="preserve">a) Rezultat istovremenih zahteva isti je kao i kada bi se izvršavali sekvencijalno. (TAČNO)</w:t>
+      </w:r>
+    </w:p>
+    <w:p>
+      <w:pPr>
+        <w:keepNext/>
+        <w:keepLines/>
+        <w:spacing w:after="60" w:line="276" w:lineRule="auto"/>
+        <w:ind w:left="283"/>
+      </w:pPr>
+      <w:r>
+        <w:rPr>
+          <w:rFonts w:ascii="Segoe UI Symbol" w:cs="Segoe UI Symbol" w:eastAsia="Segoe UI Symbol" w:hAnsi="Segoe UI Symbol"/>
+          <w:b/>
+          <w:bCs/>
+          <w:sz w:val="27"/>
+          <w:szCs w:val="27"/>
+        </w:rPr>
+        <w:t xml:space="preserve">✓ </w:t>
+      </w:r>
+      <w:r>
+        <w:rPr>
+          <w:rFonts w:ascii="Arial" w:cs="Arial" w:eastAsia="Arial" w:hAnsi="Arial"/>
+          <w:b/>
+          <w:bCs/>
+          <w:sz w:val="27"/>
+          <w:szCs w:val="27"/>
+        </w:rPr>
+        <w:t xml:space="preserve">b) Korisnik ne mora da zna da postoje drugi konkurentni korisnici. (TAČNO)</w:t>
+      </w:r>
+    </w:p>
+    <w:p>
+      <w:pPr>
+        <w:keepNext/>
+        <w:keepLines/>
+        <w:spacing w:after="60" w:line="276" w:lineRule="auto"/>
+        <w:ind w:left="283"/>
+      </w:pPr>
+      <w:r>
+        <w:rPr>
+          <w:rFonts w:ascii="Segoe UI Symbol" w:cs="Segoe UI Symbol" w:eastAsia="Segoe UI Symbol" w:hAnsi="Segoe UI Symbol"/>
+          <w:b w:val="false"/>
+          <w:bCs w:val="false"/>
+          <w:sz w:val="27"/>
+          <w:szCs w:val="27"/>
+        </w:rPr>
+        <w:t xml:space="preserve">✗ </w:t>
+      </w:r>
+      <w:r>
+        <w:rPr>
+          <w:rFonts w:ascii="Arial" w:cs="Arial" w:eastAsia="Arial" w:hAnsi="Arial"/>
+          <w:b w:val="false"/>
+          <w:bCs w:val="false"/>
+          <w:sz w:val="27"/>
+          <w:szCs w:val="27"/>
+        </w:rPr>
+        <w:t xml:space="preserve">c) Korisnik mora ručno sinhronizovati pristup deljenim resursima</w:t>
+      </w:r>
+    </w:p>
+    <w:p>
+      <w:pPr>
+        <w:keepNext w:val="false"/>
+        <w:keepLines/>
+        <w:spacing w:after="60" w:line="276" w:lineRule="auto"/>
+        <w:ind w:left="283"/>
+      </w:pPr>
+      <w:r>
+        <w:rPr>
+          <w:rFonts w:ascii="Segoe UI Symbol" w:cs="Segoe UI Symbol" w:eastAsia="Segoe UI Symbol" w:hAnsi="Segoe UI Symbol"/>
+          <w:b/>
+          <w:bCs/>
+          <w:sz w:val="27"/>
+          <w:szCs w:val="27"/>
+        </w:rPr>
+        <w:t xml:space="preserve">✓ </w:t>
+      </w:r>
+      <w:r>
+        <w:rPr>
+          <w:rFonts w:ascii="Arial" w:cs="Arial" w:eastAsia="Arial" w:hAnsi="Arial"/>
+          <w:b/>
+          <w:bCs/>
+          <w:sz w:val="27"/>
+          <w:szCs w:val="27"/>
+        </w:rPr>
+        <w:t xml:space="preserve">d) Sistem sprečava nekonzistentnost podataka tokom istovremenog pristupa. (TAČNO)</w:t>
+      </w:r>
+    </w:p>
+    <w:p>
+      <w:pPr>
+        <w:keepNext w:val="false"/>
+        <w:spacing w:after="340"/>
+      </w:pPr>
+    </w:p>
+    <w:p>
+      <w:pPr>
+        <w:keepNext/>
+        <w:keepLines/>
+        <w:spacing w:after="140" w:line="276" w:lineRule="auto"/>
+      </w:pPr>
+      <w:r>
+        <w:rPr>
+          <w:rFonts w:ascii="Arial" w:cs="Arial" w:eastAsia="Arial" w:hAnsi="Arial"/>
+          <w:b/>
+          <w:bCs/>
+          <w:sz w:val="28"/>
+          <w:szCs w:val="28"/>
+        </w:rPr>
+        <w:t xml:space="preserve">30. Šta se podrazumeva pod pristupnom transparentnošću?</w:t>
+      </w:r>
+    </w:p>
+    <w:p>
+      <w:pPr>
+        <w:keepNext/>
+        <w:keepLines/>
+        <w:spacing w:after="60" w:line="276" w:lineRule="auto"/>
+        <w:ind w:left="283"/>
+      </w:pPr>
+      <w:r>
+        <w:rPr>
+          <w:rFonts w:ascii="Segoe UI Symbol" w:cs="Segoe UI Symbol" w:eastAsia="Segoe UI Symbol" w:hAnsi="Segoe UI Symbol"/>
+          <w:b w:val="false"/>
+          <w:bCs w:val="false"/>
+          <w:sz w:val="27"/>
+          <w:szCs w:val="27"/>
+        </w:rPr>
+        <w:t xml:space="preserve">✗ </w:t>
+      </w:r>
+      <w:r>
+        <w:rPr>
+          <w:rFonts w:ascii="Arial" w:cs="Arial" w:eastAsia="Arial" w:hAnsi="Arial"/>
+          <w:b w:val="false"/>
+          <w:bCs w:val="false"/>
+          <w:sz w:val="27"/>
+          <w:szCs w:val="27"/>
+        </w:rPr>
+        <w:t xml:space="preserve">A. udaljenim resursima se pristupa korišćenjem lokaciono nezavisnih imena</w:t>
+      </w:r>
+    </w:p>
+    <w:p>
+      <w:pPr>
+        <w:keepNext/>
+        <w:keepLines/>
+        <w:spacing w:after="60" w:line="276" w:lineRule="auto"/>
+        <w:ind w:left="283"/>
+      </w:pPr>
+      <w:r>
+        <w:rPr>
+          <w:rFonts w:ascii="Segoe UI Symbol" w:cs="Segoe UI Symbol" w:eastAsia="Segoe UI Symbol" w:hAnsi="Segoe UI Symbol"/>
+          <w:b/>
+          <w:bCs/>
+          <w:sz w:val="27"/>
+          <w:szCs w:val="27"/>
+        </w:rPr>
+        <w:t xml:space="preserve">✓ </w:t>
+      </w:r>
+      <w:r>
+        <w:rPr>
+          <w:rFonts w:ascii="Arial" w:cs="Arial" w:eastAsia="Arial" w:hAnsi="Arial"/>
+          <w:b/>
+          <w:bCs/>
+          <w:sz w:val="27"/>
+          <w:szCs w:val="27"/>
+        </w:rPr>
+        <w:t xml:space="preserve">B. lokalnim i udaljenim resursima se pristupa korišćenjem istih operacija (TAČNO)</w:t>
+      </w:r>
+    </w:p>
+    <w:p>
+      <w:pPr>
+        <w:keepNext/>
+        <w:keepLines/>
+        <w:spacing w:after="60" w:line="276" w:lineRule="auto"/>
+        <w:ind w:left="283"/>
+      </w:pPr>
+      <w:r>
+        <w:rPr>
+          <w:rFonts w:ascii="Segoe UI Symbol" w:cs="Segoe UI Symbol" w:eastAsia="Segoe UI Symbol" w:hAnsi="Segoe UI Symbol"/>
+          <w:b w:val="false"/>
+          <w:bCs w:val="false"/>
+          <w:sz w:val="27"/>
+          <w:szCs w:val="27"/>
+        </w:rPr>
+        <w:t xml:space="preserve">✗ </w:t>
+      </w:r>
+      <w:r>
+        <w:rPr>
+          <w:rFonts w:ascii="Arial" w:cs="Arial" w:eastAsia="Arial" w:hAnsi="Arial"/>
+          <w:b w:val="false"/>
+          <w:bCs w:val="false"/>
+          <w:sz w:val="27"/>
+          <w:szCs w:val="27"/>
+        </w:rPr>
+        <w:t xml:space="preserve">C. repliciranim resursima se pristupa kao da postoji samo jedna kopija</w:t>
+      </w:r>
+    </w:p>
+    <w:p>
+      <w:pPr>
+        <w:keepNext w:val="false"/>
+        <w:keepLines/>
+        <w:spacing w:after="60" w:line="276" w:lineRule="auto"/>
+        <w:ind w:left="283"/>
+      </w:pPr>
+      <w:r>
+        <w:rPr>
+          <w:rFonts w:ascii="Segoe UI Symbol" w:cs="Segoe UI Symbol" w:eastAsia="Segoe UI Symbol" w:hAnsi="Segoe UI Symbol"/>
+          <w:b w:val="false"/>
+          <w:bCs w:val="false"/>
+          <w:sz w:val="27"/>
+          <w:szCs w:val="27"/>
+        </w:rPr>
+        <w:t xml:space="preserve">✗ </w:t>
+      </w:r>
+      <w:r>
+        <w:rPr>
+          <w:rFonts w:ascii="Arial" w:cs="Arial" w:eastAsia="Arial" w:hAnsi="Arial"/>
+          <w:b w:val="false"/>
+          <w:bCs w:val="false"/>
+          <w:sz w:val="27"/>
+          <w:szCs w:val="27"/>
+        </w:rPr>
+        <w:t xml:space="preserve">D. resurs će upravljati svim zahtevima na isti način bez obzira na lokaciju klijenta</w:t>
+      </w:r>
+    </w:p>
+    <w:p>
+      <w:pPr>
+        <w:keepNext w:val="false"/>
+        <w:spacing w:after="340"/>
+      </w:pPr>
+    </w:p>
+    <w:p>
+      <w:pPr>
+        <w:keepNext/>
+        <w:keepLines/>
+        <w:spacing w:after="140" w:line="276" w:lineRule="auto"/>
+      </w:pPr>
+      <w:r>
+        <w:rPr>
+          <w:rFonts w:ascii="Arial" w:cs="Arial" w:eastAsia="Arial" w:hAnsi="Arial"/>
+          <w:b/>
+          <w:bCs/>
+          <w:sz w:val="28"/>
+          <w:szCs w:val="28"/>
+        </w:rPr>
+        <w:t xml:space="preserve">31. Objasniti migracionu transparentnost i transparentnost paralelizacije.</w:t>
+      </w:r>
+    </w:p>
+    <w:p>
+      <w:pPr>
+        <w:keepNext/>
+        <w:keepLines/>
+        <w:spacing w:after="80" w:line="276" w:lineRule="auto"/>
+      </w:pPr>
+      <w:r>
+        <w:rPr>
+          <w:rFonts w:ascii="Arial" w:cs="Arial" w:eastAsia="Arial" w:hAnsi="Arial"/>
+          <w:b/>
+          <w:bCs/>
+          <w:sz w:val="27"/>
+          <w:szCs w:val="27"/>
+        </w:rPr>
+        <w:t xml:space="preserve">Migraciona transparentnost</w:t>
+      </w:r>
+      <w:r>
+        <w:rPr>
+          <w:rFonts w:ascii="Arial" w:cs="Arial" w:eastAsia="Arial" w:hAnsi="Arial"/>
+          <w:b w:val="false"/>
+          <w:bCs w:val="false"/>
+          <w:sz w:val="27"/>
+          <w:szCs w:val="27"/>
+        </w:rPr>
+        <w:t xml:space="preserve"> — resurs može promeniti svoju lokaciju a da klijent to ne primeti ni zna. Resurs se može kretati a da pri tome ne dolazi do promene imena resursa. Primer: mobilni telefoni — pozivalac i pozvani nisu svesni kretanja onog drugog.</w:t>
+      </w:r>
+    </w:p>
+    <w:p>
+      <w:pPr>
+        <w:keepNext w:val="false"/>
+        <w:keepLines/>
+        <w:spacing w:after="80" w:line="276" w:lineRule="auto"/>
+      </w:pPr>
+      <w:r>
+        <w:rPr>
+          <w:rFonts w:ascii="Arial" w:cs="Arial" w:eastAsia="Arial" w:hAnsi="Arial"/>
+          <w:b/>
+          <w:bCs/>
+          <w:sz w:val="27"/>
+          <w:szCs w:val="27"/>
+        </w:rPr>
+        <w:t xml:space="preserve">Transparentnost paralelizacije</w:t>
+      </w:r>
+      <w:r>
+        <w:rPr>
+          <w:rFonts w:ascii="Arial" w:cs="Arial" w:eastAsia="Arial" w:hAnsi="Arial"/>
+          <w:b w:val="false"/>
+          <w:bCs w:val="false"/>
+          <w:sz w:val="27"/>
+          <w:szCs w:val="27"/>
+        </w:rPr>
+        <w:t xml:space="preserve"> — paralelizacija procesa se izvršava transparentno za aplikativnog programera i korisnika aplikacije. Korisnik nije svestan da i kako je aplikacija paralelizovana i gde se izvršavaju procesi. Primer: Hadoop.</w:t>
+      </w:r>
+    </w:p>
+    <w:p>
+      <w:pPr>
+        <w:keepNext w:val="false"/>
+        <w:spacing w:after="340"/>
+      </w:pPr>
+    </w:p>
+    <w:p>
+      <w:pPr>
+        <w:keepNext/>
+        <w:keepLines/>
+        <w:spacing w:after="140" w:line="276" w:lineRule="auto"/>
+      </w:pPr>
+      <w:r>
+        <w:rPr>
+          <w:rFonts w:ascii="Arial" w:cs="Arial" w:eastAsia="Arial" w:hAnsi="Arial"/>
+          <w:b/>
+          <w:bCs/>
+          <w:sz w:val="28"/>
+          <w:szCs w:val="28"/>
+        </w:rPr>
+        <w:t xml:space="preserve">34. Ako se koriste vektorski časovnici, šta je najviše što možemo doznati?</w:t>
+      </w:r>
+    </w:p>
+    <w:p>
+      <w:pPr>
+        <w:keepNext/>
+        <w:keepLines/>
+        <w:spacing w:after="60" w:line="276" w:lineRule="auto"/>
+        <w:ind w:left="283"/>
+      </w:pPr>
+      <w:r>
+        <w:rPr>
+          <w:rFonts w:ascii="Segoe UI Symbol" w:cs="Segoe UI Symbol" w:eastAsia="Segoe UI Symbol" w:hAnsi="Segoe UI Symbol"/>
+          <w:b w:val="false"/>
+          <w:bCs w:val="false"/>
+          <w:sz w:val="27"/>
+          <w:szCs w:val="27"/>
+        </w:rPr>
+        <w:t xml:space="preserve">✗ </w:t>
+      </w:r>
+      <w:r>
+        <w:rPr>
+          <w:rFonts w:ascii="Arial" w:cs="Arial" w:eastAsia="Arial" w:hAnsi="Arial"/>
+          <w:b w:val="false"/>
+          <w:bCs w:val="false"/>
+          <w:sz w:val="27"/>
+          <w:szCs w:val="27"/>
+        </w:rPr>
+        <w:t xml:space="preserve">a) ako je V(a) &lt; V(b) tada se a desilo pre b</w:t>
+      </w:r>
+    </w:p>
+    <w:p>
+      <w:pPr>
+        <w:keepNext/>
+        <w:keepLines/>
+        <w:spacing w:after="60" w:line="276" w:lineRule="auto"/>
+        <w:ind w:left="283"/>
+      </w:pPr>
+      <w:r>
+        <w:rPr>
+          <w:rFonts w:ascii="Segoe UI Symbol" w:cs="Segoe UI Symbol" w:eastAsia="Segoe UI Symbol" w:hAnsi="Segoe UI Symbol"/>
+          <w:b/>
+          <w:bCs/>
+          <w:sz w:val="27"/>
+          <w:szCs w:val="27"/>
+        </w:rPr>
+        <w:t xml:space="preserve">✓ </w:t>
+      </w:r>
+      <w:r>
+        <w:rPr>
+          <w:rFonts w:ascii="Arial" w:cs="Arial" w:eastAsia="Arial" w:hAnsi="Arial"/>
+          <w:b/>
+          <w:bCs/>
+          <w:sz w:val="27"/>
+          <w:szCs w:val="27"/>
+        </w:rPr>
+        <w:t xml:space="preserve">b) V(a) &lt; V(b) ako i samo ako se a desilo pre b (TAČNO)</w:t>
+      </w:r>
+    </w:p>
+    <w:p>
+      <w:pPr>
+        <w:keepNext/>
+        <w:keepLines/>
+        <w:spacing w:after="60" w:line="276" w:lineRule="auto"/>
+        <w:ind w:left="283"/>
+      </w:pPr>
+      <w:r>
+        <w:rPr>
+          <w:rFonts w:ascii="Segoe UI Symbol" w:cs="Segoe UI Symbol" w:eastAsia="Segoe UI Symbol" w:hAnsi="Segoe UI Symbol"/>
+          <w:b w:val="false"/>
+          <w:bCs w:val="false"/>
+          <w:sz w:val="27"/>
+          <w:szCs w:val="27"/>
+        </w:rPr>
+        <w:t xml:space="preserve">✗ </w:t>
+      </w:r>
+      <w:r>
+        <w:rPr>
+          <w:rFonts w:ascii="Arial" w:cs="Arial" w:eastAsia="Arial" w:hAnsi="Arial"/>
+          <w:b w:val="false"/>
+          <w:bCs w:val="false"/>
+          <w:sz w:val="27"/>
+          <w:szCs w:val="27"/>
+        </w:rPr>
+        <w:t xml:space="preserve">c) ako se a desilo pre b tada je V(a) &lt; V(b)</w:t>
+      </w:r>
+    </w:p>
+    <w:p>
+      <w:pPr>
+        <w:keepNext w:val="false"/>
+        <w:keepLines/>
+        <w:spacing w:after="60" w:line="276" w:lineRule="auto"/>
+        <w:ind w:left="283"/>
+      </w:pPr>
+      <w:r>
+        <w:rPr>
+          <w:rFonts w:ascii="Segoe UI Symbol" w:cs="Segoe UI Symbol" w:eastAsia="Segoe UI Symbol" w:hAnsi="Segoe UI Symbol"/>
+          <w:b w:val="false"/>
+          <w:bCs w:val="false"/>
+          <w:sz w:val="27"/>
+          <w:szCs w:val="27"/>
+        </w:rPr>
+        <w:t xml:space="preserve">✗ </w:t>
+      </w:r>
+      <w:r>
+        <w:rPr>
+          <w:rFonts w:ascii="Arial" w:cs="Arial" w:eastAsia="Arial" w:hAnsi="Arial"/>
+          <w:b w:val="false"/>
+          <w:bCs w:val="false"/>
+          <w:sz w:val="27"/>
+          <w:szCs w:val="27"/>
+        </w:rPr>
+        <w:t xml:space="preserve">d) ako je V(a) = V(b) tada su a i b neuredjeni</w:t>
+      </w:r>
+    </w:p>
+    <w:p>
+      <w:pPr>
+        <w:keepNext w:val="false"/>
+        <w:spacing w:after="340"/>
+      </w:pPr>
+    </w:p>
+    <w:p>
+      <w:pPr>
+        <w:keepNext/>
+        <w:keepLines/>
+        <w:spacing w:after="140" w:line="276" w:lineRule="auto"/>
+      </w:pPr>
+      <w:r>
+        <w:rPr>
+          <w:rFonts w:ascii="Arial" w:cs="Arial" w:eastAsia="Arial" w:hAnsi="Arial"/>
+          <w:b/>
+          <w:bCs/>
+          <w:sz w:val="28"/>
+          <w:szCs w:val="28"/>
+        </w:rPr>
+        <w:t xml:space="preserve">32. Kroz koje sve aspekte se manifestuje heterogenost u distribuiranim sistemima?</w:t>
+      </w:r>
+    </w:p>
+    <w:p>
+      <w:pPr>
+        <w:keepNext/>
+        <w:keepLines/>
+        <w:spacing w:after="80" w:line="276" w:lineRule="auto"/>
+      </w:pPr>
+      <w:r>
+        <w:rPr>
+          <w:rFonts w:ascii="Arial" w:cs="Arial" w:eastAsia="Arial" w:hAnsi="Arial"/>
+          <w:b w:val="false"/>
+          <w:bCs w:val="false"/>
+          <w:sz w:val="27"/>
+          <w:szCs w:val="27"/>
+        </w:rPr>
+        <w:t xml:space="preserve">DS je sastavljen od heterogenog skupa računara. Heterogenost se ogleda u sledećem:</w:t>
+      </w:r>
+    </w:p>
+    <w:p>
+      <w:pPr>
+        <w:keepNext/>
+        <w:keepLines/>
+        <w:spacing w:after="80" w:line="276" w:lineRule="auto"/>
+      </w:pPr>
+      <w:r>
+        <w:rPr>
+          <w:rFonts w:ascii="Arial" w:cs="Arial" w:eastAsia="Arial" w:hAnsi="Arial"/>
+          <w:b/>
+          <w:bCs/>
+          <w:sz w:val="27"/>
+          <w:szCs w:val="27"/>
+        </w:rPr>
+        <w:t xml:space="preserve">1. Hardver računara</w:t>
+      </w:r>
+      <w:r>
+        <w:rPr>
+          <w:rFonts w:ascii="Arial" w:cs="Arial" w:eastAsia="Arial" w:hAnsi="Arial"/>
+          <w:b w:val="false"/>
+          <w:bCs w:val="false"/>
+          <w:sz w:val="27"/>
+          <w:szCs w:val="27"/>
+        </w:rPr>
+        <w:t xml:space="preserve"> — različit skup instrukcija, različita interna prezentacija podataka;</w:t>
+      </w:r>
+    </w:p>
+    <w:p>
+      <w:pPr>
+        <w:keepNext/>
+        <w:keepLines/>
+        <w:spacing w:after="80" w:line="276" w:lineRule="auto"/>
+      </w:pPr>
+      <w:r>
+        <w:rPr>
+          <w:rFonts w:ascii="Arial" w:cs="Arial" w:eastAsia="Arial" w:hAnsi="Arial"/>
+          <w:b/>
+          <w:bCs/>
+          <w:sz w:val="27"/>
+          <w:szCs w:val="27"/>
+        </w:rPr>
+        <w:t xml:space="preserve">2. Operativni sistemi</w:t>
+      </w:r>
+      <w:r>
+        <w:rPr>
+          <w:rFonts w:ascii="Arial" w:cs="Arial" w:eastAsia="Arial" w:hAnsi="Arial"/>
+          <w:b w:val="false"/>
+          <w:bCs w:val="false"/>
+          <w:sz w:val="27"/>
+          <w:szCs w:val="27"/>
+        </w:rPr>
+        <w:t xml:space="preserve"> — interfejs za razmenu poruka se razlikuje od OS do OS (npr. Berkeley i WinSock);</w:t>
+      </w:r>
+    </w:p>
+    <w:p>
+      <w:pPr>
+        <w:keepNext/>
+        <w:keepLines/>
+        <w:spacing w:after="80" w:line="276" w:lineRule="auto"/>
+      </w:pPr>
+      <w:r>
+        <w:rPr>
+          <w:rFonts w:ascii="Arial" w:cs="Arial" w:eastAsia="Arial" w:hAnsi="Arial"/>
+          <w:b/>
+          <w:bCs/>
+          <w:sz w:val="27"/>
+          <w:szCs w:val="27"/>
+        </w:rPr>
+        <w:t xml:space="preserve">3. Programski jezici</w:t>
+      </w:r>
+      <w:r>
+        <w:rPr>
+          <w:rFonts w:ascii="Arial" w:cs="Arial" w:eastAsia="Arial" w:hAnsi="Arial"/>
+          <w:b w:val="false"/>
+          <w:bCs w:val="false"/>
+          <w:sz w:val="27"/>
+          <w:szCs w:val="27"/>
+        </w:rPr>
+        <w:t xml:space="preserve"> — karakteri i strukture podataka se različito predstavljaju u različitim programskim jezicima, što može biti problem ako aplikacije treba međusobno da komuniciraju;</w:t>
+      </w:r>
+    </w:p>
+    <w:p>
+      <w:pPr>
+        <w:keepNext w:val="false"/>
+        <w:keepLines/>
+        <w:spacing w:after="80" w:line="276" w:lineRule="auto"/>
+      </w:pPr>
+      <w:r>
+        <w:rPr>
+          <w:rFonts w:ascii="Arial" w:cs="Arial" w:eastAsia="Arial" w:hAnsi="Arial"/>
+          <w:b/>
+          <w:bCs/>
+          <w:sz w:val="27"/>
+          <w:szCs w:val="27"/>
+        </w:rPr>
+        <w:t xml:space="preserve">4. Implementacije od strane različitih projektanata</w:t>
+      </w:r>
+      <w:r>
+        <w:rPr>
+          <w:rFonts w:ascii="Arial" w:cs="Arial" w:eastAsia="Arial" w:hAnsi="Arial"/>
+          <w:b w:val="false"/>
+          <w:bCs w:val="false"/>
+          <w:sz w:val="27"/>
+          <w:szCs w:val="27"/>
+        </w:rPr>
+        <w:t xml:space="preserve"> — dok se zajednički standardi ne usvoje, različite implementacije ne mogu međusobno da komuniciraju (OSI model je jedan način za rešavanje problema heterogenosti).</w:t>
+      </w:r>
+    </w:p>
+    <w:p>
+      <w:pPr>
+        <w:keepNext w:val="false"/>
+        <w:spacing w:after="340"/>
+      </w:pPr>
+    </w:p>
+    <w:p>
+      <w:pPr>
+        <w:keepNext/>
+        <w:keepLines/>
+        <w:spacing w:after="140" w:line="276" w:lineRule="auto"/>
+      </w:pPr>
+      <w:r>
+        <w:rPr>
+          <w:rFonts w:ascii="Arial" w:cs="Arial" w:eastAsia="Arial" w:hAnsi="Arial"/>
+          <w:b/>
+          <w:bCs/>
+          <w:sz w:val="28"/>
+          <w:szCs w:val="28"/>
+        </w:rPr>
+        <w:t xml:space="preserve">33. Šta je funkcija middleware u distribuiranom sistemu?</w:t>
+      </w:r>
+    </w:p>
+    <w:p>
+      <w:pPr>
+        <w:keepNext/>
+        <w:keepLines/>
+        <w:spacing w:after="80" w:line="276" w:lineRule="auto"/>
+      </w:pPr>
+      <w:r>
+        <w:rPr>
+          <w:rFonts w:ascii="Arial" w:cs="Arial" w:eastAsia="Arial" w:hAnsi="Arial"/>
+          <w:b/>
+          <w:bCs/>
+          <w:sz w:val="27"/>
+          <w:szCs w:val="27"/>
+        </w:rPr>
+        <w:t xml:space="preserve">Osnovni cilj middleware-a je da se sakrije heterogenost platforme na kojoj je sistem izgrađen od same aplikacije, kao i da se sakrije komunikacija.</w:t>
+      </w:r>
+      <w:r>
+        <w:rPr>
+          <w:rFonts w:ascii="Arial" w:cs="Arial" w:eastAsia="Arial" w:hAnsi="Arial"/>
+          <w:b w:val="false"/>
+          <w:bCs w:val="false"/>
+          <w:sz w:val="27"/>
+          <w:szCs w:val="27"/>
+        </w:rPr>
+        <w:t xml:space="preserve"> Mrežni OS se nadograđuje dodatnim softverskim slojem — middleware-om.</w:t>
+      </w:r>
+    </w:p>
+    <w:p>
+      <w:pPr>
+        <w:keepNext w:val="false"/>
+        <w:keepLines/>
+        <w:spacing w:after="80" w:line="276" w:lineRule="auto"/>
+      </w:pPr>
+      <w:r>
+        <w:rPr>
+          <w:rFonts w:ascii="Arial" w:cs="Arial" w:eastAsia="Arial" w:hAnsi="Arial"/>
+          <w:b w:val="false"/>
+          <w:bCs w:val="false"/>
+          <w:sz w:val="27"/>
+          <w:szCs w:val="27"/>
+        </w:rPr>
+        <w:t xml:space="preserve">Middleware je računarski softver koji pruža usluge (servise) višeg nivoa softverskim aplikacijama (npr. autentifikacija i autorizacija). Middleware komunikacioni protokoli oslobađaju aplikativnog programera detalja vezanih za komunikaciju između procesa — </w:t>
+      </w:r>
+      <w:r>
+        <w:rPr>
+          <w:rFonts w:ascii="Arial" w:cs="Arial" w:eastAsia="Arial" w:hAnsi="Arial"/>
+          <w:b/>
+          <w:bCs/>
+          <w:sz w:val="27"/>
+          <w:szCs w:val="27"/>
+        </w:rPr>
+        <w:t xml:space="preserve">komunikacija je skrivena iza poziva procedure (RPC) ili metoda (RMI)</w:t>
+      </w:r>
+      <w:r>
+        <w:rPr>
+          <w:rFonts w:ascii="Arial" w:cs="Arial" w:eastAsia="Arial" w:hAnsi="Arial"/>
+          <w:b w:val="false"/>
+          <w:bCs w:val="false"/>
+          <w:sz w:val="27"/>
+          <w:szCs w:val="27"/>
+        </w:rPr>
+        <w:t xml:space="preserve">.</w:t>
+      </w:r>
+    </w:p>
+    <w:p>
+      <w:pPr>
+        <w:keepNext w:val="false"/>
+        <w:spacing w:after="340"/>
+      </w:pPr>
+    </w:p>
+    <w:p>
+      <w:pPr>
+        <w:keepNext/>
+        <w:keepLines/>
+        <w:spacing w:after="140" w:line="276" w:lineRule="auto"/>
+      </w:pPr>
+      <w:r>
+        <w:rPr>
+          <w:rFonts w:ascii="Arial" w:cs="Arial" w:eastAsia="Arial" w:hAnsi="Arial"/>
+          <w:b/>
+          <w:bCs/>
+          <w:sz w:val="28"/>
+          <w:szCs w:val="28"/>
+        </w:rPr>
+        <w:t xml:space="preserve">35. Šta će se dogoditi ako se koristi Ricart-Agrawala algoritam i dva procesa koji žele pristup istoj kritičnoj sekciji generišu zahtev sa istom vrednošću Lamportove markice?</w:t>
+      </w:r>
+    </w:p>
+    <w:p>
+      <w:pPr>
+        <w:keepNext/>
+        <w:keepLines/>
+        <w:spacing w:after="80" w:line="276" w:lineRule="auto"/>
+      </w:pPr>
+      <w:r>
+        <w:rPr>
+          <w:rFonts w:ascii="Arial" w:cs="Arial" w:eastAsia="Arial" w:hAnsi="Arial"/>
+          <w:b w:val="false"/>
+          <w:bCs w:val="false"/>
+          <w:sz w:val="27"/>
+          <w:szCs w:val="27"/>
+        </w:rPr>
+        <w:t xml:space="preserve">Moguće je da više konkurentnih događaja ima iste vremenske markice, što nije poželjno — to dovodi do </w:t>
+      </w:r>
+      <w:r>
+        <w:rPr>
+          <w:rFonts w:ascii="Arial" w:cs="Arial" w:eastAsia="Arial" w:hAnsi="Arial"/>
+          <w:b/>
+          <w:bCs/>
+          <w:sz w:val="27"/>
+          <w:szCs w:val="27"/>
+        </w:rPr>
+        <w:t xml:space="preserve">konfuzije</w:t>
+      </w:r>
+      <w:r>
+        <w:rPr>
+          <w:rFonts w:ascii="Arial" w:cs="Arial" w:eastAsia="Arial" w:hAnsi="Arial"/>
+          <w:b w:val="false"/>
+          <w:bCs w:val="false"/>
+          <w:sz w:val="27"/>
+          <w:szCs w:val="27"/>
+        </w:rPr>
+        <w:t xml:space="preserve"> ako više procesa treba da donese odluku na osnovu vremenskih markica dva događaja (pobednik se bira po manjoj markici, pa se remi ne može razrešiti).</w:t>
+      </w:r>
+    </w:p>
+    <w:p>
+      <w:pPr>
+        <w:keepNext w:val="false"/>
+        <w:keepLines/>
+        <w:spacing w:after="80" w:line="276" w:lineRule="auto"/>
+      </w:pPr>
+      <w:r>
+        <w:rPr>
+          <w:rFonts w:ascii="Arial" w:cs="Arial" w:eastAsia="Arial" w:hAnsi="Arial"/>
+          <w:b/>
+          <w:bCs/>
+          <w:sz w:val="27"/>
+          <w:szCs w:val="27"/>
+        </w:rPr>
+        <w:t xml:space="preserve">Rešenje:</w:t>
+      </w:r>
+      <w:r>
+        <w:rPr>
+          <w:rFonts w:ascii="Arial" w:cs="Arial" w:eastAsia="Arial" w:hAnsi="Arial"/>
+          <w:b w:val="false"/>
+          <w:bCs w:val="false"/>
+          <w:sz w:val="27"/>
+          <w:szCs w:val="27"/>
+        </w:rPr>
+        <w:t xml:space="preserve"> prisiliti da svaka markica bude </w:t>
+      </w:r>
+      <w:r>
+        <w:rPr>
+          <w:rFonts w:ascii="Arial" w:cs="Arial" w:eastAsia="Arial" w:hAnsi="Arial"/>
+          <w:b/>
+          <w:bCs/>
+          <w:sz w:val="27"/>
+          <w:szCs w:val="27"/>
+        </w:rPr>
+        <w:t xml:space="preserve">jedinstvena</w:t>
+      </w:r>
+      <w:r>
+        <w:rPr>
+          <w:rFonts w:ascii="Arial" w:cs="Arial" w:eastAsia="Arial" w:hAnsi="Arial"/>
+          <w:b w:val="false"/>
+          <w:bCs w:val="false"/>
+          <w:sz w:val="27"/>
+          <w:szCs w:val="27"/>
+        </w:rPr>
+        <w:t xml:space="preserve"> — Lamportovoj vremenskoj markici dodati još jedan identifikator koji predstavlja </w:t>
+      </w:r>
+      <w:r>
+        <w:rPr>
+          <w:rFonts w:ascii="Arial" w:cs="Arial" w:eastAsia="Arial" w:hAnsi="Arial"/>
+          <w:b/>
+          <w:bCs/>
+          <w:sz w:val="27"/>
+          <w:szCs w:val="27"/>
+        </w:rPr>
+        <w:t xml:space="preserve">globalno jedinstveni id procesa</w:t>
+      </w:r>
+      <w:r>
+        <w:rPr>
+          <w:rFonts w:ascii="Arial" w:cs="Arial" w:eastAsia="Arial" w:hAnsi="Arial"/>
+          <w:b w:val="false"/>
+          <w:bCs w:val="false"/>
+          <w:sz w:val="27"/>
+          <w:szCs w:val="27"/>
+        </w:rPr>
+        <w:t xml:space="preserve"> u kome je nastao događaj (adresa hosta + proces ID). Markica postaje par (T, id) i poredi se prvo po T, a kod jednakog T pobeđuje manji id procesa.</w:t>
+      </w:r>
+    </w:p>
+    <w:p>
+      <w:pPr>
+        <w:keepNext w:val="false"/>
+        <w:spacing w:after="340"/>
+      </w:pPr>
+    </w:p>
+    <w:p>
+      <w:pPr>
+        <w:keepNext/>
+        <w:keepLines/>
+        <w:spacing w:after="140" w:line="276" w:lineRule="auto"/>
+      </w:pPr>
+      <w:r>
+        <w:rPr>
+          <w:rFonts w:ascii="Arial" w:cs="Arial" w:eastAsia="Arial" w:hAnsi="Arial"/>
+          <w:b/>
+          <w:bCs/>
+          <w:sz w:val="28"/>
+          <w:szCs w:val="28"/>
+        </w:rPr>
+        <w:t xml:space="preserve">37. Šta je definicija potpuno uređene grupne komunikacije? (otvoreno pitanje)</w:t>
+      </w:r>
+    </w:p>
+    <w:p>
+      <w:pPr>
+        <w:keepNext/>
+        <w:keepLines/>
+        <w:spacing w:after="80" w:line="276" w:lineRule="auto"/>
+      </w:pPr>
+      <w:r>
+        <w:rPr>
+          <w:rFonts w:ascii="Arial" w:cs="Arial" w:eastAsia="Arial" w:hAnsi="Arial"/>
+          <w:b w:val="false"/>
+          <w:bCs w:val="false"/>
+          <w:sz w:val="27"/>
+          <w:szCs w:val="27"/>
+        </w:rPr>
+        <w:t xml:space="preserve">Potpuno uređena grupna komunikacija odnosi se na komunikaciju u kojoj </w:t>
+      </w:r>
+      <w:r>
+        <w:rPr>
+          <w:rFonts w:ascii="Arial" w:cs="Arial" w:eastAsia="Arial" w:hAnsi="Arial"/>
+          <w:b/>
+          <w:bCs/>
+          <w:sz w:val="27"/>
+          <w:szCs w:val="27"/>
+        </w:rPr>
+        <w:t xml:space="preserve">sve replike treba da prime isti skup poruka u istom redosledu</w:t>
+      </w:r>
+      <w:r>
+        <w:rPr>
+          <w:rFonts w:ascii="Arial" w:cs="Arial" w:eastAsia="Arial" w:hAnsi="Arial"/>
+          <w:b w:val="false"/>
+          <w:bCs w:val="false"/>
+          <w:sz w:val="27"/>
+          <w:szCs w:val="27"/>
+        </w:rPr>
+        <w:t xml:space="preserve">, tj. da sve replike budu u konzistentnom stanju.</w:t>
+      </w:r>
+    </w:p>
+    <w:p>
+      <w:pPr>
+        <w:keepNext w:val="false"/>
+        <w:keepLines/>
+        <w:spacing w:after="80" w:line="276" w:lineRule="auto"/>
+      </w:pPr>
+      <w:r>
+        <w:rPr>
+          <w:rFonts w:ascii="Arial" w:cs="Arial" w:eastAsia="Arial" w:hAnsi="Arial"/>
+          <w:b w:val="false"/>
+          <w:bCs w:val="false"/>
+          <w:sz w:val="27"/>
+          <w:szCs w:val="27"/>
+        </w:rPr>
+        <w:t xml:space="preserve">Obezbediti potpuno uređenu grupnu komunikaciju znači obezbediti </w:t>
+      </w:r>
+      <w:r>
+        <w:rPr>
+          <w:rFonts w:ascii="Arial" w:cs="Arial" w:eastAsia="Arial" w:hAnsi="Arial"/>
+          <w:b/>
+          <w:bCs/>
+          <w:sz w:val="27"/>
+          <w:szCs w:val="27"/>
+        </w:rPr>
+        <w:t xml:space="preserve">operaciju (multicast) kojom se sve poruke isporučuju u istom redosledu svim prijemnicima</w:t>
+      </w:r>
+      <w:r>
+        <w:rPr>
+          <w:rFonts w:ascii="Arial" w:cs="Arial" w:eastAsia="Arial" w:hAnsi="Arial"/>
+          <w:b w:val="false"/>
+          <w:bCs w:val="false"/>
+          <w:sz w:val="27"/>
+          <w:szCs w:val="27"/>
+        </w:rPr>
+        <w:t xml:space="preserve">.</w:t>
+      </w:r>
+    </w:p>
+    <w:p>
+      <w:pPr>
+        <w:keepNext w:val="false"/>
+        <w:spacing w:after="340"/>
+      </w:pPr>
+    </w:p>
+    <w:p>
+      <w:pPr>
+        <w:keepNext/>
+        <w:keepLines/>
+        <w:spacing w:after="140" w:line="276" w:lineRule="auto"/>
+      </w:pPr>
+      <w:r>
+        <w:rPr>
+          <w:rFonts w:ascii="Arial" w:cs="Arial" w:eastAsia="Arial" w:hAnsi="Arial"/>
+          <w:b/>
+          <w:bCs/>
+          <w:sz w:val="28"/>
+          <w:szCs w:val="28"/>
+        </w:rPr>
+        <w:t xml:space="preserve">38. Koje časovnike ćete koristiti ako je potrebno ostvariti: a) totalno uređenu grupnu komunikaciju (multicast); b) uslovno (kauzalno) uređenu grupnu komunikaciju?</w:t>
+      </w:r>
+    </w:p>
+    <w:p>
+      <w:pPr>
+        <w:keepNext/>
+        <w:keepLines/>
+        <w:spacing w:after="80" w:line="276" w:lineRule="auto"/>
+      </w:pPr>
+      <w:r>
+        <w:rPr>
+          <w:rFonts w:ascii="Arial" w:cs="Arial" w:eastAsia="Arial" w:hAnsi="Arial"/>
+          <w:b/>
+          <w:bCs/>
+          <w:sz w:val="27"/>
+          <w:szCs w:val="27"/>
+        </w:rPr>
+        <w:t xml:space="preserve">a) Totalno uređena grupna komunikacija → Lamportovi (skalarni) logički časovnici.</w:t>
+      </w:r>
+      <w:r>
+        <w:rPr>
+          <w:rFonts w:ascii="Arial" w:cs="Arial" w:eastAsia="Arial" w:hAnsi="Arial"/>
+          <w:b w:val="false"/>
+          <w:bCs w:val="false"/>
+          <w:sz w:val="27"/>
+          <w:szCs w:val="27"/>
+        </w:rPr>
+        <w:t xml:space="preserve"> Poruka ažuriranja se obeležava logičkim vremenom izvora (proširena markica T.id), poruke se u redovima čekanja uređuju po markicama i isporučuju aplikaciji tek kada su potvrđene (ACK) od strane svih procesa — tako svi procesi vide isti redosled.</w:t>
+      </w:r>
+    </w:p>
+    <w:p>
+      <w:pPr>
+        <w:keepNext w:val="false"/>
+        <w:keepLines/>
+        <w:spacing w:after="80" w:line="276" w:lineRule="auto"/>
+      </w:pPr>
+      <w:r>
+        <w:rPr>
+          <w:rFonts w:ascii="Arial" w:cs="Arial" w:eastAsia="Arial" w:hAnsi="Arial"/>
+          <w:b/>
+          <w:bCs/>
+          <w:sz w:val="27"/>
+          <w:szCs w:val="27"/>
+        </w:rPr>
+        <w:t xml:space="preserve">b) Uslovno (kauzalno) uređena grupna komunikacija → vektorski časovnici.</w:t>
+      </w:r>
+      <w:r>
+        <w:rPr>
+          <w:rFonts w:ascii="Arial" w:cs="Arial" w:eastAsia="Arial" w:hAnsi="Arial"/>
+          <w:b w:val="false"/>
+          <w:bCs w:val="false"/>
+          <w:sz w:val="27"/>
+          <w:szCs w:val="27"/>
+        </w:rPr>
+        <w:t xml:space="preserve"> Časovnik se inkrementira samo kod slanja poruke. Poruka m se ne prosleđuje procesu Pj dok se ne zadovolje dva uslova: tm[i] = Vj[i] + 1 (Pj je primio sve prethodne poruke od Pi) i tm[k] ≤ Vj[k] za svako k ≠ i (Pj je primio sve poruke koje je Pi primio pre slanja m); u suprotnom se poruka baferuje.</w:t>
+      </w:r>
+    </w:p>
+    <w:p>
+      <w:pPr>
+        <w:keepNext w:val="false"/>
+        <w:spacing w:after="340"/>
+      </w:pPr>
+    </w:p>
+    <w:p>
+      <w:pPr>
+        <w:keepNext/>
+        <w:keepLines/>
+        <w:spacing w:after="140" w:line="276" w:lineRule="auto"/>
+      </w:pPr>
+      <w:r>
+        <w:rPr>
+          <w:rFonts w:ascii="Arial" w:cs="Arial" w:eastAsia="Arial" w:hAnsi="Arial"/>
+          <w:b/>
+          <w:bCs/>
+          <w:sz w:val="28"/>
+          <w:szCs w:val="28"/>
+        </w:rPr>
+        <w:t xml:space="preserve">39. Objasniti razliku između potpuno uređene grupne komunikacije (total ordering) i uređenja međusobno zavisnih događaja (causal ordering). Da li totalno uređenje garantuje kauzalno uređenje?</w:t>
+      </w:r>
+    </w:p>
+    <w:p>
+      <w:pPr>
+        <w:keepNext/>
+        <w:keepLines/>
+        <w:spacing w:after="80" w:line="276" w:lineRule="auto"/>
+      </w:pPr>
+      <w:r>
+        <w:rPr>
+          <w:rFonts w:ascii="Arial" w:cs="Arial" w:eastAsia="Arial" w:hAnsi="Arial"/>
+          <w:b/>
+          <w:bCs/>
+          <w:sz w:val="27"/>
+          <w:szCs w:val="27"/>
+        </w:rPr>
+        <w:t xml:space="preserve">Totalno uređenje</w:t>
+      </w:r>
+      <w:r>
+        <w:rPr>
+          <w:rFonts w:ascii="Arial" w:cs="Arial" w:eastAsia="Arial" w:hAnsi="Arial"/>
+          <w:b w:val="false"/>
+          <w:bCs w:val="false"/>
+          <w:sz w:val="27"/>
+          <w:szCs w:val="27"/>
+        </w:rPr>
+        <w:t xml:space="preserve"> — sve poruke se isporučuju svim procesima u istom redosledu (i konkurentne). Implementira se Lamportovim časovnicima.</w:t>
+      </w:r>
+    </w:p>
+    <w:p>
+      <w:pPr>
+        <w:keepNext/>
+        <w:keepLines/>
+        <w:spacing w:after="80" w:line="276" w:lineRule="auto"/>
+      </w:pPr>
+      <w:r>
+        <w:rPr>
+          <w:rFonts w:ascii="Arial" w:cs="Arial" w:eastAsia="Arial" w:hAnsi="Arial"/>
+          <w:b/>
+          <w:bCs/>
+          <w:sz w:val="27"/>
+          <w:szCs w:val="27"/>
+        </w:rPr>
+        <w:t xml:space="preserve">Kauzalno uređenje</w:t>
+      </w:r>
+      <w:r>
+        <w:rPr>
+          <w:rFonts w:ascii="Arial" w:cs="Arial" w:eastAsia="Arial" w:hAnsi="Arial"/>
+          <w:b w:val="false"/>
+          <w:bCs w:val="false"/>
+          <w:sz w:val="27"/>
+          <w:szCs w:val="27"/>
+        </w:rPr>
+        <w:t xml:space="preserve"> — samo potencijalno uslovljene (kauzalno povezane) poruke moraju se u svim procesima videti u istom redosledu; konkurentne poruke se mogu videti u različitom redosledu u različitim procesima. Implementira se vektorskim časovnicima.</w:t>
+      </w:r>
+    </w:p>
+    <w:p>
+      <w:pPr>
+        <w:keepNext w:val="false"/>
+        <w:keepLines/>
+        <w:spacing w:after="80" w:line="276" w:lineRule="auto"/>
+      </w:pPr>
+      <w:r>
+        <w:rPr>
+          <w:rFonts w:ascii="Arial" w:cs="Arial" w:eastAsia="Arial" w:hAnsi="Arial"/>
+          <w:b/>
+          <w:bCs/>
+          <w:sz w:val="27"/>
+          <w:szCs w:val="27"/>
+        </w:rPr>
+        <w:t xml:space="preserve">Da li totalno garantuje kauzalno? NE.</w:t>
+      </w:r>
+      <w:r>
+        <w:rPr>
+          <w:rFonts w:ascii="Arial" w:cs="Arial" w:eastAsia="Arial" w:hAnsi="Arial"/>
+          <w:b w:val="false"/>
+          <w:bCs w:val="false"/>
+          <w:sz w:val="27"/>
+          <w:szCs w:val="27"/>
+        </w:rPr>
+        <w:t xml:space="preserve"> Totalno uređenje garantuje samo da svi procesi vide isti redosled, ali ne i da je taj redosled saglasan sa kauzalnošću — moguće je da svi procesi isporuče odgovor m2 pre poruke m1 koja ga je izazvala. Zato kauzalno uređenje zahteva posebnu implementaciju vektorskim časovnicima sa baferovanjem.</w:t>
+      </w:r>
+    </w:p>
+    <w:p>
+      <w:pPr>
+        <w:keepNext w:val="false"/>
+        <w:spacing w:after="340"/>
+      </w:pPr>
+    </w:p>
+    <w:p>
+      <w:pPr>
+        <w:keepNext/>
+        <w:keepLines/>
+        <w:spacing w:after="140" w:line="276" w:lineRule="auto"/>
+      </w:pPr>
+      <w:r>
+        <w:rPr>
+          <w:rFonts w:ascii="Arial" w:cs="Arial" w:eastAsia="Arial" w:hAnsi="Arial"/>
+          <w:b/>
+          <w:bCs/>
+          <w:sz w:val="28"/>
+          <w:szCs w:val="28"/>
+        </w:rPr>
+        <w:t xml:space="preserve">40. Koje vrste replika postoje? Koje se informacije mogu proslediti replikama kada se obavlja ažuriranje? Koji protokol konzistencije se koristi za postizanje sekvencijalne konzistencije?</w:t>
+      </w:r>
+    </w:p>
+    <w:p>
+      <w:pPr>
+        <w:keepNext/>
+        <w:keepLines/>
+        <w:spacing w:after="80" w:line="276" w:lineRule="auto"/>
+      </w:pPr>
+      <w:r>
+        <w:rPr>
+          <w:rFonts w:ascii="Arial" w:cs="Arial" w:eastAsia="Arial" w:hAnsi="Arial"/>
+          <w:b/>
+          <w:bCs/>
+          <w:sz w:val="27"/>
+          <w:szCs w:val="27"/>
+        </w:rPr>
+        <w:t xml:space="preserve">Vrste replika (3):</w:t>
+      </w:r>
+    </w:p>
+    <w:p>
+      <w:pPr>
+        <w:keepNext/>
+        <w:keepLines/>
+        <w:spacing w:after="80" w:line="276" w:lineRule="auto"/>
+      </w:pPr>
+      <w:r>
+        <w:rPr>
+          <w:rFonts w:ascii="Arial" w:cs="Arial" w:eastAsia="Arial" w:hAnsi="Arial"/>
+          <w:b/>
+          <w:bCs/>
+          <w:sz w:val="27"/>
+          <w:szCs w:val="27"/>
+        </w:rPr>
+        <w:t xml:space="preserve">1. Permanentne replike</w:t>
+      </w:r>
+      <w:r>
+        <w:rPr>
+          <w:rFonts w:ascii="Arial" w:cs="Arial" w:eastAsia="Arial" w:hAnsi="Arial"/>
+          <w:b w:val="false"/>
+          <w:bCs w:val="false"/>
+          <w:sz w:val="27"/>
+          <w:szCs w:val="27"/>
+        </w:rPr>
+        <w:t xml:space="preserve"> — početni skup replika koje obrazuju distribuirano skladište podataka; broj im je relativno mali.</w:t>
+      </w:r>
+    </w:p>
+    <w:p>
+      <w:pPr>
+        <w:keepNext/>
+        <w:keepLines/>
+        <w:spacing w:after="80" w:line="276" w:lineRule="auto"/>
+      </w:pPr>
+      <w:r>
+        <w:rPr>
+          <w:rFonts w:ascii="Arial" w:cs="Arial" w:eastAsia="Arial" w:hAnsi="Arial"/>
+          <w:b/>
+          <w:bCs/>
+          <w:sz w:val="27"/>
+          <w:szCs w:val="27"/>
+        </w:rPr>
+        <w:t xml:space="preserve">2. Replike inicirane od strane servera</w:t>
+      </w:r>
+      <w:r>
+        <w:rPr>
+          <w:rFonts w:ascii="Arial" w:cs="Arial" w:eastAsia="Arial" w:hAnsi="Arial"/>
+          <w:b w:val="false"/>
+          <w:bCs w:val="false"/>
+          <w:sz w:val="27"/>
+          <w:szCs w:val="27"/>
+        </w:rPr>
+        <w:t xml:space="preserve"> — privremene, postavljaju se u regione odakle dolazi veliki broj zahteva; ako broj obraćanja fajlu pređe prag replikacije, kreira se replika bliže klijentima.</w:t>
+      </w:r>
+    </w:p>
+    <w:p>
+      <w:pPr>
+        <w:keepNext/>
+        <w:keepLines/>
+        <w:spacing w:after="80" w:line="276" w:lineRule="auto"/>
+      </w:pPr>
+      <w:r>
+        <w:rPr>
+          <w:rFonts w:ascii="Arial" w:cs="Arial" w:eastAsia="Arial" w:hAnsi="Arial"/>
+          <w:b/>
+          <w:bCs/>
+          <w:sz w:val="27"/>
+          <w:szCs w:val="27"/>
+        </w:rPr>
+        <w:t xml:space="preserve">3. Replike inicirane od strane klijenta</w:t>
+      </w:r>
+      <w:r>
+        <w:rPr>
+          <w:rFonts w:ascii="Arial" w:cs="Arial" w:eastAsia="Arial" w:hAnsi="Arial"/>
+          <w:b w:val="false"/>
+          <w:bCs w:val="false"/>
+          <w:sz w:val="27"/>
+          <w:szCs w:val="27"/>
+        </w:rPr>
+        <w:t xml:space="preserve"> — keš na klijentu ili proxy serveru; server nema nikakvu odgovornost da održava ove kopije konzistentnim, to radi klijent.</w:t>
+      </w:r>
+    </w:p>
+    <w:p>
+      <w:pPr>
+        <w:keepNext/>
+        <w:keepLines/>
+        <w:spacing w:after="80" w:line="276" w:lineRule="auto"/>
+      </w:pPr>
+      <w:r>
+        <w:rPr>
+          <w:rFonts w:ascii="Arial" w:cs="Arial" w:eastAsia="Arial" w:hAnsi="Arial"/>
+          <w:b/>
+          <w:bCs/>
+          <w:sz w:val="27"/>
+          <w:szCs w:val="27"/>
+        </w:rPr>
+        <w:t xml:space="preserve">Šta se prosleđuje pri ažuriranju (3 opcije):</w:t>
+      </w:r>
+      <w:r>
+        <w:rPr>
+          <w:rFonts w:ascii="Arial" w:cs="Arial" w:eastAsia="Arial" w:hAnsi="Arial"/>
+          <w:b w:val="false"/>
+          <w:bCs w:val="false"/>
+          <w:sz w:val="27"/>
+          <w:szCs w:val="27"/>
+        </w:rPr>
+        <w:t xml:space="preserve"> 1) samo obaveštenje o obavljenom ažuriranju (invalidacija) — pogodno kad je odnos upisa naspram čitanja veliki; 2) modifikovani podaci — pogodno kad je broj čitanja mnogo veći od broja modifikacija; 3) operacije koje su izazvale ažuriranje (</w:t>
+      </w:r>
+      <w:r>
+        <w:rPr>
+          <w:rFonts w:ascii="Arial" w:cs="Arial" w:eastAsia="Arial" w:hAnsi="Arial"/>
+          <w:b/>
+          <w:bCs/>
+          <w:sz w:val="27"/>
+          <w:szCs w:val="27"/>
+        </w:rPr>
+        <w:t xml:space="preserve">aktivna replikacija</w:t>
+      </w:r>
+      <w:r>
+        <w:rPr>
+          <w:rFonts w:ascii="Arial" w:cs="Arial" w:eastAsia="Arial" w:hAnsi="Arial"/>
+          <w:b w:val="false"/>
+          <w:bCs w:val="false"/>
+          <w:sz w:val="27"/>
+          <w:szCs w:val="27"/>
+        </w:rPr>
+        <w:t xml:space="preserve">) — minimalan saobraćaj, ali više procesorskog vremena.</w:t>
+      </w:r>
+    </w:p>
+    <w:p>
+      <w:pPr>
+        <w:keepNext w:val="false"/>
+        <w:keepLines/>
+        <w:spacing w:after="80" w:line="276" w:lineRule="auto"/>
+      </w:pPr>
+      <w:r>
+        <w:rPr>
+          <w:rFonts w:ascii="Arial" w:cs="Arial" w:eastAsia="Arial" w:hAnsi="Arial"/>
+          <w:b/>
+          <w:bCs/>
+          <w:sz w:val="27"/>
+          <w:szCs w:val="27"/>
+        </w:rPr>
+        <w:t xml:space="preserve">Protokol za sekvencijalnu konzistenciju:</w:t>
+      </w:r>
+      <w:r>
+        <w:rPr>
+          <w:rFonts w:ascii="Arial" w:cs="Arial" w:eastAsia="Arial" w:hAnsi="Arial"/>
+          <w:b w:val="false"/>
+          <w:bCs w:val="false"/>
+          <w:sz w:val="27"/>
+          <w:szCs w:val="27"/>
+        </w:rPr>
+        <w:t xml:space="preserve"> protokoli zasnovani na postojanju </w:t>
+      </w:r>
+      <w:r>
+        <w:rPr>
+          <w:rFonts w:ascii="Arial" w:cs="Arial" w:eastAsia="Arial" w:hAnsi="Arial"/>
+          <w:b/>
+          <w:bCs/>
+          <w:sz w:val="27"/>
+          <w:szCs w:val="27"/>
+        </w:rPr>
+        <w:t xml:space="preserve">primarne kopije</w:t>
+      </w:r>
+      <w:r>
+        <w:rPr>
+          <w:rFonts w:ascii="Arial" w:cs="Arial" w:eastAsia="Arial" w:hAnsi="Arial"/>
+          <w:b w:val="false"/>
+          <w:bCs w:val="false"/>
+          <w:sz w:val="27"/>
+          <w:szCs w:val="27"/>
+        </w:rPr>
+        <w:t xml:space="preserve"> — remote-write (primar fiksiran na jednoj lokaciji; primar uređuje sve zahteve na globalno jedinstven način pa svi procesi vide sve write operacije u istom redosledu) i local-write (primar privremeno migrira na lokalnu kopiju).</w:t>
+      </w:r>
+    </w:p>
+    <w:p>
+      <w:pPr>
+        <w:keepNext w:val="false"/>
+        <w:spacing w:after="340"/>
+      </w:pPr>
+    </w:p>
+    <w:p>
+      <w:pPr>
+        <w:keepNext/>
+        <w:keepLines/>
+        <w:spacing w:after="140" w:line="276" w:lineRule="auto"/>
+      </w:pPr>
+      <w:r>
+        <w:rPr>
+          <w:rFonts w:ascii="Arial" w:cs="Arial" w:eastAsia="Arial" w:hAnsi="Arial"/>
+          <w:b/>
+          <w:bCs/>
+          <w:sz w:val="28"/>
+          <w:szCs w:val="28"/>
+        </w:rPr>
+        <w:t xml:space="preserve">41. Bankovni server je repliciran. Razmatraju se dva dizajna: i) sve replike izvršavaju sve zahteve; ii) jedan server izvršava zahteve i periodično ažurira replike. Koje tehnike repliciranja se koriste u slučaju i) a koje u slučaju ii)?</w:t>
+      </w:r>
+    </w:p>
+    <w:p>
+      <w:pPr>
+        <w:keepNext/>
+        <w:keepLines/>
+        <w:spacing w:after="80" w:line="276" w:lineRule="auto"/>
+      </w:pPr>
+      <w:r>
+        <w:rPr>
+          <w:rFonts w:ascii="Arial" w:cs="Arial" w:eastAsia="Arial" w:hAnsi="Arial"/>
+          <w:b/>
+          <w:bCs/>
+          <w:sz w:val="27"/>
+          <w:szCs w:val="27"/>
+        </w:rPr>
+        <w:t xml:space="preserve">i) AKTIVNA REPLIKACIJA</w:t>
+      </w:r>
+      <w:r>
+        <w:rPr>
+          <w:rFonts w:ascii="Arial" w:cs="Arial" w:eastAsia="Arial" w:hAnsi="Arial"/>
+          <w:b w:val="false"/>
+          <w:bCs w:val="false"/>
+          <w:sz w:val="27"/>
+          <w:szCs w:val="27"/>
+        </w:rPr>
+        <w:t xml:space="preserve"> — koristi se kod grupe ravnopravnih procesa (ravne grupe). Klijentski zahtev se prosleđuje svim procesima u grupi i svi ga obrađuju u istom redosledu, što zahteva potpuno uređenu grupnu komunikaciju. Klijentski interfejs koristi većinsko glasanje da prosledi tačan odgovor klijentu.</w:t>
+      </w:r>
+    </w:p>
+    <w:p>
+      <w:pPr>
+        <w:keepNext w:val="false"/>
+        <w:keepLines/>
+        <w:spacing w:after="80" w:line="276" w:lineRule="auto"/>
+      </w:pPr>
+      <w:r>
+        <w:rPr>
+          <w:rFonts w:ascii="Arial" w:cs="Arial" w:eastAsia="Arial" w:hAnsi="Arial"/>
+          <w:b/>
+          <w:bCs/>
+          <w:sz w:val="27"/>
+          <w:szCs w:val="27"/>
+        </w:rPr>
+        <w:t xml:space="preserve">ii) PASIVNA REPLIKACIJA (primary-backup)</w:t>
+      </w:r>
+      <w:r>
+        <w:rPr>
+          <w:rFonts w:ascii="Arial" w:cs="Arial" w:eastAsia="Arial" w:hAnsi="Arial"/>
+          <w:b w:val="false"/>
+          <w:bCs w:val="false"/>
+          <w:sz w:val="27"/>
+          <w:szCs w:val="27"/>
+        </w:rPr>
+        <w:t xml:space="preserve"> — koristi se kod hijerarhijski organizovanih grupa: primar obavlja ceo posao, ostali su backup. Ako primar otkaže (detektuje se preko heartbeat poruka), jedan od backup servera preuzima posao — bira se novi primar konsenzusom.</w:t>
+      </w:r>
+    </w:p>
+    <w:p>
+      <w:pPr>
+        <w:keepNext w:val="false"/>
+        <w:spacing w:after="340"/>
+      </w:pPr>
+    </w:p>
+    <w:p>
+      <w:pPr>
+        <w:keepNext/>
+        <w:keepLines/>
+        <w:spacing w:after="140" w:line="276" w:lineRule="auto"/>
+      </w:pPr>
+      <w:r>
+        <w:rPr>
+          <w:rFonts w:ascii="Arial" w:cs="Arial" w:eastAsia="Arial" w:hAnsi="Arial"/>
+          <w:b/>
+          <w:bCs/>
+          <w:sz w:val="28"/>
+          <w:szCs w:val="28"/>
+        </w:rPr>
+        <w:t xml:space="preserve">42. Da li Ricart-Agrawala algoritam uzajamnog isključivanja koristi logičke časovnike? Kratko obrazložiti odgovor.</w:t>
+      </w:r>
+    </w:p>
+    <w:p>
+      <w:pPr>
+        <w:keepNext/>
+        <w:keepLines/>
+        <w:spacing w:after="80" w:line="276" w:lineRule="auto"/>
+      </w:pPr>
+      <w:r>
+        <w:rPr>
+          <w:rFonts w:ascii="Arial" w:cs="Arial" w:eastAsia="Arial" w:hAnsi="Arial"/>
+          <w:b/>
+          <w:bCs/>
+          <w:sz w:val="27"/>
+          <w:szCs w:val="27"/>
+        </w:rPr>
+        <w:t xml:space="preserve">DA, koristi</w:t>
+      </w:r>
+      <w:r>
+        <w:rPr>
+          <w:rFonts w:ascii="Arial" w:cs="Arial" w:eastAsia="Arial" w:hAnsi="Arial"/>
+          <w:b w:val="false"/>
+          <w:bCs w:val="false"/>
+          <w:sz w:val="27"/>
+          <w:szCs w:val="27"/>
+        </w:rPr>
+        <w:t xml:space="preserve"> — algoritam koristi logičke časovnike i grupnu komunikaciju.</w:t>
+      </w:r>
+    </w:p>
+    <w:p>
+      <w:pPr>
+        <w:keepNext/>
+        <w:keepLines/>
+        <w:spacing w:after="80" w:line="276" w:lineRule="auto"/>
+      </w:pPr>
+      <w:r>
+        <w:rPr>
+          <w:rFonts w:ascii="Arial" w:cs="Arial" w:eastAsia="Arial" w:hAnsi="Arial"/>
+          <w:b w:val="false"/>
+          <w:bCs w:val="false"/>
+          <w:sz w:val="27"/>
+          <w:szCs w:val="27"/>
+        </w:rPr>
+        <w:t xml:space="preserve">Kada proces želi da uđe u kritičnu sekciju, generiše poruku koja sadrži: </w:t>
+      </w:r>
+      <w:r>
+        <w:rPr>
+          <w:rFonts w:ascii="Arial" w:cs="Arial" w:eastAsia="Arial" w:hAnsi="Arial"/>
+          <w:b/>
+          <w:bCs/>
+          <w:sz w:val="27"/>
+          <w:szCs w:val="27"/>
+        </w:rPr>
+        <w:t xml:space="preserve">ID procesa, ime željenog resursa i logički časovnik</w:t>
+      </w:r>
+      <w:r>
+        <w:rPr>
+          <w:rFonts w:ascii="Arial" w:cs="Arial" w:eastAsia="Arial" w:hAnsi="Arial"/>
+          <w:b w:val="false"/>
+          <w:bCs w:val="false"/>
+          <w:sz w:val="27"/>
+          <w:szCs w:val="27"/>
+        </w:rPr>
+        <w:t xml:space="preserve"> (Lamportovu vremensku markicu), i šalje je svim procesima u grupi.</w:t>
+      </w:r>
+    </w:p>
+    <w:p>
+      <w:pPr>
+        <w:keepNext w:val="false"/>
+        <w:keepLines/>
+        <w:spacing w:after="80" w:line="276" w:lineRule="auto"/>
+      </w:pPr>
+      <w:r>
+        <w:rPr>
+          <w:rFonts w:ascii="Arial" w:cs="Arial" w:eastAsia="Arial" w:hAnsi="Arial"/>
+          <w:b w:val="false"/>
+          <w:bCs w:val="false"/>
+          <w:sz w:val="27"/>
+          <w:szCs w:val="27"/>
+        </w:rPr>
+        <w:t xml:space="preserve">Logički časovnik je neophodan za razrešavanje sukoba: kada dva procesa istovremeno traže istu kritičnu sekciju, svaki poredi markicu svog zahteva sa markicom primljenog — </w:t>
+      </w:r>
+      <w:r>
+        <w:rPr>
+          <w:rFonts w:ascii="Arial" w:cs="Arial" w:eastAsia="Arial" w:hAnsi="Arial"/>
+          <w:b/>
+          <w:bCs/>
+          <w:sz w:val="27"/>
+          <w:szCs w:val="27"/>
+        </w:rPr>
+        <w:t xml:space="preserve">proces sa manjom vremenskom markicom pobeđuje</w:t>
+      </w:r>
+      <w:r>
+        <w:rPr>
+          <w:rFonts w:ascii="Arial" w:cs="Arial" w:eastAsia="Arial" w:hAnsi="Arial"/>
+          <w:b w:val="false"/>
+          <w:bCs w:val="false"/>
+          <w:sz w:val="27"/>
+          <w:szCs w:val="27"/>
+        </w:rPr>
+        <w:t xml:space="preserve">.</w:t>
+      </w:r>
+    </w:p>
+    <w:p>
+      <w:pPr>
+        <w:keepNext w:val="false"/>
+        <w:spacing w:after="340"/>
+      </w:pPr>
+    </w:p>
+    <w:p>
+      <w:pPr>
+        <w:keepNext/>
+        <w:keepLines/>
+        <w:spacing w:after="140" w:line="276" w:lineRule="auto"/>
+      </w:pPr>
+      <w:r>
+        <w:rPr>
+          <w:rFonts w:ascii="Arial" w:cs="Arial" w:eastAsia="Arial" w:hAnsi="Arial"/>
+          <w:b/>
+          <w:bCs/>
+          <w:sz w:val="28"/>
+          <w:szCs w:val="28"/>
+        </w:rPr>
+        <w:t xml:space="preserve">43. Zašto je u DS teško postići savršenu sinhronizaciju časovnika?</w:t>
+      </w:r>
+    </w:p>
+    <w:p>
+      <w:pPr>
+        <w:keepNext/>
+        <w:keepLines/>
+        <w:spacing w:after="80" w:line="276" w:lineRule="auto"/>
+      </w:pPr>
+      <w:r>
+        <w:rPr>
+          <w:rFonts w:ascii="Arial" w:cs="Arial" w:eastAsia="Arial" w:hAnsi="Arial"/>
+          <w:b w:val="false"/>
+          <w:bCs w:val="false"/>
+          <w:sz w:val="27"/>
+          <w:szCs w:val="27"/>
+        </w:rPr>
+        <w:t xml:space="preserve">Osnovni razlog: </w:t>
+      </w:r>
+      <w:r>
+        <w:rPr>
+          <w:rFonts w:ascii="Arial" w:cs="Arial" w:eastAsia="Arial" w:hAnsi="Arial"/>
+          <w:b/>
+          <w:bCs/>
+          <w:sz w:val="27"/>
+          <w:szCs w:val="27"/>
+        </w:rPr>
+        <w:t xml:space="preserve">ne postoji globalni časovnik</w:t>
+      </w:r>
+      <w:r>
+        <w:rPr>
+          <w:rFonts w:ascii="Arial" w:cs="Arial" w:eastAsia="Arial" w:hAnsi="Arial"/>
+          <w:b w:val="false"/>
+          <w:bCs w:val="false"/>
+          <w:sz w:val="27"/>
+          <w:szCs w:val="27"/>
+        </w:rPr>
+        <w:t xml:space="preserve"> — svaka mašina ima svoj časovnik, pa procesi na različitim računarima imaju različitu predstavu o vremenu.</w:t>
+      </w:r>
+    </w:p>
+    <w:p>
+      <w:pPr>
+        <w:keepNext/>
+        <w:keepLines/>
+        <w:spacing w:after="80" w:line="276" w:lineRule="auto"/>
+      </w:pPr>
+      <w:r>
+        <w:rPr>
+          <w:rFonts w:ascii="Arial" w:cs="Arial" w:eastAsia="Arial" w:hAnsi="Arial"/>
+          <w:b w:val="false"/>
+          <w:bCs w:val="false"/>
+          <w:sz w:val="27"/>
+          <w:szCs w:val="27"/>
+        </w:rPr>
+        <w:t xml:space="preserve">• Tajmer je kvarcni kristal čija brzina oscilacije zavisi od vrste kristala, načina sečenja i veličine napona — ako sistem ima N računara, svih N kristala osciluje sa neznatno različitim brzinama, pa softverski časovnici postepeno ispadaju iz sinhronizma;</w:t>
+      </w:r>
+    </w:p>
+    <w:p>
+      <w:pPr>
+        <w:keepNext/>
+        <w:keepLines/>
+        <w:spacing w:after="80" w:line="276" w:lineRule="auto"/>
+      </w:pPr>
+      <w:r>
+        <w:rPr>
+          <w:rFonts w:ascii="Arial" w:cs="Arial" w:eastAsia="Arial" w:hAnsi="Arial"/>
+          <w:b w:val="false"/>
+          <w:bCs w:val="false"/>
+          <w:sz w:val="27"/>
+          <w:szCs w:val="27"/>
+        </w:rPr>
+        <w:t xml:space="preserve">• sve metode sinhronizacije svode se na razmenu vrednosti časovnika između računara, a tu je problem </w:t>
+      </w:r>
+      <w:r>
+        <w:rPr>
+          <w:rFonts w:ascii="Arial" w:cs="Arial" w:eastAsia="Arial" w:hAnsi="Arial"/>
+          <w:b/>
+          <w:bCs/>
+          <w:sz w:val="27"/>
+          <w:szCs w:val="27"/>
+        </w:rPr>
+        <w:t xml:space="preserve">komunikaciono kašnjenje</w:t>
+      </w:r>
+      <w:r>
+        <w:rPr>
+          <w:rFonts w:ascii="Arial" w:cs="Arial" w:eastAsia="Arial" w:hAnsi="Arial"/>
+          <w:b w:val="false"/>
+          <w:bCs w:val="false"/>
+          <w:sz w:val="27"/>
+          <w:szCs w:val="27"/>
+        </w:rPr>
+        <w:t xml:space="preserve"> — dok poruka sa vremenom stigne, to vreme je već zastarelo;</w:t>
+      </w:r>
+    </w:p>
+    <w:p>
+      <w:pPr>
+        <w:keepNext w:val="false"/>
+        <w:keepLines/>
+        <w:spacing w:after="80" w:line="276" w:lineRule="auto"/>
+      </w:pPr>
+      <w:r>
+        <w:rPr>
+          <w:rFonts w:ascii="Arial" w:cs="Arial" w:eastAsia="Arial" w:hAnsi="Arial"/>
+          <w:b w:val="false"/>
+          <w:bCs w:val="false"/>
+          <w:sz w:val="27"/>
+          <w:szCs w:val="27"/>
+        </w:rPr>
+        <w:t xml:space="preserve">• tokom vremena časovnici opet izađu iz sinhronizacije, pa se sinhronizacija mora stalno ponavljati.</w:t>
+      </w:r>
+    </w:p>
+    <w:p>
+      <w:pPr>
+        <w:keepNext w:val="false"/>
+        <w:spacing w:after="340"/>
+      </w:pPr>
+    </w:p>
+    <w:p>
+      <w:pPr>
+        <w:keepNext/>
+        <w:keepLines/>
+        <w:spacing w:after="140" w:line="276" w:lineRule="auto"/>
+      </w:pPr>
+      <w:r>
+        <w:rPr>
+          <w:rFonts w:ascii="Arial" w:cs="Arial" w:eastAsia="Arial" w:hAnsi="Arial"/>
+          <w:b/>
+          <w:bCs/>
+          <w:sz w:val="28"/>
+          <w:szCs w:val="28"/>
+        </w:rPr>
+        <w:t xml:space="preserve">44. Kristijanov algoritam usvaja da je:</w:t>
+      </w:r>
+    </w:p>
+    <w:p>
+      <w:pPr>
+        <w:keepNext/>
+        <w:keepLines/>
+        <w:spacing w:after="60" w:line="276" w:lineRule="auto"/>
+        <w:ind w:left="283"/>
+      </w:pPr>
+      <w:r>
+        <w:rPr>
+          <w:rFonts w:ascii="Segoe UI Symbol" w:cs="Segoe UI Symbol" w:eastAsia="Segoe UI Symbol" w:hAnsi="Segoe UI Symbol"/>
+          <w:b w:val="false"/>
+          <w:bCs w:val="false"/>
+          <w:sz w:val="27"/>
+          <w:szCs w:val="27"/>
+        </w:rPr>
+        <w:t xml:space="preserve">✗ </w:t>
+      </w:r>
+      <w:r>
+        <w:rPr>
+          <w:rFonts w:ascii="Arial" w:cs="Arial" w:eastAsia="Arial" w:hAnsi="Arial"/>
+          <w:b w:val="false"/>
+          <w:bCs w:val="false"/>
+          <w:sz w:val="27"/>
+          <w:szCs w:val="27"/>
+        </w:rPr>
+        <w:t xml:space="preserve">a) Kašnjenje kroz mrežu tačno poznato</w:t>
+      </w:r>
+    </w:p>
+    <w:p>
+      <w:pPr>
+        <w:keepNext/>
+        <w:keepLines/>
+        <w:spacing w:after="60" w:line="276" w:lineRule="auto"/>
+        <w:ind w:left="283"/>
+      </w:pPr>
+      <w:r>
+        <w:rPr>
+          <w:rFonts w:ascii="Segoe UI Symbol" w:cs="Segoe UI Symbol" w:eastAsia="Segoe UI Symbol" w:hAnsi="Segoe UI Symbol"/>
+          <w:b/>
+          <w:bCs/>
+          <w:sz w:val="27"/>
+          <w:szCs w:val="27"/>
+        </w:rPr>
+        <w:t xml:space="preserve">✓ </w:t>
+      </w:r>
+      <w:r>
+        <w:rPr>
+          <w:rFonts w:ascii="Arial" w:cs="Arial" w:eastAsia="Arial" w:hAnsi="Arial"/>
+          <w:b/>
+          <w:bCs/>
+          <w:sz w:val="27"/>
+          <w:szCs w:val="27"/>
+        </w:rPr>
+        <w:t xml:space="preserve">b) Kašnjenja zahteva i odgovora su približno jednaka (TAČNO)</w:t>
+      </w:r>
+    </w:p>
+    <w:p>
+      <w:pPr>
+        <w:keepNext/>
+        <w:keepLines/>
+        <w:spacing w:after="60" w:line="276" w:lineRule="auto"/>
+        <w:ind w:left="283"/>
+      </w:pPr>
+      <w:r>
+        <w:rPr>
+          <w:rFonts w:ascii="Segoe UI Symbol" w:cs="Segoe UI Symbol" w:eastAsia="Segoe UI Symbol" w:hAnsi="Segoe UI Symbol"/>
+          <w:b w:val="false"/>
+          <w:bCs w:val="false"/>
+          <w:sz w:val="27"/>
+          <w:szCs w:val="27"/>
+        </w:rPr>
+        <w:t xml:space="preserve">✗ </w:t>
+      </w:r>
+      <w:r>
+        <w:rPr>
+          <w:rFonts w:ascii="Arial" w:cs="Arial" w:eastAsia="Arial" w:hAnsi="Arial"/>
+          <w:b w:val="false"/>
+          <w:bCs w:val="false"/>
+          <w:sz w:val="27"/>
+          <w:szCs w:val="27"/>
+        </w:rPr>
+        <w:t xml:space="preserve">c) Serverski časovnik je uvek sporiji</w:t>
+      </w:r>
+    </w:p>
+    <w:p>
+      <w:pPr>
+        <w:keepNext w:val="false"/>
+        <w:keepLines/>
+        <w:spacing w:after="60" w:line="276" w:lineRule="auto"/>
+        <w:ind w:left="283"/>
+      </w:pPr>
+      <w:r>
+        <w:rPr>
+          <w:rFonts w:ascii="Segoe UI Symbol" w:cs="Segoe UI Symbol" w:eastAsia="Segoe UI Symbol" w:hAnsi="Segoe UI Symbol"/>
+          <w:b w:val="false"/>
+          <w:bCs w:val="false"/>
+          <w:sz w:val="27"/>
+          <w:szCs w:val="27"/>
+        </w:rPr>
+        <w:t xml:space="preserve">✗ </w:t>
+      </w:r>
+      <w:r>
+        <w:rPr>
+          <w:rFonts w:ascii="Arial" w:cs="Arial" w:eastAsia="Arial" w:hAnsi="Arial"/>
+          <w:b w:val="false"/>
+          <w:bCs w:val="false"/>
+          <w:sz w:val="27"/>
+          <w:szCs w:val="27"/>
+        </w:rPr>
+        <w:t xml:space="preserve">d) Svi klijenti međusobno komuniciraju da bi odredili tačno vreme</w:t>
+      </w:r>
+    </w:p>
+    <w:p>
+      <w:pPr>
+        <w:keepNext w:val="false"/>
+        <w:spacing w:after="340"/>
+      </w:pPr>
+    </w:p>
+    <w:p>
+      <w:pPr>
+        <w:keepNext/>
+        <w:keepLines/>
+        <w:spacing w:after="140" w:line="276" w:lineRule="auto"/>
+      </w:pPr>
+      <w:r>
+        <w:rPr>
+          <w:rFonts w:ascii="Arial" w:cs="Arial" w:eastAsia="Arial" w:hAnsi="Arial"/>
+          <w:b/>
+          <w:bCs/>
+          <w:sz w:val="28"/>
+          <w:szCs w:val="28"/>
+        </w:rPr>
+        <w:t xml:space="preserve">45. Zašto Berkeley algoritam šalje korekciju vremena umesto tačnog vremena?</w:t>
+      </w:r>
+    </w:p>
+    <w:p>
+      <w:pPr>
+        <w:keepNext/>
+        <w:keepLines/>
+        <w:spacing w:after="80" w:line="276" w:lineRule="auto"/>
+      </w:pPr>
+      <w:r>
+        <w:rPr>
+          <w:rFonts w:ascii="Arial" w:cs="Arial" w:eastAsia="Arial" w:hAnsi="Arial"/>
+          <w:b w:val="false"/>
+          <w:bCs w:val="false"/>
+          <w:sz w:val="27"/>
+          <w:szCs w:val="27"/>
+        </w:rPr>
+        <w:t xml:space="preserve">Berkeley algoritam obezbeđuje internu sinhronizaciju mašina unutar DS-a bez eksternog izvora tačnog vremena: server vremena periodično proziva svaku mašinu, izračunava </w:t>
+      </w:r>
+      <w:r>
+        <w:rPr>
+          <w:rFonts w:ascii="Arial" w:cs="Arial" w:eastAsia="Arial" w:hAnsi="Arial"/>
+          <w:b/>
+          <w:bCs/>
+          <w:sz w:val="27"/>
+          <w:szCs w:val="27"/>
+        </w:rPr>
+        <w:t xml:space="preserve">srednje vreme</w:t>
+      </w:r>
+      <w:r>
+        <w:rPr>
+          <w:rFonts w:ascii="Arial" w:cs="Arial" w:eastAsia="Arial" w:hAnsi="Arial"/>
+          <w:b w:val="false"/>
+          <w:bCs w:val="false"/>
+          <w:sz w:val="27"/>
+          <w:szCs w:val="27"/>
+        </w:rPr>
+        <w:t xml:space="preserve"> i saopštava svim mašinama </w:t>
+      </w:r>
+      <w:r>
+        <w:rPr>
+          <w:rFonts w:ascii="Arial" w:cs="Arial" w:eastAsia="Arial" w:hAnsi="Arial"/>
+          <w:b/>
+          <w:bCs/>
+          <w:sz w:val="27"/>
+          <w:szCs w:val="27"/>
+        </w:rPr>
+        <w:t xml:space="preserve">kako da podese</w:t>
+      </w:r>
+      <w:r>
+        <w:rPr>
+          <w:rFonts w:ascii="Arial" w:cs="Arial" w:eastAsia="Arial" w:hAnsi="Arial"/>
+          <w:b w:val="false"/>
+          <w:bCs w:val="false"/>
+          <w:sz w:val="27"/>
+          <w:szCs w:val="27"/>
+        </w:rPr>
+        <w:t xml:space="preserve"> svoje časovnike.</w:t>
+      </w:r>
+    </w:p>
+    <w:p>
+      <w:pPr>
+        <w:keepNext/>
+        <w:keepLines/>
+        <w:spacing w:after="80" w:line="276" w:lineRule="auto"/>
+      </w:pPr>
+      <w:r>
+        <w:rPr>
+          <w:rFonts w:ascii="Arial" w:cs="Arial" w:eastAsia="Arial" w:hAnsi="Arial"/>
+          <w:b/>
+          <w:bCs/>
+          <w:sz w:val="27"/>
+          <w:szCs w:val="27"/>
+        </w:rPr>
+        <w:t xml:space="preserve">1. Vreme nikad ne sme da ide unazad</w:t>
+      </w:r>
+      <w:r>
+        <w:rPr>
+          <w:rFonts w:ascii="Arial" w:cs="Arial" w:eastAsia="Arial" w:hAnsi="Arial"/>
+          <w:b w:val="false"/>
+          <w:bCs w:val="false"/>
+          <w:sz w:val="27"/>
+          <w:szCs w:val="27"/>
+        </w:rPr>
+        <w:t xml:space="preserve"> — ako bi se slalo apsolutno vreme, mašini koja žuri časovnik bi skočio unazad. Sa korekcijom mašina zna koliko i u kom smeru da podesi, a negativnu korekciju primenjuje postepeno (usporavanjem časovnika preko holding registra).</w:t>
+      </w:r>
+    </w:p>
+    <w:p>
+      <w:pPr>
+        <w:keepNext/>
+        <w:keepLines/>
+        <w:spacing w:after="80" w:line="276" w:lineRule="auto"/>
+      </w:pPr>
+      <w:r>
+        <w:rPr>
+          <w:rFonts w:ascii="Arial" w:cs="Arial" w:eastAsia="Arial" w:hAnsi="Arial"/>
+          <w:b/>
+          <w:bCs/>
+          <w:sz w:val="27"/>
+          <w:szCs w:val="27"/>
+        </w:rPr>
+        <w:t xml:space="preserve">2. Eliminiše se komunikaciono kašnjenje</w:t>
+      </w:r>
+      <w:r>
+        <w:rPr>
+          <w:rFonts w:ascii="Arial" w:cs="Arial" w:eastAsia="Arial" w:hAnsi="Arial"/>
+          <w:b w:val="false"/>
+          <w:bCs w:val="false"/>
+          <w:sz w:val="27"/>
+          <w:szCs w:val="27"/>
+        </w:rPr>
+        <w:t xml:space="preserve"> — apsolutno vreme zastari dok putuje kroz mrežu, a relativna korekcija ostaje ispravna bez obzira na to kada stigne.</w:t>
+      </w:r>
+    </w:p>
+    <w:p>
+      <w:pPr>
+        <w:keepNext w:val="false"/>
+        <w:keepLines/>
+        <w:spacing w:after="80" w:line="276" w:lineRule="auto"/>
+      </w:pPr>
+      <w:r>
+        <w:rPr>
+          <w:rFonts w:ascii="Arial" w:cs="Arial" w:eastAsia="Arial" w:hAnsi="Arial"/>
+          <w:b/>
+          <w:bCs/>
+          <w:sz w:val="27"/>
+          <w:szCs w:val="27"/>
+        </w:rPr>
+        <w:t xml:space="preserve">3. Cilj nije globalno tačno vreme, već zajedničko vreme</w:t>
+      </w:r>
+      <w:r>
+        <w:rPr>
+          <w:rFonts w:ascii="Arial" w:cs="Arial" w:eastAsia="Arial" w:hAnsi="Arial"/>
+          <w:b w:val="false"/>
+          <w:bCs w:val="false"/>
+          <w:sz w:val="27"/>
+          <w:szCs w:val="27"/>
+        </w:rPr>
+        <w:t xml:space="preserve"> — bitno je da računari jednog DS-a imaju istu predstavu o vremenu, ne mora to vreme da bude globalno tačno.</w:t>
+      </w:r>
+    </w:p>
+    <w:p>
+      <w:pPr>
+        <w:keepNext w:val="false"/>
+        <w:spacing w:after="340"/>
+      </w:pPr>
+    </w:p>
+    <w:p>
+      <w:pPr>
+        <w:keepNext/>
+        <w:keepLines/>
+        <w:spacing w:after="140" w:line="276" w:lineRule="auto"/>
+      </w:pPr>
+      <w:r>
+        <w:rPr>
+          <w:rFonts w:ascii="Arial" w:cs="Arial" w:eastAsia="Arial" w:hAnsi="Arial"/>
+          <w:b/>
+          <w:bCs/>
+          <w:sz w:val="28"/>
+          <w:szCs w:val="28"/>
+        </w:rPr>
+        <w:t xml:space="preserve">46. Koje informacije o vremenu se nalaze u poruci koja stiže od NTP servera? Kako to klijent koristi da podesi svoj časovnik?</w:t>
+      </w:r>
+    </w:p>
+    <w:p>
+      <w:pPr>
+        <w:keepNext/>
+        <w:keepLines/>
+        <w:spacing w:after="80" w:line="276" w:lineRule="auto"/>
+      </w:pPr>
+      <w:r>
+        <w:rPr>
+          <w:rFonts w:ascii="Arial" w:cs="Arial" w:eastAsia="Arial" w:hAnsi="Arial"/>
+          <w:b/>
+          <w:bCs/>
+          <w:sz w:val="27"/>
+          <w:szCs w:val="27"/>
+        </w:rPr>
+        <w:t xml:space="preserve">Vremenska polja u NTP poruci:</w:t>
+      </w:r>
+    </w:p>
+    <w:p>
+      <w:pPr>
+        <w:keepNext/>
+        <w:keepLines/>
+        <w:spacing w:after="80" w:line="276" w:lineRule="auto"/>
+      </w:pPr>
+      <w:r>
+        <w:rPr>
+          <w:rFonts w:ascii="Arial" w:cs="Arial" w:eastAsia="Arial" w:hAnsi="Arial"/>
+          <w:b w:val="false"/>
+          <w:bCs w:val="false"/>
+          <w:sz w:val="27"/>
+          <w:szCs w:val="27"/>
+        </w:rPr>
+        <w:t xml:space="preserve">• </w:t>
+      </w:r>
+      <w:r>
+        <w:rPr>
+          <w:rFonts w:ascii="Arial" w:cs="Arial" w:eastAsia="Arial" w:hAnsi="Arial"/>
+          <w:b/>
+          <w:bCs/>
+          <w:sz w:val="27"/>
+          <w:szCs w:val="27"/>
+        </w:rPr>
+        <w:t xml:space="preserve">Reference timestamp</w:t>
+      </w:r>
+      <w:r>
+        <w:rPr>
+          <w:rFonts w:ascii="Arial" w:cs="Arial" w:eastAsia="Arial" w:hAnsi="Arial"/>
+          <w:b w:val="false"/>
+          <w:bCs w:val="false"/>
+          <w:sz w:val="27"/>
+          <w:szCs w:val="27"/>
+        </w:rPr>
+        <w:t xml:space="preserve"> — vreme kada je sistemski časovnik poslednji put bio postavljen/korigovan;</w:t>
+      </w:r>
+    </w:p>
+    <w:p>
+      <w:pPr>
+        <w:keepNext/>
+        <w:keepLines/>
+        <w:spacing w:after="80" w:line="276" w:lineRule="auto"/>
+      </w:pPr>
+      <w:r>
+        <w:rPr>
+          <w:rFonts w:ascii="Arial" w:cs="Arial" w:eastAsia="Arial" w:hAnsi="Arial"/>
+          <w:b w:val="false"/>
+          <w:bCs w:val="false"/>
+          <w:sz w:val="27"/>
+          <w:szCs w:val="27"/>
+        </w:rPr>
+        <w:t xml:space="preserve">• </w:t>
+      </w:r>
+      <w:r>
+        <w:rPr>
+          <w:rFonts w:ascii="Arial" w:cs="Arial" w:eastAsia="Arial" w:hAnsi="Arial"/>
+          <w:b/>
+          <w:bCs/>
+          <w:sz w:val="27"/>
+          <w:szCs w:val="27"/>
+        </w:rPr>
+        <w:t xml:space="preserve">Origin timestamp</w:t>
+      </w:r>
+      <w:r>
+        <w:rPr>
+          <w:rFonts w:ascii="Arial" w:cs="Arial" w:eastAsia="Arial" w:hAnsi="Arial"/>
+          <w:b w:val="false"/>
+          <w:bCs w:val="false"/>
+          <w:sz w:val="27"/>
+          <w:szCs w:val="27"/>
+        </w:rPr>
+        <w:t xml:space="preserve"> (t0) — kada je poruka upućena od klijenta ka serveru;</w:t>
+      </w:r>
+    </w:p>
+    <w:p>
+      <w:pPr>
+        <w:keepNext/>
+        <w:keepLines/>
+        <w:spacing w:after="80" w:line="276" w:lineRule="auto"/>
+      </w:pPr>
+      <w:r>
+        <w:rPr>
+          <w:rFonts w:ascii="Arial" w:cs="Arial" w:eastAsia="Arial" w:hAnsi="Arial"/>
+          <w:b w:val="false"/>
+          <w:bCs w:val="false"/>
+          <w:sz w:val="27"/>
+          <w:szCs w:val="27"/>
+        </w:rPr>
+        <w:t xml:space="preserve">• </w:t>
+      </w:r>
+      <w:r>
+        <w:rPr>
+          <w:rFonts w:ascii="Arial" w:cs="Arial" w:eastAsia="Arial" w:hAnsi="Arial"/>
+          <w:b/>
+          <w:bCs/>
+          <w:sz w:val="27"/>
+          <w:szCs w:val="27"/>
+        </w:rPr>
+        <w:t xml:space="preserve">Receive timestamp</w:t>
+      </w:r>
+      <w:r>
+        <w:rPr>
+          <w:rFonts w:ascii="Arial" w:cs="Arial" w:eastAsia="Arial" w:hAnsi="Arial"/>
+          <w:b w:val="false"/>
+          <w:bCs w:val="false"/>
+          <w:sz w:val="27"/>
+          <w:szCs w:val="27"/>
+        </w:rPr>
+        <w:t xml:space="preserve"> (t1) — kada je poruka stigla od klijenta na server;</w:t>
+      </w:r>
+    </w:p>
+    <w:p>
+      <w:pPr>
+        <w:keepNext/>
+        <w:keepLines/>
+        <w:spacing w:after="80" w:line="276" w:lineRule="auto"/>
+      </w:pPr>
+      <w:r>
+        <w:rPr>
+          <w:rFonts w:ascii="Arial" w:cs="Arial" w:eastAsia="Arial" w:hAnsi="Arial"/>
+          <w:b w:val="false"/>
+          <w:bCs w:val="false"/>
+          <w:sz w:val="27"/>
+          <w:szCs w:val="27"/>
+        </w:rPr>
+        <w:t xml:space="preserve">• </w:t>
+      </w:r>
+      <w:r>
+        <w:rPr>
+          <w:rFonts w:ascii="Arial" w:cs="Arial" w:eastAsia="Arial" w:hAnsi="Arial"/>
+          <w:b/>
+          <w:bCs/>
+          <w:sz w:val="27"/>
+          <w:szCs w:val="27"/>
+        </w:rPr>
+        <w:t xml:space="preserve">Transmit timestamp</w:t>
+      </w:r>
+      <w:r>
+        <w:rPr>
+          <w:rFonts w:ascii="Arial" w:cs="Arial" w:eastAsia="Arial" w:hAnsi="Arial"/>
+          <w:b w:val="false"/>
+          <w:bCs w:val="false"/>
+          <w:sz w:val="27"/>
+          <w:szCs w:val="27"/>
+        </w:rPr>
+        <w:t xml:space="preserve"> (t2) — kada server šalje odgovor klijentu.</w:t>
+      </w:r>
+    </w:p>
+    <w:p>
+      <w:pPr>
+        <w:keepNext/>
+        <w:keepLines/>
+        <w:spacing w:after="80" w:line="276" w:lineRule="auto"/>
+      </w:pPr>
+      <w:r>
+        <w:rPr>
+          <w:rFonts w:ascii="Arial" w:cs="Arial" w:eastAsia="Arial" w:hAnsi="Arial"/>
+          <w:b/>
+          <w:bCs/>
+          <w:sz w:val="27"/>
+          <w:szCs w:val="27"/>
+        </w:rPr>
+        <w:t xml:space="preserve">Kako klijent podešava časovnik:</w:t>
+      </w:r>
+      <w:r>
+        <w:rPr>
+          <w:rFonts w:ascii="Arial" w:cs="Arial" w:eastAsia="Arial" w:hAnsi="Arial"/>
+          <w:b w:val="false"/>
+          <w:bCs w:val="false"/>
+          <w:sz w:val="27"/>
+          <w:szCs w:val="27"/>
+        </w:rPr>
+        <w:t xml:space="preserve"> klijent beleži i t3 — trenutak prijema odgovora — pa računa:</w:t>
+      </w:r>
+    </w:p>
+    <w:p>
+      <w:pPr>
+        <w:keepNext/>
+        <w:keepLines/>
+        <w:spacing w:after="40" w:line="240" w:lineRule="auto"/>
+        <w:ind w:left="283"/>
+      </w:pPr>
+      <w:r>
+        <w:rPr>
+          <w:rFonts w:ascii="Courier New" w:cs="Courier New" w:eastAsia="Courier New" w:hAnsi="Courier New"/>
+          <w:sz w:val="24"/>
+          <w:szCs w:val="24"/>
+        </w:rPr>
+        <w:t xml:space="preserve">kruzno vreme propagacije:  d = (t1 - t0) + (t3 - t2)</w:t>
+      </w:r>
+    </w:p>
+    <w:p>
+      <w:pPr>
+        <w:keepNext/>
+        <w:keepLines/>
+        <w:spacing w:after="40" w:line="240" w:lineRule="auto"/>
+        <w:ind w:left="283"/>
+      </w:pPr>
+      <w:r>
+        <w:rPr>
+          <w:rFonts w:ascii="Courier New" w:cs="Courier New" w:eastAsia="Courier New" w:hAnsi="Courier New"/>
+          <w:sz w:val="24"/>
+          <w:szCs w:val="24"/>
+        </w:rPr>
+        <w:t xml:space="preserve">offset casovnika:          o = [(t1 - t0) + (t2 - t3)] / 2</w:t>
+      </w:r>
+    </w:p>
+    <w:p>
+      <w:pPr>
+        <w:keepNext/>
+        <w:keepLines/>
+        <w:spacing w:after="40" w:line="240" w:lineRule="auto"/>
+        <w:ind w:left="283"/>
+      </w:pPr>
+      <w:r>
+        <w:rPr>
+          <w:rFonts w:ascii="Courier New" w:cs="Courier New" w:eastAsia="Courier New" w:hAnsi="Courier New"/>
+          <w:sz w:val="24"/>
+          <w:szCs w:val="24"/>
+        </w:rPr>
+        <w:t xml:space="preserve">tacno vreme:               t3' = t3 + o</w:t>
+      </w:r>
+    </w:p>
+    <w:p>
+      <w:pPr>
+        <w:keepNext w:val="false"/>
+        <w:keepLines/>
+        <w:spacing w:after="80" w:line="276" w:lineRule="auto"/>
+      </w:pPr>
+      <w:r>
+        <w:rPr>
+          <w:rFonts w:ascii="Arial" w:cs="Arial" w:eastAsia="Arial" w:hAnsi="Arial"/>
+          <w:b w:val="false"/>
+          <w:bCs w:val="false"/>
+          <w:sz w:val="27"/>
+          <w:szCs w:val="27"/>
+        </w:rPr>
+        <w:t xml:space="preserve">Ako je dobijeno vreme veće od trenutnog, časovnik se postavlja direktno; ako je manje, korekcija se vrši </w:t>
+      </w:r>
+      <w:r>
+        <w:rPr>
+          <w:rFonts w:ascii="Arial" w:cs="Arial" w:eastAsia="Arial" w:hAnsi="Arial"/>
+          <w:b/>
+          <w:bCs/>
+          <w:sz w:val="27"/>
+          <w:szCs w:val="27"/>
+        </w:rPr>
+        <w:t xml:space="preserve">postepeno</w:t>
+      </w:r>
+      <w:r>
+        <w:rPr>
+          <w:rFonts w:ascii="Arial" w:cs="Arial" w:eastAsia="Arial" w:hAnsi="Arial"/>
+          <w:b w:val="false"/>
+          <w:bCs w:val="false"/>
+          <w:sz w:val="27"/>
+          <w:szCs w:val="27"/>
+        </w:rPr>
+        <w:t xml:space="preserve"> (usporavanjem časovnika), jer vreme ne sme da ide unazad.</w:t>
+      </w:r>
+    </w:p>
+    <w:p>
+      <w:pPr>
+        <w:keepNext w:val="false"/>
+        <w:spacing w:after="340"/>
+      </w:pPr>
+    </w:p>
+    <w:p>
+      <w:pPr>
+        <w:keepNext/>
+        <w:keepLines/>
+        <w:spacing w:after="140" w:line="276" w:lineRule="auto"/>
+      </w:pPr>
+      <w:r>
+        <w:rPr>
+          <w:rFonts w:ascii="Arial" w:cs="Arial" w:eastAsia="Arial" w:hAnsi="Arial"/>
+          <w:b/>
+          <w:bCs/>
+          <w:sz w:val="28"/>
+          <w:szCs w:val="28"/>
+        </w:rPr>
+        <w:t xml:space="preserve">51. Kada smo govorili o DFS rekli smo da server može biti projektovan kao statefull ili stateless. Pored svakog od tvrđenja staviti oznaku tačno (T) ili netačno (F).</w:t>
+      </w:r>
+    </w:p>
+    <w:p>
+      <w:pPr>
+        <w:keepNext/>
+        <w:keepLines/>
+        <w:spacing w:after="60" w:line="276" w:lineRule="auto"/>
+        <w:ind w:left="283"/>
+      </w:pPr>
+      <w:r>
+        <w:rPr>
+          <w:rFonts w:ascii="Segoe UI Symbol" w:cs="Segoe UI Symbol" w:eastAsia="Segoe UI Symbol" w:hAnsi="Segoe UI Symbol"/>
+          <w:b/>
+          <w:bCs/>
+          <w:sz w:val="27"/>
+          <w:szCs w:val="27"/>
+        </w:rPr>
+        <w:t xml:space="preserve">✓ </w:t>
+      </w:r>
+      <w:r>
+        <w:rPr>
+          <w:rFonts w:ascii="Arial" w:cs="Arial" w:eastAsia="Arial" w:hAnsi="Arial"/>
+          <w:b/>
+          <w:bCs/>
+          <w:sz w:val="27"/>
+          <w:szCs w:val="27"/>
+        </w:rPr>
+        <w:t xml:space="preserve">1) Implementacija klijentske strane može biti komplikovanija sa statefull serverom — T (TAČNO)</w:t>
+      </w:r>
+    </w:p>
+    <w:p>
+      <w:pPr>
+        <w:keepNext/>
+        <w:keepLines/>
+        <w:spacing w:after="60" w:line="276" w:lineRule="auto"/>
+        <w:ind w:left="283"/>
+      </w:pPr>
+      <w:r>
+        <w:rPr>
+          <w:rFonts w:ascii="Segoe UI Symbol" w:cs="Segoe UI Symbol" w:eastAsia="Segoe UI Symbol" w:hAnsi="Segoe UI Symbol"/>
+          <w:b/>
+          <w:bCs/>
+          <w:sz w:val="27"/>
+          <w:szCs w:val="27"/>
+        </w:rPr>
+        <w:t xml:space="preserve">✓ </w:t>
+      </w:r>
+      <w:r>
+        <w:rPr>
+          <w:rFonts w:ascii="Arial" w:cs="Arial" w:eastAsia="Arial" w:hAnsi="Arial"/>
+          <w:b/>
+          <w:bCs/>
+          <w:sz w:val="27"/>
+          <w:szCs w:val="27"/>
+        </w:rPr>
+        <w:t xml:space="preserve">2) Zaključavanje fajla je teško implementirati kod stateless servera — T (TAČNO)</w:t>
+      </w:r>
+    </w:p>
+    <w:p>
+      <w:pPr>
+        <w:keepNext/>
+        <w:keepLines/>
+        <w:spacing w:after="60" w:line="276" w:lineRule="auto"/>
+        <w:ind w:left="283"/>
+      </w:pPr>
+      <w:r>
+        <w:rPr>
+          <w:rFonts w:ascii="Segoe UI Symbol" w:cs="Segoe UI Symbol" w:eastAsia="Segoe UI Symbol" w:hAnsi="Segoe UI Symbol"/>
+          <w:b w:val="false"/>
+          <w:bCs w:val="false"/>
+          <w:sz w:val="27"/>
+          <w:szCs w:val="27"/>
+        </w:rPr>
+        <w:t xml:space="preserve">✗ </w:t>
+      </w:r>
+      <w:r>
+        <w:rPr>
+          <w:rFonts w:ascii="Arial" w:cs="Arial" w:eastAsia="Arial" w:hAnsi="Arial"/>
+          <w:b w:val="false"/>
+          <w:bCs w:val="false"/>
+          <w:sz w:val="27"/>
+          <w:szCs w:val="27"/>
+        </w:rPr>
+        <w:t xml:space="preserve">3) Kod statefull servera, svaki klijentski zahtev mora da sadrži kompletnu informaciju o zahtevu (npr. ime fajla, offset, itd.) — F (NETAČNO)</w:t>
+      </w:r>
+    </w:p>
+    <w:p>
+      <w:pPr>
+        <w:keepNext w:val="false"/>
+        <w:keepLines/>
+        <w:spacing w:after="60" w:line="276" w:lineRule="auto"/>
+        <w:ind w:left="283"/>
+      </w:pPr>
+      <w:r>
+        <w:rPr>
+          <w:rFonts w:ascii="Segoe UI Symbol" w:cs="Segoe UI Symbol" w:eastAsia="Segoe UI Symbol" w:hAnsi="Segoe UI Symbol"/>
+          <w:b/>
+          <w:bCs/>
+          <w:sz w:val="27"/>
+          <w:szCs w:val="27"/>
+        </w:rPr>
+        <w:t xml:space="preserve">✓ </w:t>
+      </w:r>
+      <w:r>
+        <w:rPr>
+          <w:rFonts w:ascii="Arial" w:cs="Arial" w:eastAsia="Arial" w:hAnsi="Arial"/>
+          <w:b/>
+          <w:bCs/>
+          <w:sz w:val="27"/>
+          <w:szCs w:val="27"/>
+        </w:rPr>
+        <w:t xml:space="preserve">4) Lakše je izboriti se sa greškama kod stateless nego kod statefull servera — T (TAČNO)</w:t>
+      </w:r>
+    </w:p>
+    <w:p>
+      <w:pPr>
+        <w:keepNext w:val="false"/>
+        <w:spacing w:after="340"/>
+      </w:pPr>
+    </w:p>
+    <w:p>
+      <w:pPr>
+        <w:keepNext/>
+        <w:keepLines/>
+        <w:spacing w:after="140" w:line="276" w:lineRule="auto"/>
+      </w:pPr>
+      <w:r>
+        <w:rPr>
+          <w:rFonts w:ascii="Arial" w:cs="Arial" w:eastAsia="Arial" w:hAnsi="Arial"/>
+          <w:b/>
+          <w:bCs/>
+          <w:sz w:val="28"/>
+          <w:szCs w:val="28"/>
+        </w:rPr>
+        <w:t xml:space="preserve">52. Koji modeli pristupa udaljenom fajlu postoje? Navesti prednosti i nedostatke svakog modela.</w:t>
+      </w:r>
+    </w:p>
+    <w:p>
+      <w:pPr>
+        <w:keepNext/>
+        <w:keepLines/>
+        <w:spacing w:after="80" w:line="276" w:lineRule="auto"/>
+      </w:pPr>
+      <w:r>
+        <w:rPr>
+          <w:rFonts w:ascii="Arial" w:cs="Arial" w:eastAsia="Arial" w:hAnsi="Arial"/>
+          <w:b w:val="false"/>
+          <w:bCs w:val="false"/>
+          <w:sz w:val="27"/>
+          <w:szCs w:val="27"/>
+        </w:rPr>
+        <w:t xml:space="preserve">Postoje 2 modela:</w:t>
+      </w:r>
+    </w:p>
+    <w:p>
+      <w:pPr>
+        <w:keepNext/>
+        <w:keepLines/>
+        <w:spacing w:after="80" w:line="276" w:lineRule="auto"/>
+      </w:pPr>
+      <w:r>
+        <w:rPr>
+          <w:rFonts w:ascii="Arial" w:cs="Arial" w:eastAsia="Arial" w:hAnsi="Arial"/>
+          <w:b/>
+          <w:bCs/>
+          <w:sz w:val="27"/>
+          <w:szCs w:val="27"/>
+        </w:rPr>
+        <w:t xml:space="preserve">1. Upload/Download model</w:t>
+      </w:r>
+      <w:r>
+        <w:rPr>
+          <w:rFonts w:ascii="Arial" w:cs="Arial" w:eastAsia="Arial" w:hAnsi="Arial"/>
+          <w:b w:val="false"/>
+          <w:bCs w:val="false"/>
+          <w:sz w:val="27"/>
+          <w:szCs w:val="27"/>
+        </w:rPr>
+        <w:t xml:space="preserve"> — jedini servisi za pristup su read i write: read preuzima (download-uje) fajl sa servera i pamti ga na klijent mašini, operacije se obavljaju lokalno, a kada klijent završi, vraća fajl na server (upload).</w:t>
+      </w:r>
+    </w:p>
+    <w:p>
+      <w:pPr>
+        <w:keepNext/>
+        <w:keepLines/>
+        <w:spacing w:after="80" w:line="276" w:lineRule="auto"/>
+      </w:pPr>
+      <w:r>
+        <w:rPr>
+          <w:rFonts w:ascii="Arial" w:cs="Arial" w:eastAsia="Arial" w:hAnsi="Arial"/>
+          <w:b/>
+          <w:bCs/>
+          <w:sz w:val="27"/>
+          <w:szCs w:val="27"/>
+        </w:rPr>
+        <w:t xml:space="preserve">Prednosti:</w:t>
+      </w:r>
+      <w:r>
+        <w:rPr>
+          <w:rFonts w:ascii="Arial" w:cs="Arial" w:eastAsia="Arial" w:hAnsi="Arial"/>
+          <w:b w:val="false"/>
+          <w:bCs w:val="false"/>
+          <w:sz w:val="27"/>
+          <w:szCs w:val="27"/>
+        </w:rPr>
+        <w:t xml:space="preserve"> jednostavan model, dobre performanse — operacije se obavljaju lokalno pa nema mrežnog saobraćaja. </w:t>
+      </w:r>
+      <w:r>
+        <w:rPr>
+          <w:rFonts w:ascii="Arial" w:cs="Arial" w:eastAsia="Arial" w:hAnsi="Arial"/>
+          <w:b/>
+          <w:bCs/>
+          <w:sz w:val="27"/>
+          <w:szCs w:val="27"/>
+        </w:rPr>
+        <w:t xml:space="preserve">Nedostaci:</w:t>
+      </w:r>
+      <w:r>
+        <w:rPr>
+          <w:rFonts w:ascii="Arial" w:cs="Arial" w:eastAsia="Arial" w:hAnsi="Arial"/>
+          <w:b w:val="false"/>
+          <w:bCs w:val="false"/>
+          <w:sz w:val="27"/>
+          <w:szCs w:val="27"/>
+        </w:rPr>
+        <w:t xml:space="preserve"> šta ako klijent nema dovoljno prostora da zapamti ceo fajl; šta ako mu nije potreban ceo fajl nego samo deo; šta ako drugi klijent istovremeno želi da modifikuje isti fajl.</w:t>
+      </w:r>
+    </w:p>
+    <w:p>
+      <w:pPr>
+        <w:keepNext/>
+        <w:keepLines/>
+        <w:spacing w:after="80" w:line="276" w:lineRule="auto"/>
+      </w:pPr>
+      <w:r>
+        <w:rPr>
+          <w:rFonts w:ascii="Arial" w:cs="Arial" w:eastAsia="Arial" w:hAnsi="Arial"/>
+          <w:b/>
+          <w:bCs/>
+          <w:sz w:val="27"/>
+          <w:szCs w:val="27"/>
+        </w:rPr>
+        <w:t xml:space="preserve">2. Model udaljenog pristupa</w:t>
+      </w:r>
+      <w:r>
+        <w:rPr>
+          <w:rFonts w:ascii="Arial" w:cs="Arial" w:eastAsia="Arial" w:hAnsi="Arial"/>
+          <w:b w:val="false"/>
+          <w:bCs w:val="false"/>
+          <w:sz w:val="27"/>
+          <w:szCs w:val="27"/>
+        </w:rPr>
+        <w:t xml:space="preserve"> — sve operacije nad fajlom obavljaju se na udaljenoj mašini (open, close, read, write...); fajl se ne pomera sa servera. Sve se radi pomoću RPC mehanizma.</w:t>
+      </w:r>
+    </w:p>
+    <w:p>
+      <w:pPr>
+        <w:keepNext w:val="false"/>
+        <w:keepLines/>
+        <w:spacing w:after="80" w:line="276" w:lineRule="auto"/>
+      </w:pPr>
+      <w:r>
+        <w:rPr>
+          <w:rFonts w:ascii="Arial" w:cs="Arial" w:eastAsia="Arial" w:hAnsi="Arial"/>
+          <w:b/>
+          <w:bCs/>
+          <w:sz w:val="27"/>
+          <w:szCs w:val="27"/>
+        </w:rPr>
+        <w:t xml:space="preserve">Prednosti:</w:t>
+      </w:r>
+      <w:r>
+        <w:rPr>
+          <w:rFonts w:ascii="Arial" w:cs="Arial" w:eastAsia="Arial" w:hAnsi="Arial"/>
+          <w:b w:val="false"/>
+          <w:bCs w:val="false"/>
+          <w:sz w:val="27"/>
+          <w:szCs w:val="27"/>
+        </w:rPr>
+        <w:t xml:space="preserve"> lakše je implementirati deljenje fajlova — ako jedan klijent modifikuje fajl, promena je svima odmah vidljiva. </w:t>
+      </w:r>
+      <w:r>
+        <w:rPr>
+          <w:rFonts w:ascii="Arial" w:cs="Arial" w:eastAsia="Arial" w:hAnsi="Arial"/>
+          <w:b/>
+          <w:bCs/>
+          <w:sz w:val="27"/>
+          <w:szCs w:val="27"/>
+        </w:rPr>
+        <w:t xml:space="preserve">Nedostaci:</w:t>
+      </w:r>
+      <w:r>
+        <w:rPr>
+          <w:rFonts w:ascii="Arial" w:cs="Arial" w:eastAsia="Arial" w:hAnsi="Arial"/>
+          <w:b w:val="false"/>
+          <w:bCs w:val="false"/>
+          <w:sz w:val="27"/>
+          <w:szCs w:val="27"/>
+        </w:rPr>
+        <w:t xml:space="preserve"> sve vreme se zahteva pristup serveru, može nastati zagušenje mreže i preopterećenje servera; performanse (brzina) su gore od prethodnog modela.</w:t>
+      </w:r>
+    </w:p>
+    <w:p>
+      <w:pPr>
+        <w:keepNext w:val="false"/>
+        <w:spacing w:after="340"/>
+      </w:pPr>
+    </w:p>
+    <w:p>
+      <w:pPr>
+        <w:keepNext/>
+        <w:keepLines/>
+        <w:spacing w:after="140" w:line="276" w:lineRule="auto"/>
+      </w:pPr>
+      <w:r>
+        <w:rPr>
+          <w:rFonts w:ascii="Arial" w:cs="Arial" w:eastAsia="Arial" w:hAnsi="Arial"/>
+          <w:b/>
+          <w:bCs/>
+          <w:sz w:val="28"/>
+          <w:szCs w:val="28"/>
+        </w:rPr>
+        <w:t xml:space="preserve">54. Chord prsten ima 2^20 mogućih identifikatora. Mreža ima samo 10.000 čvorova. Koliki je očekivani broj koraka za pronalaženje željenog sadržaja?</w:t>
+      </w:r>
+    </w:p>
+    <w:p>
+      <w:pPr>
+        <w:keepNext/>
+        <w:keepLines/>
+        <w:spacing w:after="60" w:line="276" w:lineRule="auto"/>
+        <w:ind w:left="283"/>
+      </w:pPr>
+      <w:r>
+        <w:rPr>
+          <w:rFonts w:ascii="Segoe UI Symbol" w:cs="Segoe UI Symbol" w:eastAsia="Segoe UI Symbol" w:hAnsi="Segoe UI Symbol"/>
+          <w:b w:val="false"/>
+          <w:bCs w:val="false"/>
+          <w:sz w:val="27"/>
+          <w:szCs w:val="27"/>
+        </w:rPr>
+        <w:t xml:space="preserve">✗ </w:t>
+      </w:r>
+      <w:r>
+        <w:rPr>
+          <w:rFonts w:ascii="Arial" w:cs="Arial" w:eastAsia="Arial" w:hAnsi="Arial"/>
+          <w:b w:val="false"/>
+          <w:bCs w:val="false"/>
+          <w:sz w:val="27"/>
+          <w:szCs w:val="27"/>
+        </w:rPr>
+        <w:t xml:space="preserve">a) O(2^20)</w:t>
+      </w:r>
+    </w:p>
+    <w:p>
+      <w:pPr>
+        <w:keepNext/>
+        <w:keepLines/>
+        <w:spacing w:after="60" w:line="276" w:lineRule="auto"/>
+        <w:ind w:left="283"/>
+      </w:pPr>
+      <w:r>
+        <w:rPr>
+          <w:rFonts w:ascii="Segoe UI Symbol" w:cs="Segoe UI Symbol" w:eastAsia="Segoe UI Symbol" w:hAnsi="Segoe UI Symbol"/>
+          <w:b w:val="false"/>
+          <w:bCs w:val="false"/>
+          <w:sz w:val="27"/>
+          <w:szCs w:val="27"/>
+        </w:rPr>
+        <w:t xml:space="preserve">✗ </w:t>
+      </w:r>
+      <w:r>
+        <w:rPr>
+          <w:rFonts w:ascii="Arial" w:cs="Arial" w:eastAsia="Arial" w:hAnsi="Arial"/>
+          <w:b w:val="false"/>
+          <w:bCs w:val="false"/>
+          <w:sz w:val="27"/>
+          <w:szCs w:val="27"/>
+        </w:rPr>
+        <w:t xml:space="preserve">b) O(10000)</w:t>
+      </w:r>
+    </w:p>
+    <w:p>
+      <w:pPr>
+        <w:keepNext/>
+        <w:keepLines/>
+        <w:spacing w:after="60" w:line="276" w:lineRule="auto"/>
+        <w:ind w:left="283"/>
+      </w:pPr>
+      <w:r>
+        <w:rPr>
+          <w:rFonts w:ascii="Segoe UI Symbol" w:cs="Segoe UI Symbol" w:eastAsia="Segoe UI Symbol" w:hAnsi="Segoe UI Symbol"/>
+          <w:b/>
+          <w:bCs/>
+          <w:sz w:val="27"/>
+          <w:szCs w:val="27"/>
+        </w:rPr>
+        <w:t xml:space="preserve">✓ </w:t>
+      </w:r>
+      <w:r>
+        <w:rPr>
+          <w:rFonts w:ascii="Arial" w:cs="Arial" w:eastAsia="Arial" w:hAnsi="Arial"/>
+          <w:b/>
+          <w:bCs/>
+          <w:sz w:val="27"/>
+          <w:szCs w:val="27"/>
+        </w:rPr>
+        <w:t xml:space="preserve">c) O(log 10000) (TAČNO)</w:t>
+      </w:r>
+    </w:p>
+    <w:p>
+      <w:pPr>
+        <w:keepNext w:val="false"/>
+        <w:keepLines/>
+        <w:spacing w:after="60" w:line="276" w:lineRule="auto"/>
+        <w:ind w:left="283"/>
+      </w:pPr>
+      <w:r>
+        <w:rPr>
+          <w:rFonts w:ascii="Segoe UI Symbol" w:cs="Segoe UI Symbol" w:eastAsia="Segoe UI Symbol" w:hAnsi="Segoe UI Symbol"/>
+          <w:b w:val="false"/>
+          <w:bCs w:val="false"/>
+          <w:sz w:val="27"/>
+          <w:szCs w:val="27"/>
+        </w:rPr>
+        <w:t xml:space="preserve">✗ </w:t>
+      </w:r>
+      <w:r>
+        <w:rPr>
+          <w:rFonts w:ascii="Arial" w:cs="Arial" w:eastAsia="Arial" w:hAnsi="Arial"/>
+          <w:b w:val="false"/>
+          <w:bCs w:val="false"/>
+          <w:sz w:val="27"/>
+          <w:szCs w:val="27"/>
+        </w:rPr>
+        <w:t xml:space="preserve">d) O(20)</w:t>
+      </w:r>
+    </w:p>
+    <w:p>
+      <w:pPr>
+        <w:keepNext w:val="false"/>
+        <w:spacing w:after="340"/>
+      </w:pPr>
+    </w:p>
+    <w:p>
+      <w:pPr>
+        <w:keepNext/>
+        <w:keepLines/>
+        <w:spacing w:after="140" w:line="276" w:lineRule="auto"/>
+      </w:pPr>
+      <w:r>
+        <w:rPr>
+          <w:rFonts w:ascii="Arial" w:cs="Arial" w:eastAsia="Arial" w:hAnsi="Arial"/>
+          <w:b/>
+          <w:bCs/>
+          <w:sz w:val="28"/>
+          <w:szCs w:val="28"/>
+        </w:rPr>
+        <w:t xml:space="preserve">53. Koje semantike deljenja fajlova postoje? Objasniti njihove karakteristike.</w:t>
+      </w:r>
+    </w:p>
+    <w:p>
+      <w:pPr>
+        <w:keepNext/>
+        <w:keepLines/>
+        <w:spacing w:after="80" w:line="276" w:lineRule="auto"/>
+      </w:pPr>
+      <w:r>
+        <w:rPr>
+          <w:rFonts w:ascii="Arial" w:cs="Arial" w:eastAsia="Arial" w:hAnsi="Arial"/>
+          <w:b/>
+          <w:bCs/>
+          <w:sz w:val="27"/>
+          <w:szCs w:val="27"/>
+        </w:rPr>
+        <w:t xml:space="preserve">UNIX semantika</w:t>
+      </w:r>
+      <w:r>
+        <w:rPr>
+          <w:rFonts w:ascii="Arial" w:cs="Arial" w:eastAsia="Arial" w:hAnsi="Arial"/>
+          <w:b w:val="false"/>
+          <w:bCs w:val="false"/>
+          <w:sz w:val="27"/>
+          <w:szCs w:val="27"/>
+        </w:rPr>
+        <w:t xml:space="preserve"> — svaka operacija nad fajlom je odmah vidljiva svim korisnicima: odgovara modelu udaljenog pristupa, kod koga „ako jedan klijent modifikuje fajl, ta promena je svima odmah vidljiva".</w:t>
+      </w:r>
+    </w:p>
+    <w:p>
+      <w:pPr>
+        <w:keepNext/>
+        <w:keepLines/>
+        <w:spacing w:after="80" w:line="276" w:lineRule="auto"/>
+      </w:pPr>
+      <w:r>
+        <w:rPr>
+          <w:rFonts w:ascii="Arial" w:cs="Arial" w:eastAsia="Arial" w:hAnsi="Arial"/>
+          <w:b/>
+          <w:bCs/>
+          <w:sz w:val="27"/>
+          <w:szCs w:val="27"/>
+        </w:rPr>
+        <w:t xml:space="preserve">Sesijska semantika</w:t>
+      </w:r>
+      <w:r>
+        <w:rPr>
+          <w:rFonts w:ascii="Arial" w:cs="Arial" w:eastAsia="Arial" w:hAnsi="Arial"/>
+          <w:b w:val="false"/>
+          <w:bCs w:val="false"/>
+          <w:sz w:val="27"/>
+          <w:szCs w:val="27"/>
+        </w:rPr>
+        <w:t xml:space="preserve"> — promene su vidljive tek po zatvaranju fajla: odgovara upload/download modelu, kod koga klijent radi nad lokalnom kopijom i vraća fajl na server tek kada završi.</w:t>
+      </w:r>
+    </w:p>
+    <w:p>
+      <w:pPr>
+        <w:keepNext/>
+        <w:keepLines/>
+        <w:spacing w:after="80" w:line="276" w:lineRule="auto"/>
+      </w:pPr>
+      <w:r>
+        <w:rPr>
+          <w:rFonts w:ascii="Arial" w:cs="Arial" w:eastAsia="Arial" w:hAnsi="Arial"/>
+          <w:b w:val="false"/>
+          <w:bCs w:val="false"/>
+          <w:sz w:val="27"/>
+          <w:szCs w:val="27"/>
+        </w:rPr>
+        <w:t xml:space="preserve">Uloga servera: </w:t>
+      </w:r>
+      <w:r>
+        <w:rPr>
+          <w:rFonts w:ascii="Arial" w:cs="Arial" w:eastAsia="Arial" w:hAnsi="Arial"/>
+          <w:b/>
+          <w:bCs/>
+          <w:sz w:val="27"/>
+          <w:szCs w:val="27"/>
+        </w:rPr>
+        <w:t xml:space="preserve">statefull</w:t>
+      </w:r>
+      <w:r>
+        <w:rPr>
+          <w:rFonts w:ascii="Arial" w:cs="Arial" w:eastAsia="Arial" w:hAnsi="Arial"/>
+          <w:b w:val="false"/>
+          <w:bCs w:val="false"/>
+          <w:sz w:val="27"/>
+          <w:szCs w:val="27"/>
+        </w:rPr>
+        <w:t xml:space="preserve"> server zna koji klijenti pristupaju kom fajlu, može da ih obavesti da je fajl promenjen i podržava file locking; </w:t>
+      </w:r>
+      <w:r>
+        <w:rPr>
+          <w:rFonts w:ascii="Arial" w:cs="Arial" w:eastAsia="Arial" w:hAnsi="Arial"/>
+          <w:b/>
+          <w:bCs/>
+          <w:sz w:val="27"/>
+          <w:szCs w:val="27"/>
+        </w:rPr>
+        <w:t xml:space="preserve">stateless</w:t>
+      </w:r>
+      <w:r>
+        <w:rPr>
+          <w:rFonts w:ascii="Arial" w:cs="Arial" w:eastAsia="Arial" w:hAnsi="Arial"/>
+          <w:b w:val="false"/>
+          <w:bCs w:val="false"/>
+          <w:sz w:val="27"/>
+          <w:szCs w:val="27"/>
+        </w:rPr>
+        <w:t xml:space="preserve"> server nema načina da obavesti ostale klijente o modifikaciji, pa klijent sam vodi računa o konzistenciji.</w:t>
+      </w:r>
+    </w:p>
+    <w:p>
+      <w:pPr>
+        <w:keepNext w:val="false"/>
+        <w:keepLines/>
+        <w:spacing w:after="80" w:line="276" w:lineRule="auto"/>
+      </w:pPr>
+      <w:r>
+        <w:rPr>
+          <w:rFonts w:ascii="Arial" w:cs="Arial" w:eastAsia="Arial" w:hAnsi="Arial"/>
+          <w:b w:val="false"/>
+          <w:bCs w:val="false"/>
+          <w:sz w:val="27"/>
+          <w:szCs w:val="27"/>
+        </w:rPr>
+        <w:t xml:space="preserve">(Napomena: kompletan spisak semantika nije obrađen u dostupnim materijalima — dopuniti sa predavanja.)</w:t>
+      </w:r>
+    </w:p>
+    <w:p>
+      <w:pPr>
+        <w:keepNext w:val="false"/>
+        <w:spacing w:after="340"/>
+      </w:pPr>
+    </w:p>
+    <w:p>
+      <w:pPr>
+        <w:keepNext/>
+        <w:keepLines/>
+        <w:spacing w:after="140" w:line="276" w:lineRule="auto"/>
+      </w:pPr>
+      <w:r>
+        <w:rPr>
+          <w:rFonts w:ascii="Arial" w:cs="Arial" w:eastAsia="Arial" w:hAnsi="Arial"/>
+          <w:b/>
+          <w:bCs/>
+          <w:sz w:val="28"/>
+          <w:szCs w:val="28"/>
+        </w:rPr>
+        <w:t xml:space="preserve">55. Objasniti ulogu RMI Registry-ja i proces registracije udaljenog objekta.</w:t>
+      </w:r>
+    </w:p>
+    <w:p>
+      <w:pPr>
+        <w:keepNext/>
+        <w:keepLines/>
+        <w:spacing w:after="80" w:line="276" w:lineRule="auto"/>
+      </w:pPr>
+      <w:r>
+        <w:rPr>
+          <w:rFonts w:ascii="Arial" w:cs="Arial" w:eastAsia="Arial" w:hAnsi="Arial"/>
+          <w:b/>
+          <w:bCs/>
+          <w:sz w:val="27"/>
+          <w:szCs w:val="27"/>
+        </w:rPr>
+        <w:t xml:space="preserve">RMI registar je binder za Java RMI</w:t>
+      </w:r>
+      <w:r>
+        <w:rPr>
+          <w:rFonts w:ascii="Arial" w:cs="Arial" w:eastAsia="Arial" w:hAnsi="Arial"/>
+          <w:b w:val="false"/>
+          <w:bCs w:val="false"/>
+          <w:sz w:val="27"/>
+          <w:szCs w:val="27"/>
+        </w:rPr>
+        <w:t xml:space="preserve"> — omogućava serveru da objavi uslugu i klijentu da dobije stub za pristupanje njoj. U binderu postoji tabela sa preslikavanjem tekstualnog imena u referencu udaljenog objekta [imeObjekta, referencaObjekta]. Pristupa mu se putem metoda klase Naming, koji kao argument uzimaju URL-formatiran niz //imeRačunara:port/nazivObjekta.</w:t>
+      </w:r>
+    </w:p>
+    <w:p>
+      <w:pPr>
+        <w:keepNext/>
+        <w:keepLines/>
+        <w:spacing w:after="80" w:line="276" w:lineRule="auto"/>
+      </w:pPr>
+      <w:r>
+        <w:rPr>
+          <w:rFonts w:ascii="Arial" w:cs="Arial" w:eastAsia="Arial" w:hAnsi="Arial"/>
+          <w:b/>
+          <w:bCs/>
+          <w:sz w:val="27"/>
+          <w:szCs w:val="27"/>
+        </w:rPr>
+        <w:t xml:space="preserve">Proces registracije i korišćenja:</w:t>
+      </w:r>
+    </w:p>
+    <w:p>
+      <w:pPr>
+        <w:keepNext/>
+        <w:keepLines/>
+        <w:spacing w:after="80" w:line="276" w:lineRule="auto"/>
+      </w:pPr>
+      <w:r>
+        <w:rPr>
+          <w:rFonts w:ascii="Arial" w:cs="Arial" w:eastAsia="Arial" w:hAnsi="Arial"/>
+          <w:b w:val="false"/>
+          <w:bCs w:val="false"/>
+          <w:sz w:val="27"/>
+          <w:szCs w:val="27"/>
+        </w:rPr>
+        <w:t xml:space="preserve">1. U okviru serverske aplikacije registruje se udaljeni objekat u RMI registru pod određenim imenom — metodama </w:t>
+      </w:r>
+      <w:r>
+        <w:rPr>
+          <w:rFonts w:ascii="Arial" w:cs="Arial" w:eastAsia="Arial" w:hAnsi="Arial"/>
+          <w:b/>
+          <w:bCs/>
+          <w:sz w:val="27"/>
+          <w:szCs w:val="27"/>
+        </w:rPr>
+        <w:t xml:space="preserve">bind/rebind</w:t>
+      </w:r>
+      <w:r>
+        <w:rPr>
+          <w:rFonts w:ascii="Arial" w:cs="Arial" w:eastAsia="Arial" w:hAnsi="Arial"/>
+          <w:b w:val="false"/>
+          <w:bCs w:val="false"/>
+          <w:sz w:val="27"/>
+          <w:szCs w:val="27"/>
+        </w:rPr>
+        <w:t xml:space="preserve"> klase Naming (rebind zamenjuje već postojeće povezivanje); vrednost vezana za ime je referenca na udaljeni objekat;</w:t>
+      </w:r>
+    </w:p>
+    <w:p>
+      <w:pPr>
+        <w:keepNext/>
+        <w:keepLines/>
+        <w:spacing w:after="80" w:line="276" w:lineRule="auto"/>
+      </w:pPr>
+      <w:r>
+        <w:rPr>
+          <w:rFonts w:ascii="Arial" w:cs="Arial" w:eastAsia="Arial" w:hAnsi="Arial"/>
+          <w:b w:val="false"/>
+          <w:bCs w:val="false"/>
+          <w:sz w:val="27"/>
+          <w:szCs w:val="27"/>
+        </w:rPr>
+        <w:t xml:space="preserve">2. Klijentska aplikacija kontaktira RMI registar sa imenom objekta (metoda </w:t>
+      </w:r>
+      <w:r>
+        <w:rPr>
+          <w:rFonts w:ascii="Arial" w:cs="Arial" w:eastAsia="Arial" w:hAnsi="Arial"/>
+          <w:b/>
+          <w:bCs/>
+          <w:sz w:val="27"/>
+          <w:szCs w:val="27"/>
+        </w:rPr>
+        <w:t xml:space="preserve">lookup</w:t>
+      </w:r>
+      <w:r>
+        <w:rPr>
+          <w:rFonts w:ascii="Arial" w:cs="Arial" w:eastAsia="Arial" w:hAnsi="Arial"/>
+          <w:b w:val="false"/>
+          <w:bCs w:val="false"/>
+          <w:sz w:val="27"/>
+          <w:szCs w:val="27"/>
+        </w:rPr>
+        <w:t xml:space="preserve">) i dobija referencu udaljenog objekta koja se koristi prilikom instanciranja stub-a na klijentskoj strani;</w:t>
+      </w:r>
+    </w:p>
+    <w:p>
+      <w:pPr>
+        <w:keepNext/>
+        <w:keepLines/>
+        <w:spacing w:after="80" w:line="276" w:lineRule="auto"/>
+      </w:pPr>
+      <w:r>
+        <w:rPr>
+          <w:rFonts w:ascii="Arial" w:cs="Arial" w:eastAsia="Arial" w:hAnsi="Arial"/>
+          <w:b w:val="false"/>
+          <w:bCs w:val="false"/>
+          <w:sz w:val="27"/>
+          <w:szCs w:val="27"/>
+        </w:rPr>
+        <w:t xml:space="preserve">3. Klijent poziv metoda udaljenog objekta upućuje stub-u — sintaksa za udaljeni poziv je identična lokalnoj;</w:t>
+      </w:r>
+    </w:p>
+    <w:p>
+      <w:pPr>
+        <w:keepNext/>
+        <w:keepLines/>
+        <w:spacing w:after="80" w:line="276" w:lineRule="auto"/>
+      </w:pPr>
+      <w:r>
+        <w:rPr>
+          <w:rFonts w:ascii="Arial" w:cs="Arial" w:eastAsia="Arial" w:hAnsi="Arial"/>
+          <w:b w:val="false"/>
+          <w:bCs w:val="false"/>
+          <w:sz w:val="27"/>
+          <w:szCs w:val="27"/>
+        </w:rPr>
+        <w:t xml:space="preserve">4. Stub serijalizuje informacije potrebne za poziv (ID metode i ulazne parametre) i šalje ih skeletonu u poruci;</w:t>
+      </w:r>
+    </w:p>
+    <w:p>
+      <w:pPr>
+        <w:keepNext/>
+        <w:keepLines/>
+        <w:spacing w:after="80" w:line="276" w:lineRule="auto"/>
+      </w:pPr>
+      <w:r>
+        <w:rPr>
+          <w:rFonts w:ascii="Arial" w:cs="Arial" w:eastAsia="Arial" w:hAnsi="Arial"/>
+          <w:b w:val="false"/>
+          <w:bCs w:val="false"/>
+          <w:sz w:val="27"/>
+          <w:szCs w:val="27"/>
+        </w:rPr>
+        <w:t xml:space="preserve">5. Skeleton prima poruku, deserijalizuje podatke, prosleđuje poziv objektu koji implementira metod; metod se izvršava, skeleton serijalizuje povratnu vrednost i šalje je stub-u;</w:t>
+      </w:r>
+    </w:p>
+    <w:p>
+      <w:pPr>
+        <w:keepNext w:val="false"/>
+        <w:keepLines/>
+        <w:spacing w:after="80" w:line="276" w:lineRule="auto"/>
+      </w:pPr>
+      <w:r>
+        <w:rPr>
+          <w:rFonts w:ascii="Arial" w:cs="Arial" w:eastAsia="Arial" w:hAnsi="Arial"/>
+          <w:b w:val="false"/>
+          <w:bCs w:val="false"/>
+          <w:sz w:val="27"/>
+          <w:szCs w:val="27"/>
+        </w:rPr>
+        <w:t xml:space="preserve">6. Stub prima poruku, deserijalizuje povratnu vrednost i vraća rezultat klijentu.</w:t>
+      </w:r>
+    </w:p>
+    <w:p>
+      <w:pPr>
+        <w:keepNext w:val="false"/>
+        <w:spacing w:after="340"/>
+      </w:pPr>
+    </w:p>
+    <w:p>
+      <w:pPr>
+        <w:keepNext/>
+        <w:keepLines/>
+        <w:spacing w:after="140" w:line="276" w:lineRule="auto"/>
+      </w:pPr>
+      <w:r>
+        <w:rPr>
+          <w:rFonts w:ascii="Arial" w:cs="Arial" w:eastAsia="Arial" w:hAnsi="Arial"/>
+          <w:b/>
+          <w:bCs/>
+          <w:sz w:val="28"/>
+          <w:szCs w:val="28"/>
+        </w:rPr>
+        <w:t xml:space="preserve">56. Dat je URL //server.etf.rs:2500/Kalkulator koji se koristi za pronalaženje udaljenog objekta u Java RMI. Objasniti značenje svakog njegovog elementa.</w:t>
+      </w:r>
+    </w:p>
+    <w:p>
+      <w:pPr>
+        <w:keepNext/>
+        <w:keepLines/>
+        <w:spacing w:after="80" w:line="276" w:lineRule="auto"/>
+      </w:pPr>
+      <w:r>
+        <w:rPr>
+          <w:rFonts w:ascii="Arial" w:cs="Arial" w:eastAsia="Arial" w:hAnsi="Arial"/>
+          <w:b w:val="false"/>
+          <w:bCs w:val="false"/>
+          <w:sz w:val="27"/>
+          <w:szCs w:val="27"/>
+        </w:rPr>
+        <w:t xml:space="preserve">Metodi klase Naming uzimaju kao argument URL-formatiran niz u obliku </w:t>
+      </w:r>
+      <w:r>
+        <w:rPr>
+          <w:rFonts w:ascii="Arial" w:cs="Arial" w:eastAsia="Arial" w:hAnsi="Arial"/>
+          <w:b/>
+          <w:bCs/>
+          <w:sz w:val="27"/>
+          <w:szCs w:val="27"/>
+        </w:rPr>
+        <w:t xml:space="preserve">//imeRačunara:port/nazivObjekta</w:t>
+      </w:r>
+      <w:r>
+        <w:rPr>
+          <w:rFonts w:ascii="Arial" w:cs="Arial" w:eastAsia="Arial" w:hAnsi="Arial"/>
+          <w:b w:val="false"/>
+          <w:bCs w:val="false"/>
+          <w:sz w:val="27"/>
+          <w:szCs w:val="27"/>
+        </w:rPr>
+        <w:t xml:space="preserve">:</w:t>
+      </w:r>
+    </w:p>
+    <w:p>
+      <w:pPr>
+        <w:keepNext/>
+        <w:keepLines/>
+        <w:spacing w:after="80" w:line="276" w:lineRule="auto"/>
+      </w:pPr>
+      <w:r>
+        <w:rPr>
+          <w:rFonts w:ascii="Arial" w:cs="Arial" w:eastAsia="Arial" w:hAnsi="Arial"/>
+          <w:b/>
+          <w:bCs/>
+          <w:sz w:val="27"/>
+          <w:szCs w:val="27"/>
+        </w:rPr>
+        <w:t xml:space="preserve">server.etf.rs</w:t>
+      </w:r>
+      <w:r>
+        <w:rPr>
+          <w:rFonts w:ascii="Arial" w:cs="Arial" w:eastAsia="Arial" w:hAnsi="Arial"/>
+          <w:b w:val="false"/>
+          <w:bCs w:val="false"/>
+          <w:sz w:val="27"/>
+          <w:szCs w:val="27"/>
+        </w:rPr>
+        <w:t xml:space="preserve"> — ime (host) računara na kome se izvršava RMI registar, tj. mašine na kojoj je server registrovao svoj udaljeni objekat;</w:t>
+      </w:r>
+    </w:p>
+    <w:p>
+      <w:pPr>
+        <w:keepNext/>
+        <w:keepLines/>
+        <w:spacing w:after="80" w:line="276" w:lineRule="auto"/>
+      </w:pPr>
+      <w:r>
+        <w:rPr>
+          <w:rFonts w:ascii="Arial" w:cs="Arial" w:eastAsia="Arial" w:hAnsi="Arial"/>
+          <w:b/>
+          <w:bCs/>
+          <w:sz w:val="27"/>
+          <w:szCs w:val="27"/>
+        </w:rPr>
+        <w:t xml:space="preserve">2500</w:t>
+      </w:r>
+      <w:r>
+        <w:rPr>
+          <w:rFonts w:ascii="Arial" w:cs="Arial" w:eastAsia="Arial" w:hAnsi="Arial"/>
+          <w:b w:val="false"/>
+          <w:bCs w:val="false"/>
+          <w:sz w:val="27"/>
+          <w:szCs w:val="27"/>
+        </w:rPr>
+        <w:t xml:space="preserve"> — broj porta na kome osluškuje RMI registar na tom računaru;</w:t>
+      </w:r>
+    </w:p>
+    <w:p>
+      <w:pPr>
+        <w:keepNext/>
+        <w:keepLines/>
+        <w:spacing w:after="80" w:line="276" w:lineRule="auto"/>
+      </w:pPr>
+      <w:r>
+        <w:rPr>
+          <w:rFonts w:ascii="Arial" w:cs="Arial" w:eastAsia="Arial" w:hAnsi="Arial"/>
+          <w:b/>
+          <w:bCs/>
+          <w:sz w:val="27"/>
+          <w:szCs w:val="27"/>
+        </w:rPr>
+        <w:t xml:space="preserve">Kalkulator</w:t>
+      </w:r>
+      <w:r>
+        <w:rPr>
+          <w:rFonts w:ascii="Arial" w:cs="Arial" w:eastAsia="Arial" w:hAnsi="Arial"/>
+          <w:b w:val="false"/>
+          <w:bCs w:val="false"/>
+          <w:sz w:val="27"/>
+          <w:szCs w:val="27"/>
+        </w:rPr>
+        <w:t xml:space="preserve"> — logičko (tekstualno) ime pod kojim je udaljeni objekat registrovan u RMI registru; preko njega lookup vraća referencu udaljenog objekta iz tabele [imeObjekta, referencaObjekta].</w:t>
+      </w:r>
+    </w:p>
+    <w:p>
+      <w:pPr>
+        <w:keepNext/>
+        <w:keepLines/>
+        <w:spacing w:after="40" w:line="240" w:lineRule="auto"/>
+        <w:ind w:left="283"/>
+      </w:pPr>
+      <w:r>
+        <w:rPr>
+          <w:rFonts w:ascii="Courier New" w:cs="Courier New" w:eastAsia="Courier New" w:hAnsi="Courier New"/>
+          <w:sz w:val="24"/>
+          <w:szCs w:val="24"/>
+        </w:rPr>
+        <w:t xml:space="preserve">// server:</w:t>
+      </w:r>
+    </w:p>
+    <w:p>
+      <w:pPr>
+        <w:keepNext/>
+        <w:keepLines/>
+        <w:spacing w:after="40" w:line="240" w:lineRule="auto"/>
+        <w:ind w:left="283"/>
+      </w:pPr>
+      <w:r>
+        <w:rPr>
+          <w:rFonts w:ascii="Courier New" w:cs="Courier New" w:eastAsia="Courier New" w:hAnsi="Courier New"/>
+          <w:sz w:val="24"/>
+          <w:szCs w:val="24"/>
+        </w:rPr>
+        <w:t xml:space="preserve">Naming.rebind("//server.etf.rs:2500/Kalkulator", objekat);</w:t>
+      </w:r>
+    </w:p>
+    <w:p>
+      <w:pPr>
+        <w:keepNext/>
+        <w:keepLines/>
+        <w:spacing w:after="40" w:line="240" w:lineRule="auto"/>
+        <w:ind w:left="283"/>
+      </w:pPr>
+      <w:r>
+        <w:rPr>
+          <w:rFonts w:ascii="Courier New" w:cs="Courier New" w:eastAsia="Courier New" w:hAnsi="Courier New"/>
+          <w:sz w:val="24"/>
+          <w:szCs w:val="24"/>
+        </w:rPr>
+        <w:t xml:space="preserve">// klijent:</w:t>
+      </w:r>
+    </w:p>
+    <w:p>
+      <w:pPr>
+        <w:keepNext w:val="false"/>
+        <w:keepLines/>
+        <w:spacing w:after="40" w:line="240" w:lineRule="auto"/>
+        <w:ind w:left="283"/>
+      </w:pPr>
+      <w:r>
+        <w:rPr>
+          <w:rFonts w:ascii="Courier New" w:cs="Courier New" w:eastAsia="Courier New" w:hAnsi="Courier New"/>
+          <w:sz w:val="24"/>
+          <w:szCs w:val="24"/>
+        </w:rPr>
+        <w:t xml:space="preserve">IKalk k = (IKalk) Naming.lookup("//server.etf.rs:2500/Kalkulator");</w:t>
+      </w:r>
+    </w:p>
+    <w:p>
+      <w:pPr>
+        <w:keepNext w:val="false"/>
+        <w:spacing w:after="340"/>
+      </w:pPr>
+    </w:p>
+    <w:p>
+      <w:pPr>
+        <w:keepNext/>
+        <w:keepLines/>
+        <w:spacing w:after="140" w:line="276" w:lineRule="auto"/>
+      </w:pPr>
+      <w:r>
+        <w:rPr>
+          <w:rFonts w:ascii="Arial" w:cs="Arial" w:eastAsia="Arial" w:hAnsi="Arial"/>
+          <w:b/>
+          <w:bCs/>
+          <w:sz w:val="28"/>
+          <w:szCs w:val="28"/>
+        </w:rPr>
+        <w:t xml:space="preserve">57. Navesti i objasniti načine prosleđivanja objekata u Java RMI. Objasniti razlike koje postoje između navedenih načina prosleđivanja.</w:t>
+      </w:r>
+    </w:p>
+    <w:p>
+      <w:pPr>
+        <w:keepNext/>
+        <w:keepLines/>
+        <w:spacing w:after="80" w:line="276" w:lineRule="auto"/>
+      </w:pPr>
+      <w:r>
+        <w:rPr>
+          <w:rFonts w:ascii="Arial" w:cs="Arial" w:eastAsia="Arial" w:hAnsi="Arial"/>
+          <w:b/>
+          <w:bCs/>
+          <w:sz w:val="27"/>
+          <w:szCs w:val="27"/>
+        </w:rPr>
+        <w:t xml:space="preserve">1. Po vrednosti</w:t>
+      </w:r>
+      <w:r>
+        <w:rPr>
+          <w:rFonts w:ascii="Arial" w:cs="Arial" w:eastAsia="Arial" w:hAnsi="Arial"/>
+          <w:b w:val="false"/>
+          <w:bCs w:val="false"/>
+          <w:sz w:val="27"/>
+          <w:szCs w:val="27"/>
+        </w:rPr>
+        <w:t xml:space="preserve"> — primitivni tipovi podataka i objekti klasa koje implementiraju java.io.Serializable. Objekat se serijalizuje, šalje primaocu i deserijalizuje kako bi se izgradila lokalna kopija — u procesu primaocu se </w:t>
+      </w:r>
+      <w:r>
+        <w:rPr>
+          <w:rFonts w:ascii="Arial" w:cs="Arial" w:eastAsia="Arial" w:hAnsi="Arial"/>
+          <w:b/>
+          <w:bCs/>
+          <w:sz w:val="27"/>
+          <w:szCs w:val="27"/>
+        </w:rPr>
+        <w:t xml:space="preserve">kreira novi objekat</w:t>
+      </w:r>
+      <w:r>
+        <w:rPr>
+          <w:rFonts w:ascii="Arial" w:cs="Arial" w:eastAsia="Arial" w:hAnsi="Arial"/>
+          <w:b w:val="false"/>
+          <w:bCs w:val="false"/>
+          <w:sz w:val="27"/>
+          <w:szCs w:val="27"/>
+        </w:rPr>
+        <w:t xml:space="preserve">. Metode novog objekta pozivaju se lokalno, što može rezultirati različitim stanjem novog objekta u odnosu na original u procesu pošiljaocu.</w:t>
+      </w:r>
+    </w:p>
+    <w:p>
+      <w:pPr>
+        <w:keepNext/>
+        <w:keepLines/>
+        <w:spacing w:after="80" w:line="276" w:lineRule="auto"/>
+      </w:pPr>
+      <w:r>
+        <w:rPr>
+          <w:rFonts w:ascii="Arial" w:cs="Arial" w:eastAsia="Arial" w:hAnsi="Arial"/>
+          <w:b/>
+          <w:bCs/>
+          <w:sz w:val="27"/>
+          <w:szCs w:val="27"/>
+        </w:rPr>
+        <w:t xml:space="preserve">2. Po udaljenoj referenci</w:t>
+      </w:r>
+      <w:r>
+        <w:rPr>
+          <w:rFonts w:ascii="Arial" w:cs="Arial" w:eastAsia="Arial" w:hAnsi="Arial"/>
+          <w:b w:val="false"/>
+          <w:bCs w:val="false"/>
+          <w:sz w:val="27"/>
+          <w:szCs w:val="27"/>
+        </w:rPr>
+        <w:t xml:space="preserve"> — udaljeni objekti (klase koje implementiraju java.rmi.Remote). Objekat koji je vezan za lokaciju u kojoj se izvršava (server) prenosi se putem udaljene reference: </w:t>
+      </w:r>
+      <w:r>
+        <w:rPr>
+          <w:rFonts w:ascii="Arial" w:cs="Arial" w:eastAsia="Arial" w:hAnsi="Arial"/>
+          <w:b/>
+          <w:bCs/>
+          <w:sz w:val="27"/>
+          <w:szCs w:val="27"/>
+        </w:rPr>
+        <w:t xml:space="preserve">njegov stub se prosleđuje drugoj strani</w:t>
+      </w:r>
+      <w:r>
+        <w:rPr>
+          <w:rFonts w:ascii="Arial" w:cs="Arial" w:eastAsia="Arial" w:hAnsi="Arial"/>
+          <w:b w:val="false"/>
+          <w:bCs w:val="false"/>
+          <w:sz w:val="27"/>
+          <w:szCs w:val="27"/>
+        </w:rPr>
+        <w:t xml:space="preserve">.</w:t>
+      </w:r>
+    </w:p>
+    <w:p>
+      <w:pPr>
+        <w:keepNext w:val="false"/>
+        <w:keepLines/>
+        <w:spacing w:after="80" w:line="276" w:lineRule="auto"/>
+      </w:pPr>
+      <w:r>
+        <w:rPr>
+          <w:rFonts w:ascii="Arial" w:cs="Arial" w:eastAsia="Arial" w:hAnsi="Arial"/>
+          <w:b/>
+          <w:bCs/>
+          <w:sz w:val="27"/>
+          <w:szCs w:val="27"/>
+        </w:rPr>
+        <w:t xml:space="preserve">Razlike:</w:t>
+      </w:r>
+      <w:r>
+        <w:rPr>
+          <w:rFonts w:ascii="Arial" w:cs="Arial" w:eastAsia="Arial" w:hAnsi="Arial"/>
+          <w:b w:val="false"/>
+          <w:bCs w:val="false"/>
+          <w:sz w:val="27"/>
+          <w:szCs w:val="27"/>
+        </w:rPr>
+        <w:t xml:space="preserve"> po vrednosti se prenosi kopija — objekat kod primaoca je nov i nezavisan, pozivi metoda su lokalni, stanja se mogu razići; po udaljenoj referenci objekat ostaje na originalnoj mašini — prenosi se samo stub, pozivi metoda idu preko mreže i svi vide jedno jedinstveno stanje.</w:t>
+      </w:r>
+    </w:p>
+    <w:p>
+      <w:pPr>
+        <w:keepNext w:val="false"/>
+        <w:spacing w:after="340"/>
+      </w:pPr>
+    </w:p>
+    <w:p>
+      <w:pPr>
+        <w:keepNext/>
+        <w:keepLines/>
+        <w:spacing w:after="140" w:line="276" w:lineRule="auto"/>
+      </w:pPr>
+      <w:r>
+        <w:rPr>
+          <w:rFonts w:ascii="Arial" w:cs="Arial" w:eastAsia="Arial" w:hAnsi="Arial"/>
+          <w:b/>
+          <w:bCs/>
+          <w:sz w:val="28"/>
+          <w:szCs w:val="28"/>
+        </w:rPr>
+        <w:t xml:space="preserve">58. Šta je tačno u slučaju reference udaljenog objekta?</w:t>
+      </w:r>
+    </w:p>
+    <w:p>
+      <w:pPr>
+        <w:keepNext/>
+        <w:keepLines/>
+        <w:spacing w:after="60" w:line="276" w:lineRule="auto"/>
+        <w:ind w:left="283"/>
+      </w:pPr>
+      <w:r>
+        <w:rPr>
+          <w:rFonts w:ascii="Segoe UI Symbol" w:cs="Segoe UI Symbol" w:eastAsia="Segoe UI Symbol" w:hAnsi="Segoe UI Symbol"/>
+          <w:b w:val="false"/>
+          <w:bCs w:val="false"/>
+          <w:sz w:val="27"/>
+          <w:szCs w:val="27"/>
+        </w:rPr>
+        <w:t xml:space="preserve">✗ </w:t>
+      </w:r>
+      <w:r>
+        <w:rPr>
+          <w:rFonts w:ascii="Arial" w:cs="Arial" w:eastAsia="Arial" w:hAnsi="Arial"/>
+          <w:b w:val="false"/>
+          <w:bCs w:val="false"/>
+          <w:sz w:val="27"/>
+          <w:szCs w:val="27"/>
+        </w:rPr>
+        <w:t xml:space="preserve">A. Referenca udaljenog objekta omogućava pristup metodama objekta kao da je lokalni</w:t>
+      </w:r>
+    </w:p>
+    <w:p>
+      <w:pPr>
+        <w:keepNext/>
+        <w:keepLines/>
+        <w:spacing w:after="60" w:line="276" w:lineRule="auto"/>
+        <w:ind w:left="283"/>
+      </w:pPr>
+      <w:r>
+        <w:rPr>
+          <w:rFonts w:ascii="Segoe UI Symbol" w:cs="Segoe UI Symbol" w:eastAsia="Segoe UI Symbol" w:hAnsi="Segoe UI Symbol"/>
+          <w:b w:val="false"/>
+          <w:bCs w:val="false"/>
+          <w:sz w:val="27"/>
+          <w:szCs w:val="27"/>
+        </w:rPr>
+        <w:t xml:space="preserve">✗ </w:t>
+      </w:r>
+      <w:r>
+        <w:rPr>
+          <w:rFonts w:ascii="Arial" w:cs="Arial" w:eastAsia="Arial" w:hAnsi="Arial"/>
+          <w:b w:val="false"/>
+          <w:bCs w:val="false"/>
+          <w:sz w:val="27"/>
+          <w:szCs w:val="27"/>
+        </w:rPr>
+        <w:t xml:space="preserve">B. Referenca udaljenog objekta sadrži direktnu memorijsku adresu udaljenog objekta</w:t>
+      </w:r>
+    </w:p>
+    <w:p>
+      <w:pPr>
+        <w:keepNext/>
+        <w:keepLines/>
+        <w:spacing w:after="60" w:line="276" w:lineRule="auto"/>
+        <w:ind w:left="283"/>
+      </w:pPr>
+      <w:r>
+        <w:rPr>
+          <w:rFonts w:ascii="Segoe UI Symbol" w:cs="Segoe UI Symbol" w:eastAsia="Segoe UI Symbol" w:hAnsi="Segoe UI Symbol"/>
+          <w:b/>
+          <w:bCs/>
+          <w:sz w:val="27"/>
+          <w:szCs w:val="27"/>
+        </w:rPr>
+        <w:t xml:space="preserve">✓ </w:t>
+      </w:r>
+      <w:r>
+        <w:rPr>
+          <w:rFonts w:ascii="Arial" w:cs="Arial" w:eastAsia="Arial" w:hAnsi="Arial"/>
+          <w:b/>
+          <w:bCs/>
+          <w:sz w:val="27"/>
+          <w:szCs w:val="27"/>
+        </w:rPr>
+        <w:t xml:space="preserve">C. Stub koristi referencu da usmeri poziv preko mreže ka pravom objektu (TAČNO)</w:t>
+      </w:r>
+    </w:p>
+    <w:p>
+      <w:pPr>
+        <w:keepNext w:val="false"/>
+        <w:keepLines/>
+        <w:spacing w:after="60" w:line="276" w:lineRule="auto"/>
+        <w:ind w:left="283"/>
+      </w:pPr>
+      <w:r>
+        <w:rPr>
+          <w:rFonts w:ascii="Segoe UI Symbol" w:cs="Segoe UI Symbol" w:eastAsia="Segoe UI Symbol" w:hAnsi="Segoe UI Symbol"/>
+          <w:b w:val="false"/>
+          <w:bCs w:val="false"/>
+          <w:sz w:val="27"/>
+          <w:szCs w:val="27"/>
+        </w:rPr>
+        <w:t xml:space="preserve">✗ </w:t>
+      </w:r>
+      <w:r>
+        <w:rPr>
+          <w:rFonts w:ascii="Arial" w:cs="Arial" w:eastAsia="Arial" w:hAnsi="Arial"/>
+          <w:b w:val="false"/>
+          <w:bCs w:val="false"/>
+          <w:sz w:val="27"/>
+          <w:szCs w:val="27"/>
+        </w:rPr>
+        <w:t xml:space="preserve">D. Udaljene reference ne mogu biti serijalizovane ni prosleđene drugim procesima</w:t>
+      </w:r>
+    </w:p>
+    <w:p>
+      <w:pPr>
+        <w:keepNext w:val="false"/>
+        <w:spacing w:after="340"/>
+      </w:pPr>
+    </w:p>
+    <w:p>
+      <w:pPr>
+        <w:keepNext/>
+        <w:keepLines/>
+        <w:spacing w:after="140" w:line="276" w:lineRule="auto"/>
+      </w:pPr>
+      <w:r>
+        <w:rPr>
+          <w:rFonts w:ascii="Arial" w:cs="Arial" w:eastAsia="Arial" w:hAnsi="Arial"/>
+          <w:b/>
+          <w:bCs/>
+          <w:sz w:val="28"/>
+          <w:szCs w:val="28"/>
+        </w:rPr>
+        <w:t xml:space="preserve">59. Definisati konzistentni presek.</w:t>
+      </w:r>
+    </w:p>
+    <w:p>
+      <w:pPr>
+        <w:keepNext/>
+        <w:keepLines/>
+        <w:spacing w:after="80" w:line="276" w:lineRule="auto"/>
+      </w:pPr>
+      <w:r>
+        <w:rPr>
+          <w:rFonts w:ascii="Arial" w:cs="Arial" w:eastAsia="Arial" w:hAnsi="Arial"/>
+          <w:b w:val="false"/>
+          <w:bCs w:val="false"/>
+          <w:sz w:val="27"/>
+          <w:szCs w:val="27"/>
+        </w:rPr>
+        <w:t xml:space="preserve">Da bi oporavak od greške bio moguć u DS-u, svi procesi moraju da se vrate u stanje odakle je moguće izvršiti oporavak — mora se naći linija oporavka (konzistentni presek). </w:t>
+      </w:r>
+      <w:r>
+        <w:rPr>
+          <w:rFonts w:ascii="Arial" w:cs="Arial" w:eastAsia="Arial" w:hAnsi="Arial"/>
+          <w:b/>
+          <w:bCs/>
+          <w:sz w:val="27"/>
+          <w:szCs w:val="27"/>
+        </w:rPr>
+        <w:t xml:space="preserve">Konzistentni presek je skup tačaka provere (checkpoint-a) u različitim procesima koje omogućavaju da se od njih sistem restartuje i krene dalje sa radom.</w:t>
+      </w:r>
+    </w:p>
+    <w:p>
+      <w:pPr>
+        <w:keepNext/>
+        <w:keepLines/>
+        <w:spacing w:after="80" w:line="276" w:lineRule="auto"/>
+      </w:pPr>
+      <w:r>
+        <w:rPr>
+          <w:rFonts w:ascii="Arial" w:cs="Arial" w:eastAsia="Arial" w:hAnsi="Arial"/>
+          <w:b w:val="false"/>
+          <w:bCs w:val="false"/>
+          <w:sz w:val="27"/>
+          <w:szCs w:val="27"/>
+        </w:rPr>
+        <w:t xml:space="preserve">Formalno — skup checkpoint-a C je konzistentan ako za sve događaje e i e′ važi:</w:t>
+      </w:r>
+    </w:p>
+    <w:p>
+      <w:pPr>
+        <w:keepNext/>
+        <w:keepLines/>
+        <w:spacing w:after="40" w:line="240" w:lineRule="auto"/>
+        <w:ind w:left="283"/>
+      </w:pPr>
+      <w:r>
+        <w:rPr>
+          <w:rFonts w:ascii="Courier New" w:cs="Courier New" w:eastAsia="Courier New" w:hAnsi="Courier New"/>
+          <w:sz w:val="24"/>
+          <w:szCs w:val="24"/>
+        </w:rPr>
+        <w:t xml:space="preserve">(e ∈ C) ∧ (e' → e)  =&gt;  e' ∈ C</w:t>
+      </w:r>
+    </w:p>
+    <w:p>
+      <w:pPr>
+        <w:keepNext w:val="false"/>
+        <w:keepLines/>
+        <w:spacing w:after="80" w:line="276" w:lineRule="auto"/>
+      </w:pPr>
+      <w:r>
+        <w:rPr>
+          <w:rFonts w:ascii="Arial" w:cs="Arial" w:eastAsia="Arial" w:hAnsi="Arial"/>
+          <w:b w:val="false"/>
+          <w:bCs w:val="false"/>
+          <w:sz w:val="27"/>
+          <w:szCs w:val="27"/>
+        </w:rPr>
+        <w:t xml:space="preserve">U prevodu: ako je u skupu checkpoint-a zabeležen </w:t>
+      </w:r>
+      <w:r>
+        <w:rPr>
+          <w:rFonts w:ascii="Arial" w:cs="Arial" w:eastAsia="Arial" w:hAnsi="Arial"/>
+          <w:b/>
+          <w:bCs/>
+          <w:sz w:val="27"/>
+          <w:szCs w:val="27"/>
+        </w:rPr>
+        <w:t xml:space="preserve">prijem</w:t>
+      </w:r>
+      <w:r>
+        <w:rPr>
+          <w:rFonts w:ascii="Arial" w:cs="Arial" w:eastAsia="Arial" w:hAnsi="Arial"/>
+          <w:b w:val="false"/>
+          <w:bCs w:val="false"/>
+          <w:sz w:val="27"/>
+          <w:szCs w:val="27"/>
+        </w:rPr>
+        <w:t xml:space="preserve"> poruke, u njemu mora biti zabeleženo i </w:t>
+      </w:r>
+      <w:r>
+        <w:rPr>
+          <w:rFonts w:ascii="Arial" w:cs="Arial" w:eastAsia="Arial" w:hAnsi="Arial"/>
+          <w:b/>
+          <w:bCs/>
+          <w:sz w:val="27"/>
+          <w:szCs w:val="27"/>
+        </w:rPr>
+        <w:t xml:space="preserve">slanje</w:t>
+      </w:r>
+      <w:r>
+        <w:rPr>
+          <w:rFonts w:ascii="Arial" w:cs="Arial" w:eastAsia="Arial" w:hAnsi="Arial"/>
+          <w:b w:val="false"/>
+          <w:bCs w:val="false"/>
+          <w:sz w:val="27"/>
+          <w:szCs w:val="27"/>
+        </w:rPr>
+        <w:t xml:space="preserve"> te poruke iz nekog drugog procesa. Obrnuto sme — proces može zabeležiti slanje poruke, a da drugi proces nije zabeležio njen prijem.</w:t>
+      </w:r>
+    </w:p>
+    <w:p>
+      <w:pPr>
+        <w:keepNext w:val="false"/>
+        <w:spacing w:after="340"/>
+      </w:pPr>
+    </w:p>
+    <w:p>
+      <w:pPr>
+        <w:keepNext/>
+        <w:keepLines/>
+        <w:spacing w:after="140" w:line="276" w:lineRule="auto"/>
+      </w:pPr>
+      <w:r>
+        <w:rPr>
+          <w:rFonts w:ascii="Arial" w:cs="Arial" w:eastAsia="Arial" w:hAnsi="Arial"/>
+          <w:b/>
+          <w:bCs/>
+          <w:sz w:val="28"/>
+          <w:szCs w:val="28"/>
+        </w:rPr>
+        <w:t xml:space="preserve">62. Koje od navedenih tvrdnji tačno opisuju karakteristike i način rada distribuiranih transakcija?</w:t>
+      </w:r>
+    </w:p>
+    <w:p>
+      <w:pPr>
+        <w:keepNext/>
+        <w:keepLines/>
+        <w:spacing w:after="60" w:line="276" w:lineRule="auto"/>
+        <w:ind w:left="283"/>
+      </w:pPr>
+      <w:r>
+        <w:rPr>
+          <w:rFonts w:ascii="Segoe UI Symbol" w:cs="Segoe UI Symbol" w:eastAsia="Segoe UI Symbol" w:hAnsi="Segoe UI Symbol"/>
+          <w:b/>
+          <w:bCs/>
+          <w:sz w:val="27"/>
+          <w:szCs w:val="27"/>
+        </w:rPr>
+        <w:t xml:space="preserve">✓ </w:t>
+      </w:r>
+      <w:r>
+        <w:rPr>
+          <w:rFonts w:ascii="Arial" w:cs="Arial" w:eastAsia="Arial" w:hAnsi="Arial"/>
+          <w:b/>
+          <w:bCs/>
+          <w:sz w:val="27"/>
+          <w:szCs w:val="27"/>
+        </w:rPr>
+        <w:t xml:space="preserve">A. Distribuirana transakcija obuhvata operacije koje se izvršavaju na više distribuiranih resursa. (TAČNO)</w:t>
+      </w:r>
+    </w:p>
+    <w:p>
+      <w:pPr>
+        <w:keepNext/>
+        <w:keepLines/>
+        <w:spacing w:after="60" w:line="276" w:lineRule="auto"/>
+        <w:ind w:left="283"/>
+      </w:pPr>
+      <w:r>
+        <w:rPr>
+          <w:rFonts w:ascii="Segoe UI Symbol" w:cs="Segoe UI Symbol" w:eastAsia="Segoe UI Symbol" w:hAnsi="Segoe UI Symbol"/>
+          <w:b/>
+          <w:bCs/>
+          <w:sz w:val="27"/>
+          <w:szCs w:val="27"/>
+        </w:rPr>
+        <w:t xml:space="preserve">✓ </w:t>
+      </w:r>
+      <w:r>
+        <w:rPr>
+          <w:rFonts w:ascii="Arial" w:cs="Arial" w:eastAsia="Arial" w:hAnsi="Arial"/>
+          <w:b/>
+          <w:bCs/>
+          <w:sz w:val="27"/>
+          <w:szCs w:val="27"/>
+        </w:rPr>
+        <w:t xml:space="preserve">B. Cilj distribuiranih transakcija je da se obezbedi konzistentno stanje sistema. (TAČNO)</w:t>
+      </w:r>
+    </w:p>
+    <w:p>
+      <w:pPr>
+        <w:keepNext/>
+        <w:keepLines/>
+        <w:spacing w:after="60" w:line="276" w:lineRule="auto"/>
+        <w:ind w:left="283"/>
+      </w:pPr>
+      <w:r>
+        <w:rPr>
+          <w:rFonts w:ascii="Segoe UI Symbol" w:cs="Segoe UI Symbol" w:eastAsia="Segoe UI Symbol" w:hAnsi="Segoe UI Symbol"/>
+          <w:b w:val="false"/>
+          <w:bCs w:val="false"/>
+          <w:sz w:val="27"/>
+          <w:szCs w:val="27"/>
+        </w:rPr>
+        <w:t xml:space="preserve">✗ </w:t>
+      </w:r>
+      <w:r>
+        <w:rPr>
+          <w:rFonts w:ascii="Arial" w:cs="Arial" w:eastAsia="Arial" w:hAnsi="Arial"/>
+          <w:b w:val="false"/>
+          <w:bCs w:val="false"/>
+          <w:sz w:val="27"/>
+          <w:szCs w:val="27"/>
+        </w:rPr>
+        <w:t xml:space="preserve">C. Distribuirane transakcije značajno poboljšavaju performanse i smanjuju vreme odziva sistema u poređenju sa lokalnim transakcijama.</w:t>
+      </w:r>
+    </w:p>
+    <w:p>
+      <w:pPr>
+        <w:keepNext w:val="false"/>
+        <w:keepLines/>
+        <w:spacing w:after="60" w:line="276" w:lineRule="auto"/>
+        <w:ind w:left="283"/>
+      </w:pPr>
+      <w:r>
+        <w:rPr>
+          <w:rFonts w:ascii="Segoe UI Symbol" w:cs="Segoe UI Symbol" w:eastAsia="Segoe UI Symbol" w:hAnsi="Segoe UI Symbol"/>
+          <w:b w:val="false"/>
+          <w:bCs w:val="false"/>
+          <w:sz w:val="27"/>
+          <w:szCs w:val="27"/>
+        </w:rPr>
+        <w:t xml:space="preserve">✗ </w:t>
+      </w:r>
+      <w:r>
+        <w:rPr>
+          <w:rFonts w:ascii="Arial" w:cs="Arial" w:eastAsia="Arial" w:hAnsi="Arial"/>
+          <w:b w:val="false"/>
+          <w:bCs w:val="false"/>
+          <w:sz w:val="27"/>
+          <w:szCs w:val="27"/>
+        </w:rPr>
+        <w:t xml:space="preserve">D. Distribuirane transakcije ne zahtevaju koordinaciju između učesnika.</w:t>
+      </w:r>
+    </w:p>
+    <w:p>
+      <w:pPr>
+        <w:keepNext w:val="false"/>
+        <w:spacing w:after="340"/>
+      </w:pPr>
+    </w:p>
+    <w:p>
+      <w:pPr>
+        <w:keepNext/>
+        <w:keepLines/>
+        <w:spacing w:after="140" w:line="276" w:lineRule="auto"/>
+      </w:pPr>
+      <w:r>
+        <w:rPr>
+          <w:rFonts w:ascii="Arial" w:cs="Arial" w:eastAsia="Arial" w:hAnsi="Arial"/>
+          <w:b/>
+          <w:bCs/>
+          <w:sz w:val="28"/>
+          <w:szCs w:val="28"/>
+        </w:rPr>
+        <w:t xml:space="preserve">60. Navesti kriterijume za podelu komunikacija u distribuiranim sistemima. Koji sve tipovi komunikacija u distribuiranom sistemu su podržani od strane MPI i kojim funkcijama? Obrazložiti izvršenje svake funkcije.</w:t>
+      </w:r>
+    </w:p>
+    <w:p>
+      <w:pPr>
+        <w:keepNext/>
+        <w:keepLines/>
+        <w:spacing w:after="80" w:line="276" w:lineRule="auto"/>
+      </w:pPr>
+      <w:r>
+        <w:rPr>
+          <w:rFonts w:ascii="Arial" w:cs="Arial" w:eastAsia="Arial" w:hAnsi="Arial"/>
+          <w:b/>
+          <w:bCs/>
+          <w:sz w:val="27"/>
+          <w:szCs w:val="27"/>
+        </w:rPr>
+        <w:t xml:space="preserve">Kriterijumi za podelu komunikacija (3):</w:t>
+      </w:r>
+      <w:r>
+        <w:rPr>
+          <w:rFonts w:ascii="Arial" w:cs="Arial" w:eastAsia="Arial" w:hAnsi="Arial"/>
+          <w:b w:val="false"/>
+          <w:bCs w:val="false"/>
+          <w:sz w:val="27"/>
+          <w:szCs w:val="27"/>
+        </w:rPr>
+        <w:t xml:space="preserve"> </w:t>
+      </w:r>
+      <w:r>
+        <w:rPr>
+          <w:rFonts w:ascii="Arial" w:cs="Arial" w:eastAsia="Arial" w:hAnsi="Arial"/>
+          <w:b/>
+          <w:bCs/>
+          <w:sz w:val="27"/>
+          <w:szCs w:val="27"/>
+        </w:rPr>
+        <w:t xml:space="preserve">postojanost</w:t>
+      </w:r>
+      <w:r>
+        <w:rPr>
+          <w:rFonts w:ascii="Arial" w:cs="Arial" w:eastAsia="Arial" w:hAnsi="Arial"/>
+          <w:b w:val="false"/>
+          <w:bCs w:val="false"/>
+          <w:sz w:val="27"/>
+          <w:szCs w:val="27"/>
+        </w:rPr>
+        <w:t xml:space="preserve"> — perzistentne (poruka se pamti u komunikacionom serveru dok se ne isporuči) naspram tranzijentnih (poruka se odbacuje ako ne može da se isporuči); </w:t>
+      </w:r>
+      <w:r>
+        <w:rPr>
+          <w:rFonts w:ascii="Arial" w:cs="Arial" w:eastAsia="Arial" w:hAnsi="Arial"/>
+          <w:b/>
+          <w:bCs/>
+          <w:sz w:val="27"/>
+          <w:szCs w:val="27"/>
+        </w:rPr>
+        <w:t xml:space="preserve">sinhronizacija</w:t>
+      </w:r>
+      <w:r>
+        <w:rPr>
+          <w:rFonts w:ascii="Arial" w:cs="Arial" w:eastAsia="Arial" w:hAnsi="Arial"/>
+          <w:b w:val="false"/>
+          <w:bCs w:val="false"/>
+          <w:sz w:val="27"/>
+          <w:szCs w:val="27"/>
+        </w:rPr>
+        <w:t xml:space="preserve"> — sinhrone (pošiljalac se blokira) naspram asinhronih (pošiljalac odmah nastavlja); </w:t>
+      </w:r>
+      <w:r>
+        <w:rPr>
+          <w:rFonts w:ascii="Arial" w:cs="Arial" w:eastAsia="Arial" w:hAnsi="Arial"/>
+          <w:b/>
+          <w:bCs/>
+          <w:sz w:val="27"/>
+          <w:szCs w:val="27"/>
+        </w:rPr>
+        <w:t xml:space="preserve">vremenska zavisnost</w:t>
+      </w:r>
+      <w:r>
+        <w:rPr>
+          <w:rFonts w:ascii="Arial" w:cs="Arial" w:eastAsia="Arial" w:hAnsi="Arial"/>
+          <w:b w:val="false"/>
+          <w:bCs w:val="false"/>
+          <w:sz w:val="27"/>
+          <w:szCs w:val="27"/>
+        </w:rPr>
+        <w:t xml:space="preserve"> — diskretna naspram strimovane komunikacije.</w:t>
+      </w:r>
+    </w:p>
+    <w:p>
+      <w:pPr>
+        <w:keepNext/>
+        <w:keepLines/>
+        <w:spacing w:after="80" w:line="276" w:lineRule="auto"/>
+      </w:pPr>
+      <w:r>
+        <w:rPr>
+          <w:rFonts w:ascii="Arial" w:cs="Arial" w:eastAsia="Arial" w:hAnsi="Arial"/>
+          <w:b/>
+          <w:bCs/>
+          <w:sz w:val="27"/>
+          <w:szCs w:val="27"/>
+        </w:rPr>
+        <w:t xml:space="preserve">MPI podržava skoro sve oblike tranzijentnih komunikacija.</w:t>
+      </w:r>
+      <w:r>
+        <w:rPr>
+          <w:rFonts w:ascii="Arial" w:cs="Arial" w:eastAsia="Arial" w:hAnsi="Arial"/>
+          <w:b w:val="false"/>
+          <w:bCs w:val="false"/>
+          <w:sz w:val="27"/>
+          <w:szCs w:val="27"/>
+        </w:rPr>
+        <w:t xml:space="preserve"> Primitive:</w:t>
+      </w:r>
+    </w:p>
+    <w:p>
+      <w:pPr>
+        <w:keepNext/>
+        <w:keepLines/>
+        <w:spacing w:after="80" w:line="276" w:lineRule="auto"/>
+      </w:pPr>
+      <w:r>
+        <w:rPr>
+          <w:rFonts w:ascii="Arial" w:cs="Arial" w:eastAsia="Arial" w:hAnsi="Arial"/>
+          <w:b/>
+          <w:bCs/>
+          <w:sz w:val="27"/>
+          <w:szCs w:val="27"/>
+        </w:rPr>
+        <w:t xml:space="preserve">MPI_bsend</w:t>
+      </w:r>
+      <w:r>
+        <w:rPr>
+          <w:rFonts w:ascii="Arial" w:cs="Arial" w:eastAsia="Arial" w:hAnsi="Arial"/>
+          <w:b w:val="false"/>
+          <w:bCs w:val="false"/>
+          <w:sz w:val="27"/>
+          <w:szCs w:val="27"/>
+        </w:rPr>
+        <w:t xml:space="preserve"> — kopiraj izlaznu poruku u lokalni bafer MPI sistema i nastavi sa radom (neblokirajuća, tranzijentna asinhrona);</w:t>
+      </w:r>
+    </w:p>
+    <w:p>
+      <w:pPr>
+        <w:keepNext/>
+        <w:keepLines/>
+        <w:spacing w:after="80" w:line="276" w:lineRule="auto"/>
+      </w:pPr>
+      <w:r>
+        <w:rPr>
+          <w:rFonts w:ascii="Arial" w:cs="Arial" w:eastAsia="Arial" w:hAnsi="Arial"/>
+          <w:b/>
+          <w:bCs/>
+          <w:sz w:val="27"/>
+          <w:szCs w:val="27"/>
+        </w:rPr>
+        <w:t xml:space="preserve">MPI_send</w:t>
+      </w:r>
+      <w:r>
+        <w:rPr>
+          <w:rFonts w:ascii="Arial" w:cs="Arial" w:eastAsia="Arial" w:hAnsi="Arial"/>
+          <w:b w:val="false"/>
+          <w:bCs w:val="false"/>
+          <w:sz w:val="27"/>
+          <w:szCs w:val="27"/>
+        </w:rPr>
+        <w:t xml:space="preserve"> — pošalji poruku i čekaj dok se ne iskopira u MPI bafer odredišnog hosta (semantika zavisi od implementacije);</w:t>
+      </w:r>
+    </w:p>
+    <w:p>
+      <w:pPr>
+        <w:keepNext/>
+        <w:keepLines/>
+        <w:spacing w:after="80" w:line="276" w:lineRule="auto"/>
+      </w:pPr>
+      <w:r>
+        <w:rPr>
+          <w:rFonts w:ascii="Arial" w:cs="Arial" w:eastAsia="Arial" w:hAnsi="Arial"/>
+          <w:b/>
+          <w:bCs/>
+          <w:sz w:val="27"/>
+          <w:szCs w:val="27"/>
+        </w:rPr>
+        <w:t xml:space="preserve">MPI_ssend</w:t>
+      </w:r>
+      <w:r>
+        <w:rPr>
+          <w:rFonts w:ascii="Arial" w:cs="Arial" w:eastAsia="Arial" w:hAnsi="Arial"/>
+          <w:b w:val="false"/>
+          <w:bCs w:val="false"/>
+          <w:sz w:val="27"/>
+          <w:szCs w:val="27"/>
+        </w:rPr>
+        <w:t xml:space="preserve"> — pošalji poruku i čekaj dok ne krene prijem (sinhronizovana komunikacija);</w:t>
+      </w:r>
+    </w:p>
+    <w:p>
+      <w:pPr>
+        <w:keepNext/>
+        <w:keepLines/>
+        <w:spacing w:after="80" w:line="276" w:lineRule="auto"/>
+      </w:pPr>
+      <w:r>
+        <w:rPr>
+          <w:rFonts w:ascii="Arial" w:cs="Arial" w:eastAsia="Arial" w:hAnsi="Arial"/>
+          <w:b/>
+          <w:bCs/>
+          <w:sz w:val="27"/>
+          <w:szCs w:val="27"/>
+        </w:rPr>
+        <w:t xml:space="preserve">MPI_sendrecv</w:t>
+      </w:r>
+      <w:r>
+        <w:rPr>
+          <w:rFonts w:ascii="Arial" w:cs="Arial" w:eastAsia="Arial" w:hAnsi="Arial"/>
+          <w:b w:val="false"/>
+          <w:bCs w:val="false"/>
+          <w:sz w:val="27"/>
+          <w:szCs w:val="27"/>
+        </w:rPr>
+        <w:t xml:space="preserve"> — pošalji poruku i čekaj odgovor (izvor blokiran dok ne stigne odgovor) — ponaša se isto kao RPC;</w:t>
+      </w:r>
+    </w:p>
+    <w:p>
+      <w:pPr>
+        <w:keepNext/>
+        <w:keepLines/>
+        <w:spacing w:after="80" w:line="276" w:lineRule="auto"/>
+      </w:pPr>
+      <w:r>
+        <w:rPr>
+          <w:rFonts w:ascii="Arial" w:cs="Arial" w:eastAsia="Arial" w:hAnsi="Arial"/>
+          <w:b/>
+          <w:bCs/>
+          <w:sz w:val="27"/>
+          <w:szCs w:val="27"/>
+        </w:rPr>
+        <w:t xml:space="preserve">MPI_isend</w:t>
+      </w:r>
+      <w:r>
+        <w:rPr>
+          <w:rFonts w:ascii="Arial" w:cs="Arial" w:eastAsia="Arial" w:hAnsi="Arial"/>
+          <w:b w:val="false"/>
+          <w:bCs w:val="false"/>
+          <w:sz w:val="27"/>
+          <w:szCs w:val="27"/>
+        </w:rPr>
+        <w:t xml:space="preserve"> — prosledi referencu (pokazivač) na izlaznu poruku i nastavi sa izvršenjem (nema kopiranja u lokalni MPI bafer);</w:t>
+      </w:r>
+    </w:p>
+    <w:p>
+      <w:pPr>
+        <w:keepNext/>
+        <w:keepLines/>
+        <w:spacing w:after="80" w:line="276" w:lineRule="auto"/>
+      </w:pPr>
+      <w:r>
+        <w:rPr>
+          <w:rFonts w:ascii="Arial" w:cs="Arial" w:eastAsia="Arial" w:hAnsi="Arial"/>
+          <w:b/>
+          <w:bCs/>
+          <w:sz w:val="27"/>
+          <w:szCs w:val="27"/>
+        </w:rPr>
+        <w:t xml:space="preserve">MPI_issend</w:t>
+      </w:r>
+      <w:r>
+        <w:rPr>
+          <w:rFonts w:ascii="Arial" w:cs="Arial" w:eastAsia="Arial" w:hAnsi="Arial"/>
+          <w:b w:val="false"/>
+          <w:bCs w:val="false"/>
+          <w:sz w:val="27"/>
+          <w:szCs w:val="27"/>
+        </w:rPr>
+        <w:t xml:space="preserve"> — prosledi referencu na izlaznu poruku i čekaj dok ne krene prijem;</w:t>
+      </w:r>
+    </w:p>
+    <w:p>
+      <w:pPr>
+        <w:keepNext/>
+        <w:keepLines/>
+        <w:spacing w:after="80" w:line="276" w:lineRule="auto"/>
+      </w:pPr>
+      <w:r>
+        <w:rPr>
+          <w:rFonts w:ascii="Arial" w:cs="Arial" w:eastAsia="Arial" w:hAnsi="Arial"/>
+          <w:b/>
+          <w:bCs/>
+          <w:sz w:val="27"/>
+          <w:szCs w:val="27"/>
+        </w:rPr>
+        <w:t xml:space="preserve">MPI_recv</w:t>
+      </w:r>
+      <w:r>
+        <w:rPr>
+          <w:rFonts w:ascii="Arial" w:cs="Arial" w:eastAsia="Arial" w:hAnsi="Arial"/>
+          <w:b w:val="false"/>
+          <w:bCs w:val="false"/>
+          <w:sz w:val="27"/>
+          <w:szCs w:val="27"/>
+        </w:rPr>
+        <w:t xml:space="preserve"> — prihvati poruku; prijemnik se blokira dok poruka ne stigne;</w:t>
+      </w:r>
+    </w:p>
+    <w:p>
+      <w:pPr>
+        <w:keepNext w:val="false"/>
+        <w:keepLines/>
+        <w:spacing w:after="80" w:line="276" w:lineRule="auto"/>
+      </w:pPr>
+      <w:r>
+        <w:rPr>
+          <w:rFonts w:ascii="Arial" w:cs="Arial" w:eastAsia="Arial" w:hAnsi="Arial"/>
+          <w:b/>
+          <w:bCs/>
+          <w:sz w:val="27"/>
+          <w:szCs w:val="27"/>
+        </w:rPr>
+        <w:t xml:space="preserve">MPI_irecv</w:t>
+      </w:r>
+      <w:r>
+        <w:rPr>
+          <w:rFonts w:ascii="Arial" w:cs="Arial" w:eastAsia="Arial" w:hAnsi="Arial"/>
+          <w:b w:val="false"/>
+          <w:bCs w:val="false"/>
+          <w:sz w:val="27"/>
+          <w:szCs w:val="27"/>
+        </w:rPr>
+        <w:t xml:space="preserve"> — prijemnik je spreman da prihvati poruku; može da proveri da li je poruka stigla ili da čeka (neblokirajuće).</w:t>
+      </w:r>
+    </w:p>
+    <w:p>
+      <w:pPr>
+        <w:keepNext w:val="false"/>
+        <w:spacing w:after="340"/>
+      </w:pPr>
+    </w:p>
+    <w:p>
+      <w:pPr>
+        <w:keepNext/>
+        <w:keepLines/>
+        <w:spacing w:after="140" w:line="276" w:lineRule="auto"/>
+      </w:pPr>
+      <w:r>
+        <w:rPr>
+          <w:rFonts w:ascii="Arial" w:cs="Arial" w:eastAsia="Arial" w:hAnsi="Arial"/>
+          <w:b/>
+          <w:bCs/>
+          <w:sz w:val="28"/>
+          <w:szCs w:val="28"/>
+        </w:rPr>
+        <w:t xml:space="preserve">61. Sveprisutni distribuirani sistemi.</w:t>
+      </w:r>
+    </w:p>
+    <w:p>
+      <w:pPr>
+        <w:keepNext/>
+        <w:keepLines/>
+        <w:spacing w:after="80" w:line="276" w:lineRule="auto"/>
+      </w:pPr>
+      <w:r>
+        <w:rPr>
+          <w:rFonts w:ascii="Arial" w:cs="Arial" w:eastAsia="Arial" w:hAnsi="Arial"/>
+          <w:b w:val="false"/>
+          <w:bCs w:val="false"/>
+          <w:sz w:val="27"/>
+          <w:szCs w:val="27"/>
+        </w:rPr>
+        <w:t xml:space="preserve">Sveprisutni (ugrađeni, embedded) DS je treći tip DS-a u podeli po oblasti primene (uz distribuirane računarske i distribuirane informacione sisteme). Prva dva tipa karakteriše visoka stabilnost — čvorovi su fiksni sa stalnom mrežnom konekcijom; sa pojavom mobilnih i ugrađenih sistema </w:t>
+      </w:r>
+      <w:r>
+        <w:rPr>
+          <w:rFonts w:ascii="Arial" w:cs="Arial" w:eastAsia="Arial" w:hAnsi="Arial"/>
+          <w:b/>
+          <w:bCs/>
+          <w:sz w:val="27"/>
+          <w:szCs w:val="27"/>
+        </w:rPr>
+        <w:t xml:space="preserve">nestabilnost postaje uobičajeno ponašanje</w:t>
+      </w:r>
+      <w:r>
+        <w:rPr>
+          <w:rFonts w:ascii="Arial" w:cs="Arial" w:eastAsia="Arial" w:hAnsi="Arial"/>
+          <w:b w:val="false"/>
+          <w:bCs w:val="false"/>
+          <w:sz w:val="27"/>
+          <w:szCs w:val="27"/>
+        </w:rPr>
+        <w:t xml:space="preserve">.</w:t>
+      </w:r>
+    </w:p>
+    <w:p>
+      <w:pPr>
+        <w:keepNext/>
+        <w:keepLines/>
+        <w:spacing w:after="80" w:line="276" w:lineRule="auto"/>
+      </w:pPr>
+      <w:r>
+        <w:rPr>
+          <w:rFonts w:ascii="Arial" w:cs="Arial" w:eastAsia="Arial" w:hAnsi="Arial"/>
+          <w:b/>
+          <w:bCs/>
+          <w:sz w:val="27"/>
+          <w:szCs w:val="27"/>
+        </w:rPr>
+        <w:t xml:space="preserve">Osobine uređaja:</w:t>
+      </w:r>
+      <w:r>
+        <w:rPr>
+          <w:rFonts w:ascii="Arial" w:cs="Arial" w:eastAsia="Arial" w:hAnsi="Arial"/>
+          <w:b w:val="false"/>
+          <w:bCs w:val="false"/>
+          <w:sz w:val="27"/>
+          <w:szCs w:val="27"/>
+        </w:rPr>
+        <w:t xml:space="preserve"> uglavnom su mali, napajaju se pomoću baterija, mobilni su i imaju samo bežične veze.</w:t>
+      </w:r>
+    </w:p>
+    <w:p>
+      <w:pPr>
+        <w:keepNext/>
+        <w:keepLines/>
+        <w:spacing w:after="80" w:line="276" w:lineRule="auto"/>
+      </w:pPr>
+      <w:r>
+        <w:rPr>
+          <w:rFonts w:ascii="Arial" w:cs="Arial" w:eastAsia="Arial" w:hAnsi="Arial"/>
+          <w:b/>
+          <w:bCs/>
+          <w:sz w:val="27"/>
+          <w:szCs w:val="27"/>
+        </w:rPr>
+        <w:t xml:space="preserve">Važna osobina je odsustvo administrativnog upravljanja:</w:t>
+      </w:r>
+      <w:r>
+        <w:rPr>
+          <w:rFonts w:ascii="Arial" w:cs="Arial" w:eastAsia="Arial" w:hAnsi="Arial"/>
+          <w:b w:val="false"/>
+          <w:bCs w:val="false"/>
+          <w:sz w:val="27"/>
+          <w:szCs w:val="27"/>
+        </w:rPr>
+        <w:t xml:space="preserve"> uređaji sami moraju da otkriju okruženje i da se ugnezde u njega, i moraju biti svesni da se okruženje stalno može menjati.</w:t>
+      </w:r>
+    </w:p>
+    <w:p>
+      <w:pPr>
+        <w:keepNext w:val="false"/>
+        <w:keepLines/>
+        <w:spacing w:after="80" w:line="276" w:lineRule="auto"/>
+      </w:pPr>
+      <w:r>
+        <w:rPr>
+          <w:rFonts w:ascii="Arial" w:cs="Arial" w:eastAsia="Arial" w:hAnsi="Arial"/>
+          <w:b/>
+          <w:bCs/>
+          <w:sz w:val="27"/>
+          <w:szCs w:val="27"/>
+        </w:rPr>
+        <w:t xml:space="preserve">Primeri:</w:t>
+      </w:r>
+      <w:r>
+        <w:rPr>
+          <w:rFonts w:ascii="Arial" w:cs="Arial" w:eastAsia="Arial" w:hAnsi="Arial"/>
+          <w:b w:val="false"/>
+          <w:bCs w:val="false"/>
+          <w:sz w:val="27"/>
+          <w:szCs w:val="27"/>
+        </w:rPr>
+        <w:t xml:space="preserve"> kućni sistemi (organizovani oko jednog centralnog računara — automatsko paljenje svetla, sistemi za navodnjavanje, alarmni sistemi, kućni aparati); elektronski sistemi za monitoring pacijenata; senzorske mreže (merenje temperature, vlažnosti i slanje informacija do bazne stanice gde se obavlja procesiranje).</w:t>
+      </w:r>
+    </w:p>
+    <w:p>
+      <w:pPr>
+        <w:keepNext w:val="false"/>
+        <w:spacing w:after="340"/>
+      </w:pPr>
+    </w:p>
+    <w:p>
+      <w:pPr>
+        <w:keepNext/>
+        <w:keepLines/>
+        <w:spacing w:after="140" w:line="276" w:lineRule="auto"/>
+      </w:pPr>
+      <w:r>
+        <w:rPr>
+          <w:rFonts w:ascii="Arial" w:cs="Arial" w:eastAsia="Arial" w:hAnsi="Arial"/>
+          <w:b/>
+          <w:bCs/>
+          <w:sz w:val="28"/>
+          <w:szCs w:val="28"/>
+        </w:rPr>
+        <w:t xml:space="preserve">47. Navesti sve demone u Hadoop klasteru, objasniti njihove uloge kao i gde se izvršavaju u Hadoop klasteru. Šta predstavlja blok i koje su prednosti korišćenja blokova kod HDFS?</w:t>
+      </w:r>
+    </w:p>
+    <w:p>
+      <w:pPr>
+        <w:keepNext/>
+        <w:keepLines/>
+        <w:spacing w:after="80" w:line="276" w:lineRule="auto"/>
+      </w:pPr>
+      <w:r>
+        <w:rPr>
+          <w:rFonts w:ascii="Arial" w:cs="Arial" w:eastAsia="Arial" w:hAnsi="Arial"/>
+          <w:b w:val="false"/>
+          <w:bCs w:val="false"/>
+          <w:sz w:val="27"/>
+          <w:szCs w:val="27"/>
+        </w:rPr>
+        <w:t xml:space="preserve">Postoje dve vrste demona: </w:t>
+      </w:r>
+      <w:r>
+        <w:rPr>
+          <w:rFonts w:ascii="Arial" w:cs="Arial" w:eastAsia="Arial" w:hAnsi="Arial"/>
+          <w:b/>
+          <w:bCs/>
+          <w:sz w:val="27"/>
+          <w:szCs w:val="27"/>
+        </w:rPr>
+        <w:t xml:space="preserve">HDFS demoni</w:t>
+      </w:r>
+      <w:r>
+        <w:rPr>
+          <w:rFonts w:ascii="Arial" w:cs="Arial" w:eastAsia="Arial" w:hAnsi="Arial"/>
+          <w:b w:val="false"/>
+          <w:bCs w:val="false"/>
+          <w:sz w:val="27"/>
+          <w:szCs w:val="27"/>
+        </w:rPr>
+        <w:t xml:space="preserve"> i </w:t>
+      </w:r>
+      <w:r>
+        <w:rPr>
+          <w:rFonts w:ascii="Arial" w:cs="Arial" w:eastAsia="Arial" w:hAnsi="Arial"/>
+          <w:b/>
+          <w:bCs/>
+          <w:sz w:val="27"/>
+          <w:szCs w:val="27"/>
+        </w:rPr>
+        <w:t xml:space="preserve">MapReduce demoni</w:t>
+      </w:r>
+      <w:r>
+        <w:rPr>
+          <w:rFonts w:ascii="Arial" w:cs="Arial" w:eastAsia="Arial" w:hAnsi="Arial"/>
+          <w:b w:val="false"/>
+          <w:bCs w:val="false"/>
+          <w:sz w:val="27"/>
+          <w:szCs w:val="27"/>
+        </w:rPr>
+        <w:t xml:space="preserve">. U HDFS demone spadaju:</w:t>
+      </w:r>
+    </w:p>
+    <w:p>
+      <w:pPr>
+        <w:keepNext/>
+        <w:keepLines/>
+        <w:spacing w:after="80" w:line="276" w:lineRule="auto"/>
+      </w:pPr>
+      <w:r>
+        <w:rPr>
+          <w:rFonts w:ascii="Arial" w:cs="Arial" w:eastAsia="Arial" w:hAnsi="Arial"/>
+          <w:b/>
+          <w:bCs/>
+          <w:sz w:val="27"/>
+          <w:szCs w:val="27"/>
+        </w:rPr>
+        <w:t xml:space="preserve">NameNode (NN)</w:t>
+      </w:r>
+      <w:r>
+        <w:rPr>
+          <w:rFonts w:ascii="Arial" w:cs="Arial" w:eastAsia="Arial" w:hAnsi="Arial"/>
+          <w:b w:val="false"/>
+          <w:bCs w:val="false"/>
+          <w:sz w:val="27"/>
+          <w:szCs w:val="27"/>
+        </w:rPr>
+        <w:t xml:space="preserve"> — samo jedan, izvršava se na glavnom (master) čvoru. Centralni kontroler HDFS-a: održava fajl sistem namespace, čuva metapodatke (kako su fajlovi podeljeni na blokove, koji slave čvorovi čuvaju koje blokove), nadgleda ponašanje DataNode-ova i koordiniše pristup podacima. Ne čuva podatke nad kojima se vrši obrada; vodi računa da svaki blok zadovolji faktor replikacije.</w:t>
+      </w:r>
+    </w:p>
+    <w:p>
+      <w:pPr>
+        <w:keepNext/>
+        <w:keepLines/>
+        <w:spacing w:after="80" w:line="276" w:lineRule="auto"/>
+      </w:pPr>
+      <w:r>
+        <w:rPr>
+          <w:rFonts w:ascii="Arial" w:cs="Arial" w:eastAsia="Arial" w:hAnsi="Arial"/>
+          <w:b/>
+          <w:bCs/>
+          <w:sz w:val="27"/>
+          <w:szCs w:val="27"/>
+        </w:rPr>
+        <w:t xml:space="preserve">DataNode (DN)</w:t>
+      </w:r>
+      <w:r>
+        <w:rPr>
+          <w:rFonts w:ascii="Arial" w:cs="Arial" w:eastAsia="Arial" w:hAnsi="Arial"/>
+          <w:b w:val="false"/>
+          <w:bCs w:val="false"/>
+          <w:sz w:val="27"/>
+          <w:szCs w:val="27"/>
+        </w:rPr>
+        <w:t xml:space="preserve"> — više njih, na slave čvorovima. Odgovoran za čuvanje podataka u blokovima, primanje naredbi od NN i davanje informacija NN-u. Šalje heartbeat svake 3 sekunde; svaki 10. heartbeat je izveštaj o blokovima.</w:t>
+      </w:r>
+    </w:p>
+    <w:p>
+      <w:pPr>
+        <w:keepNext/>
+        <w:keepLines/>
+        <w:spacing w:after="80" w:line="276" w:lineRule="auto"/>
+      </w:pPr>
+      <w:r>
+        <w:rPr>
+          <w:rFonts w:ascii="Arial" w:cs="Arial" w:eastAsia="Arial" w:hAnsi="Arial"/>
+          <w:b/>
+          <w:bCs/>
+          <w:sz w:val="27"/>
+          <w:szCs w:val="27"/>
+        </w:rPr>
+        <w:t xml:space="preserve">Secondary NameNode</w:t>
+      </w:r>
+      <w:r>
+        <w:rPr>
+          <w:rFonts w:ascii="Arial" w:cs="Arial" w:eastAsia="Arial" w:hAnsi="Arial"/>
+          <w:b w:val="false"/>
+          <w:bCs w:val="false"/>
+          <w:sz w:val="27"/>
+          <w:szCs w:val="27"/>
+        </w:rPr>
+        <w:t xml:space="preserve"> — na serveru na kome nije NN; nije backup NN. Radi konkurentno sa NN kao pomoćni demon: u regularnim intervalima preuzima edit log od NN, spaja ga sa starim checkpoint-om i formira novi checkpoint koji vraća NN-u (koristi se pri sledećem restartu).</w:t>
+      </w:r>
+    </w:p>
+    <w:p>
+      <w:pPr>
+        <w:keepNext/>
+        <w:keepLines/>
+        <w:spacing w:after="80" w:line="276" w:lineRule="auto"/>
+      </w:pPr>
+      <w:r>
+        <w:rPr>
+          <w:rFonts w:ascii="Arial" w:cs="Arial" w:eastAsia="Arial" w:hAnsi="Arial"/>
+          <w:b/>
+          <w:bCs/>
+          <w:sz w:val="27"/>
+          <w:szCs w:val="27"/>
+        </w:rPr>
+        <w:t xml:space="preserve">Blok:</w:t>
+      </w:r>
+      <w:r>
+        <w:rPr>
+          <w:rFonts w:ascii="Arial" w:cs="Arial" w:eastAsia="Arial" w:hAnsi="Arial"/>
+          <w:b w:val="false"/>
+          <w:bCs w:val="false"/>
+          <w:sz w:val="27"/>
+          <w:szCs w:val="27"/>
+        </w:rPr>
+        <w:t xml:space="preserve"> Hadoop koristi blokove da sačuva fajl ili delove fajla; Hadoop blok je fajl na fajl sistemu koji se nalazi u osnovi. Podrazumevana veličina je </w:t>
+      </w:r>
+      <w:r>
+        <w:rPr>
+          <w:rFonts w:ascii="Arial" w:cs="Arial" w:eastAsia="Arial" w:hAnsi="Arial"/>
+          <w:b/>
+          <w:bCs/>
+          <w:sz w:val="27"/>
+          <w:szCs w:val="27"/>
+        </w:rPr>
+        <w:t xml:space="preserve">64MB</w:t>
+      </w:r>
+      <w:r>
+        <w:rPr>
+          <w:rFonts w:ascii="Arial" w:cs="Arial" w:eastAsia="Arial" w:hAnsi="Arial"/>
+          <w:b w:val="false"/>
+          <w:bCs w:val="false"/>
+          <w:sz w:val="27"/>
+          <w:szCs w:val="27"/>
+        </w:rPr>
+        <w:t xml:space="preserve"> (novije verzije 128MB).</w:t>
+      </w:r>
+    </w:p>
+    <w:p>
+      <w:pPr>
+        <w:keepNext w:val="false"/>
+        <w:keepLines/>
+        <w:spacing w:after="80" w:line="276" w:lineRule="auto"/>
+      </w:pPr>
+      <w:r>
+        <w:rPr>
+          <w:rFonts w:ascii="Arial" w:cs="Arial" w:eastAsia="Arial" w:hAnsi="Arial"/>
+          <w:b/>
+          <w:bCs/>
+          <w:sz w:val="27"/>
+          <w:szCs w:val="27"/>
+        </w:rPr>
+        <w:t xml:space="preserve">Prednosti blokova:</w:t>
+      </w:r>
+      <w:r>
+        <w:rPr>
+          <w:rFonts w:ascii="Arial" w:cs="Arial" w:eastAsia="Arial" w:hAnsi="Arial"/>
+          <w:b w:val="false"/>
+          <w:bCs w:val="false"/>
+          <w:sz w:val="27"/>
+          <w:szCs w:val="27"/>
+        </w:rPr>
+        <w:t xml:space="preserve"> 1) imaju fiksnu veličinu pa je lako izračunati koliko će ih stati na disk; 2) raspodelom na više čvorova omogućavaju da fajl bude veći nego bilo koji pojedinačni disk u klasteru; 3) blokovi se repliciraju na više čvorova, što omogućava HDFS-u da bude otporan na greške (Fault Tolerant).</w:t>
+      </w:r>
+    </w:p>
+    <w:p>
+      <w:pPr>
+        <w:keepNext w:val="false"/>
+        <w:spacing w:after="340"/>
+      </w:pPr>
+    </w:p>
+    <w:p>
+      <w:pPr>
+        <w:keepNext/>
+        <w:keepLines/>
+        <w:spacing w:after="140" w:line="276" w:lineRule="auto"/>
+      </w:pPr>
+      <w:r>
+        <w:rPr>
+          <w:rFonts w:ascii="Arial" w:cs="Arial" w:eastAsia="Arial" w:hAnsi="Arial"/>
+          <w:b/>
+          <w:bCs/>
+          <w:sz w:val="28"/>
+          <w:szCs w:val="28"/>
+        </w:rPr>
+        <w:t xml:space="preserve">48. Sledeće pitanje odnosi se na HDFS. Tačna tvrđenja obeležite sa T(tačno) a netačna sa F(netačno).</w:t>
+      </w:r>
+    </w:p>
+    <w:p>
+      <w:pPr>
+        <w:keepNext/>
+        <w:keepLines/>
+        <w:spacing w:after="60" w:line="276" w:lineRule="auto"/>
+        <w:ind w:left="283"/>
+      </w:pPr>
+      <w:r>
+        <w:rPr>
+          <w:rFonts w:ascii="Segoe UI Symbol" w:cs="Segoe UI Symbol" w:eastAsia="Segoe UI Symbol" w:hAnsi="Segoe UI Symbol"/>
+          <w:b/>
+          <w:bCs/>
+          <w:sz w:val="27"/>
+          <w:szCs w:val="27"/>
+        </w:rPr>
+        <w:t xml:space="preserve">✓ </w:t>
+      </w:r>
+      <w:r>
+        <w:rPr>
+          <w:rFonts w:ascii="Arial" w:cs="Arial" w:eastAsia="Arial" w:hAnsi="Arial"/>
+          <w:b/>
+          <w:bCs/>
+          <w:sz w:val="27"/>
+          <w:szCs w:val="27"/>
+        </w:rPr>
+        <w:t xml:space="preserve">a. Faktor replikacije može se konfigurisati na nivou klastera i takođe na nivou fajla. — T (TAČNO)</w:t>
+      </w:r>
+    </w:p>
+    <w:p>
+      <w:pPr>
+        <w:keepNext/>
+        <w:keepLines/>
+        <w:spacing w:after="60" w:line="276" w:lineRule="auto"/>
+        <w:ind w:left="283"/>
+      </w:pPr>
+      <w:r>
+        <w:rPr>
+          <w:rFonts w:ascii="Segoe UI Symbol" w:cs="Segoe UI Symbol" w:eastAsia="Segoe UI Symbol" w:hAnsi="Segoe UI Symbol"/>
+          <w:b/>
+          <w:bCs/>
+          <w:sz w:val="27"/>
+          <w:szCs w:val="27"/>
+        </w:rPr>
+        <w:t xml:space="preserve">✓ </w:t>
+      </w:r>
+      <w:r>
+        <w:rPr>
+          <w:rFonts w:ascii="Arial" w:cs="Arial" w:eastAsia="Arial" w:hAnsi="Arial"/>
+          <w:b/>
+          <w:bCs/>
+          <w:sz w:val="27"/>
+          <w:szCs w:val="27"/>
+        </w:rPr>
+        <w:t xml:space="preserve">b. Izveštaj o blokovima sa svakog DataNode čvora sadrži listu svih blokova koji su smešteni na tom DataNode čvoru. — T (TAČNO)</w:t>
+      </w:r>
+    </w:p>
+    <w:p>
+      <w:pPr>
+        <w:keepNext/>
+        <w:keepLines/>
+        <w:spacing w:after="60" w:line="276" w:lineRule="auto"/>
+        <w:ind w:left="283"/>
+      </w:pPr>
+      <w:r>
+        <w:rPr>
+          <w:rFonts w:ascii="Segoe UI Symbol" w:cs="Segoe UI Symbol" w:eastAsia="Segoe UI Symbol" w:hAnsi="Segoe UI Symbol"/>
+          <w:b/>
+          <w:bCs/>
+          <w:sz w:val="27"/>
+          <w:szCs w:val="27"/>
+        </w:rPr>
+        <w:t xml:space="preserve">✓ </w:t>
+      </w:r>
+      <w:r>
+        <w:rPr>
+          <w:rFonts w:ascii="Arial" w:cs="Arial" w:eastAsia="Arial" w:hAnsi="Arial"/>
+          <w:b/>
+          <w:bCs/>
+          <w:sz w:val="27"/>
+          <w:szCs w:val="27"/>
+        </w:rPr>
+        <w:t xml:space="preserve">c. Korisnički podaci se skladište na lokalnom fajl sistemu DataNode čvorova. — T (TAČNO)</w:t>
+      </w:r>
+    </w:p>
+    <w:p>
+      <w:pPr>
+        <w:keepNext w:val="false"/>
+        <w:keepLines/>
+        <w:spacing w:after="60" w:line="276" w:lineRule="auto"/>
+        <w:ind w:left="283"/>
+      </w:pPr>
+      <w:r>
+        <w:rPr>
+          <w:rFonts w:ascii="Segoe UI Symbol" w:cs="Segoe UI Symbol" w:eastAsia="Segoe UI Symbol" w:hAnsi="Segoe UI Symbol"/>
+          <w:b w:val="false"/>
+          <w:bCs w:val="false"/>
+          <w:sz w:val="27"/>
+          <w:szCs w:val="27"/>
+        </w:rPr>
+        <w:t xml:space="preserve">✗ </w:t>
+      </w:r>
+      <w:r>
+        <w:rPr>
+          <w:rFonts w:ascii="Arial" w:cs="Arial" w:eastAsia="Arial" w:hAnsi="Arial"/>
+          <w:b w:val="false"/>
+          <w:bCs w:val="false"/>
+          <w:sz w:val="27"/>
+          <w:szCs w:val="27"/>
+        </w:rPr>
+        <w:t xml:space="preserve">d. DataNode čvor zna kojim fajlovima pripadaju blokovi koji su na njemu smešteni. — F (NETAČNO)</w:t>
+      </w:r>
+    </w:p>
+    <w:p>
+      <w:pPr>
+        <w:keepNext w:val="false"/>
+        <w:spacing w:after="340"/>
+      </w:pPr>
+    </w:p>
+    <w:p>
+      <w:pPr>
+        <w:keepNext/>
+        <w:keepLines/>
+        <w:spacing w:after="140" w:line="276" w:lineRule="auto"/>
+      </w:pPr>
+      <w:r>
+        <w:rPr>
+          <w:rFonts w:ascii="Arial" w:cs="Arial" w:eastAsia="Arial" w:hAnsi="Arial"/>
+          <w:b/>
+          <w:bCs/>
+          <w:sz w:val="28"/>
+          <w:szCs w:val="28"/>
+        </w:rPr>
+        <w:t xml:space="preserve">49. Koji fajlovi se trajno pamte na lokalnom disku NameNode-a? Koje informacije se ne pamte trajno na lokalnom disku, a neophodne su prilikom restarta NameNode-a? Odakle se dobijaju te informacije?</w:t>
+      </w:r>
+    </w:p>
+    <w:p>
+      <w:pPr>
+        <w:keepNext/>
+        <w:keepLines/>
+        <w:spacing w:after="80" w:line="276" w:lineRule="auto"/>
+      </w:pPr>
+      <w:r>
+        <w:rPr>
+          <w:rFonts w:ascii="Arial" w:cs="Arial" w:eastAsia="Arial" w:hAnsi="Arial"/>
+          <w:b/>
+          <w:bCs/>
+          <w:sz w:val="27"/>
+          <w:szCs w:val="27"/>
+        </w:rPr>
+        <w:t xml:space="preserve">Trajno se pamte na lokalnom disku NN-a (2 fajla):</w:t>
+      </w:r>
+    </w:p>
+    <w:p>
+      <w:pPr>
+        <w:keepNext/>
+        <w:keepLines/>
+        <w:spacing w:after="80" w:line="276" w:lineRule="auto"/>
+      </w:pPr>
+      <w:r>
+        <w:rPr>
+          <w:rFonts w:ascii="Arial" w:cs="Arial" w:eastAsia="Arial" w:hAnsi="Arial"/>
+          <w:b w:val="false"/>
+          <w:bCs w:val="false"/>
+          <w:sz w:val="27"/>
+          <w:szCs w:val="27"/>
+        </w:rPr>
+        <w:t xml:space="preserve">• </w:t>
+      </w:r>
+      <w:r>
+        <w:rPr>
+          <w:rFonts w:ascii="Arial" w:cs="Arial" w:eastAsia="Arial" w:hAnsi="Arial"/>
+          <w:b/>
+          <w:bCs/>
+          <w:sz w:val="27"/>
+          <w:szCs w:val="27"/>
+        </w:rPr>
+        <w:t xml:space="preserve">fsimage</w:t>
+      </w:r>
+      <w:r>
+        <w:rPr>
+          <w:rFonts w:ascii="Arial" w:cs="Arial" w:eastAsia="Arial" w:hAnsi="Arial"/>
+          <w:b w:val="false"/>
+          <w:bCs w:val="false"/>
+          <w:sz w:val="27"/>
+          <w:szCs w:val="27"/>
+        </w:rPr>
+        <w:t xml:space="preserve"> (Checkpoint image / Namespace fajl) — snapshot metapodataka fajl sistema;</w:t>
+      </w:r>
+    </w:p>
+    <w:p>
+      <w:pPr>
+        <w:keepNext/>
+        <w:keepLines/>
+        <w:spacing w:after="80" w:line="276" w:lineRule="auto"/>
+      </w:pPr>
+      <w:r>
+        <w:rPr>
+          <w:rFonts w:ascii="Arial" w:cs="Arial" w:eastAsia="Arial" w:hAnsi="Arial"/>
+          <w:b w:val="false"/>
+          <w:bCs w:val="false"/>
+          <w:sz w:val="27"/>
+          <w:szCs w:val="27"/>
+        </w:rPr>
+        <w:t xml:space="preserve">• </w:t>
+      </w:r>
+      <w:r>
+        <w:rPr>
+          <w:rFonts w:ascii="Arial" w:cs="Arial" w:eastAsia="Arial" w:hAnsi="Arial"/>
+          <w:b/>
+          <w:bCs/>
+          <w:sz w:val="27"/>
+          <w:szCs w:val="27"/>
+        </w:rPr>
+        <w:t xml:space="preserve">edit log</w:t>
+      </w:r>
+      <w:r>
+        <w:rPr>
+          <w:rFonts w:ascii="Arial" w:cs="Arial" w:eastAsia="Arial" w:hAnsi="Arial"/>
+          <w:b w:val="false"/>
+          <w:bCs w:val="false"/>
+          <w:sz w:val="27"/>
+          <w:szCs w:val="27"/>
+        </w:rPr>
+        <w:t xml:space="preserve"> — fajl u kome se trajno čuvaju sve promene koje se dešavaju u HDFS-u.</w:t>
+      </w:r>
+    </w:p>
+    <w:p>
+      <w:pPr>
+        <w:keepNext/>
+        <w:keepLines/>
+        <w:spacing w:after="80" w:line="276" w:lineRule="auto"/>
+      </w:pPr>
+      <w:r>
+        <w:rPr>
+          <w:rFonts w:ascii="Arial" w:cs="Arial" w:eastAsia="Arial" w:hAnsi="Arial"/>
+          <w:b w:val="false"/>
+          <w:bCs w:val="false"/>
+          <w:sz w:val="27"/>
+          <w:szCs w:val="27"/>
+        </w:rPr>
+        <w:t xml:space="preserve">Pri restartu NN promene iz edit loga se primenjuju na poslednju verziju Namespace fajla (fsimage) da bi se dobila nova verzija metapodataka fajl sistema.</w:t>
+      </w:r>
+    </w:p>
+    <w:p>
+      <w:pPr>
+        <w:keepNext/>
+        <w:keepLines/>
+        <w:spacing w:after="80" w:line="276" w:lineRule="auto"/>
+      </w:pPr>
+      <w:r>
+        <w:rPr>
+          <w:rFonts w:ascii="Arial" w:cs="Arial" w:eastAsia="Arial" w:hAnsi="Arial"/>
+          <w:b/>
+          <w:bCs/>
+          <w:sz w:val="27"/>
+          <w:szCs w:val="27"/>
+        </w:rPr>
+        <w:t xml:space="preserve">Ne pamti se trajno:</w:t>
+      </w:r>
+      <w:r>
+        <w:rPr>
+          <w:rFonts w:ascii="Arial" w:cs="Arial" w:eastAsia="Arial" w:hAnsi="Arial"/>
+          <w:b w:val="false"/>
+          <w:bCs w:val="false"/>
+          <w:sz w:val="27"/>
+          <w:szCs w:val="27"/>
+        </w:rPr>
+        <w:t xml:space="preserve"> preslikavanje blokova na DataNode čvorove (na kom DN-u se koji blok fizički nalazi) — NN te podatke drži samo u glavnoj memoriji, jer se u velikim sistemima često menjaju.</w:t>
+      </w:r>
+    </w:p>
+    <w:p>
+      <w:pPr>
+        <w:keepNext w:val="false"/>
+        <w:keepLines/>
+        <w:spacing w:after="80" w:line="276" w:lineRule="auto"/>
+      </w:pPr>
+      <w:r>
+        <w:rPr>
+          <w:rFonts w:ascii="Arial" w:cs="Arial" w:eastAsia="Arial" w:hAnsi="Arial"/>
+          <w:b/>
+          <w:bCs/>
+          <w:sz w:val="27"/>
+          <w:szCs w:val="27"/>
+        </w:rPr>
+        <w:t xml:space="preserve">Odakle se dobijaju:</w:t>
+      </w:r>
+      <w:r>
+        <w:rPr>
+          <w:rFonts w:ascii="Arial" w:cs="Arial" w:eastAsia="Arial" w:hAnsi="Arial"/>
+          <w:b w:val="false"/>
+          <w:bCs w:val="false"/>
+          <w:sz w:val="27"/>
+          <w:szCs w:val="27"/>
+        </w:rPr>
+        <w:t xml:space="preserve"> iz </w:t>
+      </w:r>
+      <w:r>
+        <w:rPr>
+          <w:rFonts w:ascii="Arial" w:cs="Arial" w:eastAsia="Arial" w:hAnsi="Arial"/>
+          <w:b/>
+          <w:bCs/>
+          <w:sz w:val="27"/>
+          <w:szCs w:val="27"/>
+        </w:rPr>
+        <w:t xml:space="preserve">izveštaja o blokovima (block report)</w:t>
+      </w:r>
+      <w:r>
+        <w:rPr>
+          <w:rFonts w:ascii="Arial" w:cs="Arial" w:eastAsia="Arial" w:hAnsi="Arial"/>
+          <w:b w:val="false"/>
+          <w:bCs w:val="false"/>
+          <w:sz w:val="27"/>
+          <w:szCs w:val="27"/>
+        </w:rPr>
+        <w:t xml:space="preserve"> koje DataNode-ovi šalju NameNode-u — svaki 10. heartbeat je izveštaj u kome DN prijavljuje koje blokove čuva.</w:t>
+      </w:r>
+    </w:p>
+    <w:p>
+      <w:pPr>
+        <w:keepNext w:val="false"/>
+        <w:spacing w:after="340"/>
+      </w:pPr>
+    </w:p>
+    <w:p>
+      <w:pPr>
+        <w:keepNext/>
+        <w:keepLines/>
+        <w:spacing w:after="140" w:line="276" w:lineRule="auto"/>
+      </w:pPr>
+      <w:r>
+        <w:rPr>
+          <w:rFonts w:ascii="Arial" w:cs="Arial" w:eastAsia="Arial" w:hAnsi="Arial"/>
+          <w:b/>
+          <w:bCs/>
+          <w:sz w:val="28"/>
+          <w:szCs w:val="28"/>
+        </w:rPr>
+        <w:t xml:space="preserve">50. Sledeće pitanje odnosi se na HDFS. Tačna tvrđenja obeležite sa T(tačno) a netačna sa F(netačno).</w:t>
+      </w:r>
+    </w:p>
+    <w:p>
+      <w:pPr>
+        <w:keepNext/>
+        <w:keepLines/>
+        <w:spacing w:after="60" w:line="276" w:lineRule="auto"/>
+        <w:ind w:left="283"/>
+      </w:pPr>
+      <w:r>
+        <w:rPr>
+          <w:rFonts w:ascii="Segoe UI Symbol" w:cs="Segoe UI Symbol" w:eastAsia="Segoe UI Symbol" w:hAnsi="Segoe UI Symbol"/>
+          <w:b w:val="false"/>
+          <w:bCs w:val="false"/>
+          <w:sz w:val="27"/>
+          <w:szCs w:val="27"/>
+        </w:rPr>
+        <w:t xml:space="preserve">✗ </w:t>
+      </w:r>
+      <w:r>
+        <w:rPr>
+          <w:rFonts w:ascii="Arial" w:cs="Arial" w:eastAsia="Arial" w:hAnsi="Arial"/>
+          <w:b w:val="false"/>
+          <w:bCs w:val="false"/>
+          <w:sz w:val="27"/>
+          <w:szCs w:val="27"/>
+        </w:rPr>
+        <w:t xml:space="preserve">a. Svaki fajl je podrazumevano podeljen na 32 MB po defaultu — F (NETAČNO)</w:t>
+      </w:r>
+    </w:p>
+    <w:p>
+      <w:pPr>
+        <w:keepNext/>
+        <w:keepLines/>
+        <w:spacing w:after="60" w:line="276" w:lineRule="auto"/>
+        <w:ind w:left="283"/>
+      </w:pPr>
+      <w:r>
+        <w:rPr>
+          <w:rFonts w:ascii="Segoe UI Symbol" w:cs="Segoe UI Symbol" w:eastAsia="Segoe UI Symbol" w:hAnsi="Segoe UI Symbol"/>
+          <w:b w:val="false"/>
+          <w:bCs w:val="false"/>
+          <w:sz w:val="27"/>
+          <w:szCs w:val="27"/>
+        </w:rPr>
+        <w:t xml:space="preserve">✗ </w:t>
+      </w:r>
+      <w:r>
+        <w:rPr>
+          <w:rFonts w:ascii="Arial" w:cs="Arial" w:eastAsia="Arial" w:hAnsi="Arial"/>
+          <w:b w:val="false"/>
+          <w:bCs w:val="false"/>
+          <w:sz w:val="27"/>
+          <w:szCs w:val="27"/>
+        </w:rPr>
+        <w:t xml:space="preserve">b. NameNode čuva podatke fajla u obliku blokova podataka — F (NETAČNO)</w:t>
+      </w:r>
+    </w:p>
+    <w:p>
+      <w:pPr>
+        <w:keepNext/>
+        <w:keepLines/>
+        <w:spacing w:after="60" w:line="276" w:lineRule="auto"/>
+        <w:ind w:left="283"/>
+      </w:pPr>
+      <w:r>
+        <w:rPr>
+          <w:rFonts w:ascii="Segoe UI Symbol" w:cs="Segoe UI Symbol" w:eastAsia="Segoe UI Symbol" w:hAnsi="Segoe UI Symbol"/>
+          <w:b w:val="false"/>
+          <w:bCs w:val="false"/>
+          <w:sz w:val="27"/>
+          <w:szCs w:val="27"/>
+        </w:rPr>
+        <w:t xml:space="preserve">✗ </w:t>
+      </w:r>
+      <w:r>
+        <w:rPr>
+          <w:rFonts w:ascii="Arial" w:cs="Arial" w:eastAsia="Arial" w:hAnsi="Arial"/>
+          <w:b w:val="false"/>
+          <w:bCs w:val="false"/>
+          <w:sz w:val="27"/>
+          <w:szCs w:val="27"/>
+        </w:rPr>
+        <w:t xml:space="preserve">c. HDFS se koristi za scenarije koji zahtevaju istovremeno upisivanje u istu datoteku — F (NETAČNO)</w:t>
+      </w:r>
+    </w:p>
+    <w:p>
+      <w:pPr>
+        <w:keepNext w:val="false"/>
+        <w:keepLines/>
+        <w:spacing w:after="60" w:line="276" w:lineRule="auto"/>
+        <w:ind w:left="283"/>
+      </w:pPr>
+      <w:r>
+        <w:rPr>
+          <w:rFonts w:ascii="Segoe UI Symbol" w:cs="Segoe UI Symbol" w:eastAsia="Segoe UI Symbol" w:hAnsi="Segoe UI Symbol"/>
+          <w:b/>
+          <w:bCs/>
+          <w:sz w:val="27"/>
+          <w:szCs w:val="27"/>
+        </w:rPr>
+        <w:t xml:space="preserve">✓ </w:t>
+      </w:r>
+      <w:r>
+        <w:rPr>
+          <w:rFonts w:ascii="Arial" w:cs="Arial" w:eastAsia="Arial" w:hAnsi="Arial"/>
+          <w:b/>
+          <w:bCs/>
+          <w:sz w:val="27"/>
+          <w:szCs w:val="27"/>
+        </w:rPr>
+        <w:t xml:space="preserve">d. Faktor replikacije se može konfigurisati na nivou klastera (podrazumevano je podešeno na 3) i takođe na nivou fajla — T (TAČNO)</w:t>
       </w:r>
     </w:p>
     <w:sectPr>
